--- a/01_《三人行》全24集全流程标杆成品库/06_核心场景一景一档/场景04_502室神秘老人安全屋（复古街机玄关·客厅沙发·000000电子保险箱·黑帘跨时空线索暗室·老式卧室）.docx
+++ b/01_《三人行》全24集全流程标杆成品库/06_核心场景一景一档/场景04_502室神秘老人安全屋（复古街机玄关·客厅沙发·000000电子保险箱·黑帘跨时空线索暗室·老式卧室）.docx
@@ -1365,2252 +1365,6 @@
         <w:t>EP20小赵与荀未来在502暗室从下午聊到深夜；EP21苏醒的赵了回502室用“000000”打开保险箱许下“我们三个共同面对”承诺，并假装植物人试出小雪真心；EP22赵了与中介办退租、三代人在502室拍下徐家宝报身份证号的认罪DV、老年余博士现身502室（门外小雪偷听得知舒图即徐图图）；EP23真房东张叔收回502室。</w:t>
       </w:r>
     </w:p>
-    <w:p>
-      <w:pPr>
-        <w:spacing w:before="160" w:after="80" w:line="384" w:lineRule="auto"/>
-        <w:jc w:val="left"/>
-      </w:pPr>
-      <w:r>
-        <w:rPr>
-          <w:rFonts w:ascii="Arial" w:hAnsi="Arial" w:eastAsia="黑体"/>
-          <w:b/>
-          <w:color w:val="141414"/>
-          <w:sz w:val="22"/>
-        </w:rPr>
-        <w:t>（附）本场景全剧登场场次、人物走位调度与场内对白逐集纪实（100%对齐定稿文学剧本）</w:t>
-      </w:r>
-    </w:p>
-    <w:p>
-      <w:pPr>
-        <w:spacing w:before="40" w:after="80" w:line="384" w:lineRule="auto"/>
-        <w:ind w:firstLine="400"/>
-        <w:jc w:val="left"/>
-      </w:pPr>
-      <w:r>
-        <w:rPr>
-          <w:rFonts w:ascii="Times New Roman" w:hAnsi="Times New Roman" w:eastAsia="宋体"/>
-          <w:b w:val="0"/>
-          <w:color w:val="141414"/>
-          <w:sz w:val="20"/>
-        </w:rPr>
-        <w:t>◆ EP01《夺回人生》：【1-44　内　神秘老人房间（赵左右家隔壁） — 日】：出场角色：赵了（神秘老人）；空间调度与动作详情：清晨的高色温阳光从左侧装有浅绿防盗栏的双扇木窗斜射进屋内，窗台上摆着绿植盆栽与白搪瓷缸，旧木桌上立着一盏橙黄色圆球灯罩复古台灯。房间右侧靠墙的单人木床上，整整齐齐叠放着那床刚从赵左右家买来的红绿灰格纹旧棉被。 神秘老人推门走进房间，在床尾与木桌之间站定。他抬起双手，先摘下头顶的黑色窄檐礼帽，随后缓缓摘下脸上的深色墨镜——露出一头向后梳拢的银白短发、刻满岁月沟壑的66岁苍老面容，以及左额角那道清晰的陈年旧伤疤。 老人缓缓坐到那床叠着赵家旧被子的单人床沿上，翻开手中的老式黑色翻盖手机。小小的液晶屏幕上，清晰显示着刚才在八中铁围栏外偷拍到的荀未来与少年赵左右的照片。 晨光映在老人深不见底的眼眸中。他死死盯着屏幕上的41岁自己，苍老低沉的声音在寂静的房间里一字一顿地响起。 *开始片尾音乐：；场内关键对白：赵了（神秘老人）：“苟未来。”</w:t>
-      </w:r>
-    </w:p>
-    <w:p>
-      <w:pPr>
-        <w:spacing w:before="40" w:after="80" w:line="384" w:lineRule="auto"/>
-        <w:ind w:firstLine="400"/>
-        <w:jc w:val="left"/>
-      </w:pPr>
-      <w:r>
-        <w:rPr>
-          <w:rFonts w:ascii="Times New Roman" w:hAnsi="Times New Roman" w:eastAsia="宋体"/>
-          <w:b w:val="0"/>
-          <w:color w:val="141414"/>
-          <w:sz w:val="20"/>
-        </w:rPr>
-        <w:t>◆ EP02《第三个雪人》：【2-2　内　赵左右家老居民楼·五楼楼道（噩梦） — 夜】：出场角色：赵了；空间调度与动作详情：夜深人静。身穿黑白横条纹睡衣的赵左右打着手电筒，轻轻推开501室的防盗门，蹑手蹑脚地溜进昏暗的五楼楼道。 赵左右猫着腰走到对门502室（赵了住处）的绿色防盗门前，把耳朵贴在门板上听了听。随后他从睡衣口袋里掏出银灰色诺基亚直板手机，按下录音键，小心翼翼地将手机从502室门底的缝隙塞了进去。 数秒后，赵左右将手机从门缝下抽回来，点开播放键贴在耳边细听——听筒里只有一片死寂的沙沙声。就在这时，502室门内突然传来一阵沉稳的皮鞋脚步声，一步步逼近门后！ 赵左右脸色骤变，慌忙收起手机转身想跑，头顶的楼道声控灯却在此时“啪”地熄灭。黑暗中，502室的铁门缓缓拉开，赵左右吓得瘫坐在501室门口。 声控灯再次亮起——头戴黑色礼帽、身穿黑色长大衣的66岁赵了如同恐怖片里的终极反派般高高伫立在赵左右面前，居高临下地俯视着他。；场内关键对白：赵了：“别怕，孩子，恐怖片里主角，都是这么作死的。”　【2-4　内　赵左右家老居民楼·五楼楼梯间与502室（闪回） — 日/夜】：出场角色：赵了、赵左右、赵左右（内心独白）；空间调度与动作详情：【闪回·前一日五楼楼道】16岁的赵左右背着双肩书包顺着水泥楼梯走上五楼，站在自家501室绿色防盗门前掏钥匙。对门502室的防盗门“吱呀”一声推开，满头银发、身穿黑色针织毛衣内搭白衬衫的66岁赵了探身站在门口，温和地叫住了他。 赵左右背对着赵了浑身紧绷，头也不敢回地支吾推脱，捏着钥匙的手紧张得直抖，连捅了几下都没能把钥匙插进501室的锁孔里。 身后的赵了气定神闲地吐出两个字。 赵左右拧钥匙的动作骤然停住，缓缓转过头去——只见502室门口的赵了正微笑着举起左手，手里赫然捏着两张崭新的红色百元大钞。 赵了拿着手机快步走开。赵左右一个人失魂落魄地坐在水泥楼梯台阶上，两手各捏着一张百元大钞捂住眼睛，心里泛起阵阵嘀咕与懊悔。；场内关键对白：赵了：“孩子，手机借我用用。” ／ 赵左右：“没……没带。” ／ 赵了：“我租。” ／ 赵左右（内心独白）：“凶手会在下手之前采风，试探自己的猎物……真不该借给他的。”</w:t>
-      </w:r>
-    </w:p>
-    <w:p>
-      <w:pPr>
-        <w:spacing w:before="40" w:after="80" w:line="384" w:lineRule="auto"/>
-        <w:ind w:firstLine="400"/>
-        <w:jc w:val="left"/>
-      </w:pPr>
-      <w:r>
-        <w:rPr>
-          <w:rFonts w:ascii="Times New Roman" w:hAnsi="Times New Roman" w:eastAsia="宋体"/>
-          <w:b w:val="0"/>
-          <w:color w:val="141414"/>
-          <w:sz w:val="20"/>
-        </w:rPr>
-        <w:t>◆ EP03《少年的决定》：【3-3　内　老居民楼502室·赵了房间与501室赵左右卧室（交叉剪辑与三分屏） — 夜】：出场角色：系统电子女声（画外音）、赵了（代赵左右发QQ）、徐图图（QQ消息）、赵左右、赵左右（闪回）；空间调度与动作详情：一墙之隔的对门502室房间内没有开顶灯，四周幽暗静谧。66岁的赵了身穿黑白复古几何印花开衫端坐在书桌前，面前的一台银色三星（SAMSUNG R55）笔记本电脑散发着冷冽的蓝白光晕。 赵了的笔记本屏幕上完整投射着对门501室赵左右台式电脑的实时远程桌面，屏幕最上方悬浮着一条醒目的深蓝色系统状态栏——“黑鸽子 V2.1 入侵监控中 ｜ 远程控制：关闭”。 赵了注视着屏幕上徐图图发来的邀请以及赵左右留在输入框里的那句“要不下次吧（”，苍老的眼底浮起一抹温和而笃定的笑意。他移动鼠标点击顶栏按钮将“远程控制”切换为“开启”，修长的手指按动退格键，将“要不下次吧（”逐字删空，随后替16岁的自己飞快敲下一行字并点击发送。 【交叉剪辑·徐图图卧室】守在IBM笔记本电脑前的徐图图听到提示音，看到屏幕跳出“狂野阳光：好呀，几点？”，原本失落的眼睛瞬间亮起璀璨的光彩，惊喜地捂住嘴，随即十指如飞地秒回过去。 【切回502室赵了房间】看着屏幕上跳出的欢快颜文字，赵了嘴角含笑点了点头。为了不让16岁的自己察觉异样，赵了心思缜密地在远程控制的QQ输入框里重新敲回“要不下次ba”，保留着拼音输入法候选框“1:把 2:八 3:吧”的未完成状态，随后从容关闭远程控制。；场内关键对白：系统电子女声（画外音）：“黑鸽子为您持续远程监控中。” ／ 赵了（代赵左右发QQ）：“好呀，几点？” ／ 徐图图（QQ消息）：“晚上五点半、不见不散 (/≧∇≦)/” ／ 赵左右：“我刚发过去了吗？” ／ 赵左右（闪回）：“我喜欢徐图图！”</w:t>
-      </w:r>
-    </w:p>
-    <w:p>
-      <w:pPr>
-        <w:spacing w:before="40" w:after="80" w:line="384" w:lineRule="auto"/>
-        <w:ind w:firstLine="400"/>
-        <w:jc w:val="left"/>
-      </w:pPr>
-      <w:r>
-        <w:rPr>
-          <w:rFonts w:ascii="Times New Roman" w:hAnsi="Times New Roman" w:eastAsia="宋体"/>
-          <w:b w:val="0"/>
-          <w:color w:val="141414"/>
-          <w:sz w:val="20"/>
-        </w:rPr>
-        <w:t>◆ EP04《避风港争夺战》：【4-14　内　福慧家园6栋五楼·501与502室门外楼梯间 — 日】：出场角色：荀未来（自语）；空间调度与动作详情：2008年1月31日（周四）清晨。身穿卡其色厚羽绒服、戴着黑色毛线手套的41岁荀未来急匆匆爬上福慧家园6栋五楼的水泥楼梯间。 荀未来先凑到501室绿色防盗铁门前侧耳倾听，又转过身打量对门紧闭的502室房门，神色愈发凝重。 荀未来一咬牙，转身快步跑下楼梯。 切至：；场内关键对白：荀未来（自语）：“没去麻辣烫店，也不在他家……难道是未来的我，预判了我的预判？！这姜真是越老越辣！不行，不能让他趁虚而入改变了赵左右的想法！”</w:t>
-      </w:r>
-    </w:p>
-    <w:p>
-      <w:pPr>
-        <w:spacing w:before="40" w:after="80" w:line="384" w:lineRule="auto"/>
-        <w:ind w:firstLine="400"/>
-        <w:jc w:val="left"/>
-      </w:pPr>
-      <w:r>
-        <w:rPr>
-          <w:rFonts w:ascii="Times New Roman" w:hAnsi="Times New Roman" w:eastAsia="宋体"/>
-          <w:b w:val="0"/>
-          <w:color w:val="141414"/>
-          <w:sz w:val="20"/>
-        </w:rPr>
-        <w:t>◆ EP05《回家》：【5-5　内　赵左右家楼道·501与502室门前 — 日】：出场角色：赵了、刘美奕；空间调度与动作详情：五楼狭窄的水泥楼道内，头戴八角鸭舌帽、身穿棕色长款翻领呢大衣的六十六岁赵了双手交叠在腹前，略带歉意地微躬着身子站在五零一室门前；身穿黑白宽条纹高领毛衣的母亲刘美奕倚在门框旁，神色温和。 刘美奕露出理解的微笑，轻轻摇了摇头宽慰这位热心的老邻居。 刘美奕感激地频频点头，礼貌地向赵了致意。 赵了温和地点头目送刘美奕关门，眼神里满是跨越半个世纪的眷恋与克制。 切至：；场内关键对白：赵了：“不好意思，我没能把小赵带回来。” ／ 刘美奕：“没关系，让他在漫画屋住几天也好。这个年纪嘛，正是交真朋友的时候。” ／ 赵了：“你放心，过年前，我一定再想办法劝他回家住。” ／ 刘美奕：“我自己找时间去漫画屋找他就行。真不好意思，我们家的事，让您费心了。”　【5-12　内　赵左右家楼道·501与502室门前 — 夜】：出场角色：开锁师傅、赵了、巡警、赵东来；空间调度与动作详情：五楼五零二室门前，身穿深绿色棉衣的开锁师傅转动工具咔哒一声打开房门，起身收拾好工具包下楼。巡警 220103 站在门旁温和地叮嘱赵了。 赵了连连点头道谢，与巡警挥手互致新年祝福。 巡警转身下楼，正好与一手拎着黑色公文包、一手插兜走上楼梯的赵东来擦肩而过。赵东来停步回头目送警察下楼的背影，满脸疑惑；站在五零二室门前的赵了立刻满脸堆笑地迎上前去。 赵东来喝得满面红光，带着笑意比划着手势，拍了拍胸脯炫耀。 赵了顺势竖起大拇指迎合，感慨起自己年轻时的风光。；场内关键对白：开锁师傅：“哎哟，开了。好了，我走了。” ／ 赵了：“哎，谢谢，谢谢。” ／ 巡警：“您以后啊，一定多留心点。万一遇到什么需要帮助的情况啊，就来派出所找我们。” ／ 赵了：“好，谢谢警察同志。” ／ 巡警：“那就不打扰了。祝您新年快乐。”　【5-17　外/内　家属院·雪夜长椅与502室卧室 — 深夜】：出场角色：赵东来、荀未来、赵左右、赵了；空间调度与动作详情：居民楼外的走廊长椅旁积着厚雪，昏黄的路灯下，赵东来与荀未来并肩倚坐在长椅上，手里各自握着绿罐雪花啤酒，不时仰头畅饮后长吁一口气，满脸疲态。 赵东来摆了摆手，转头看着身旁的荀未来认真强调。 不远处的台阶下方阴影里，寻来的赵左右听到上方的说话声停下脚步，仰起头望向长椅方向（画外音）。 长椅上，喝高了的赵东来神情落寞、眼眶泛红，一边拍着胸口比划手势，一边满面辛酸地仰靠在墙上吐露苦水。 站在台阶下阴影里的赵左右听到父亲那句“哎呦我是真没钱呀”，眼神微微一颤，眼底涌起一阵心疼与触动。然而紧接着，长椅上的荀未来神色从同情转为得意，伸手一把搭住赵东来的肩膀炫耀起来。；场内关键对白：赵东来：“鞠躬尽瘁你知道吗？我真的是鞠躬尽瘁呀，啊。” ／ 荀未来：“谁不是呢？想把最好的东西都给他。” ／ 赵东来：“谁不是啊，嗯？不不不不，咱两个不一样，那我是他爸，我要对他负责啊！” ／ 赵左右：“他们去哪儿了？应该没走远吧。” ／ 赵东来：“你知道孩子从小，吃喝拉撒、买衣服、看病、上学，哪都得花钱啊！哎哟我这压力是真大呀，他呢？他什么时候能够理解过我这个当爹的啊？你就说他想要那个手机，我能不想给他吗？哎呦我是真没钱呀！”</w:t>
-      </w:r>
-    </w:p>
-    <w:p>
-      <w:pPr>
-        <w:spacing w:before="40" w:after="80" w:line="384" w:lineRule="auto"/>
-        <w:ind w:firstLine="400"/>
-        <w:jc w:val="left"/>
-      </w:pPr>
-      <w:r>
-        <w:rPr>
-          <w:rFonts w:ascii="Times New Roman" w:hAnsi="Times New Roman" w:eastAsia="宋体"/>
-          <w:b w:val="0"/>
-          <w:color w:val="141414"/>
-          <w:sz w:val="20"/>
-        </w:rPr>
-        <w:t>◆ EP06《暖雪》：【6-12　内　赵左右家·餐厅与502室门前 — 夜】：出场角色：赵左右、刘美奕、赵东来、赵了；空间调度与动作详情：除夕之夜，五零一室餐厅桌上摆满了丰盛的年夜饭（包括锅包肉与炸茄盒）。身穿浅蓝色毛衣的赵左右与身穿灰色针织衫的赵东来围坐桌旁互相夹菜，系着粉色围裙的刘美奕端着一个装满热菜的双层不锈钢饭盒从厨房走出来。 赵东来端起酒杯乐呵呵地招呼儿子碰杯，刘美奕将不锈钢饭盒递给赵左右。 赵左右接过饭盒，疑惑地眨了眨眼。 赵左右双手托着不锈钢饭盒走到对门五零二室门前敲了敲门。身穿卡其色厚羽绒服、面容憔悴的六十六岁赵了微开房门。赵左右神色真诚地将饭盒递到身前。 赵了眼中闪过一丝意外与触动，低声询问。；场内关键对白：赵左右：“妈，你别忙活了快来吃啊。” ／ 刘美奕：“哎，马上啊。” ／ 赵东来：“陪我喝一个，陪我喝一个。” ／ 赵左右：“这个这个。” ／ 刘美奕：“儿子，过来来，把这个饭盒啊，给赵了爷爷送过去。”</w:t>
-      </w:r>
-    </w:p>
-    <w:p>
-      <w:pPr>
-        <w:spacing w:before="40" w:after="80" w:line="384" w:lineRule="auto"/>
-        <w:ind w:firstLine="400"/>
-        <w:jc w:val="left"/>
-      </w:pPr>
-      <w:r>
-        <w:rPr>
-          <w:rFonts w:ascii="Times New Roman" w:hAnsi="Times New Roman" w:eastAsia="宋体"/>
-          <w:b w:val="0"/>
-          <w:color w:val="141414"/>
-          <w:sz w:val="20"/>
-        </w:rPr>
-        <w:t>◆ EP07《舒图来了》：【7-2　内　赵了家·卧室 — 夜】：出场角色：赵了；空间调度与动作详情：昏暗的五零二室卧室内，窗外寒风凛冽。满头白发、身穿黑底印花睡衣的六十六岁赵了猛地从噩梦中惊醒，右手死死捂住起伏剧烈的胸口大口喘息。 片刻后，赵了颤抖着伸手摸过枕边的老款诺基亚滑盖手机。屏幕亮起微光，壁纸上正是十六岁的赵左右与徐图图凑在一起灿烂微笑的自拍合影。赵了苍老的指腹轻轻摩挲着屏幕上的少女面庞，浑浊的眼底涌起滚烫的泪光。 切至：；场内关键对白：赵了：“梦没有往下做……好像它也知道我不敢见你。但是……图图啊……我还能再见你一面，跟你说声再见吗？”</w:t>
-      </w:r>
-    </w:p>
-    <w:p>
-      <w:pPr>
-        <w:spacing w:before="40" w:after="80" w:line="384" w:lineRule="auto"/>
-        <w:ind w:firstLine="400"/>
-        <w:jc w:val="left"/>
-      </w:pPr>
-      <w:r>
-        <w:rPr>
-          <w:rFonts w:ascii="Times New Roman" w:hAnsi="Times New Roman" w:eastAsia="宋体"/>
-          <w:b w:val="0"/>
-          <w:color w:val="141414"/>
-          <w:sz w:val="20"/>
-        </w:rPr>
-        <w:t>◆ EP08《时间的玩笑》：【8-4　内　502室赵了卧室·漫画屋里间与501室赵左右卧室（三代清晨交叉剪辑） — 晨】：出场角色：赵了（内心独白）、荀未来（内心独白）、赵左右、徐图图（短信画外音）；空间调度与动作详情：大年初二清晨，画面右下角浮现本集片名：第 8 集 时间的玩笑。 五零二室昏暗的卧室内，床头柜上散落着拆开的零食包装袋。六十六岁的赵了身穿黑色暗纹睡衣仰躺在格子棉被里，缓缓抬起右手摘下脸上的黑色睡眠眼罩，睁开浑浊而疲惫的双眼，望着天花板失神发呆。 镜头切至三条鱼漫画屋里间卧室，床头堆满了杂乱的旧漫画书。四十一岁的荀未来身穿白色长袖内衣侧卧在木板床上，眼下挂着浓重的黑眼圈，睁着空洞的双眼望着眼前的书堆彻夜未眠。 镜头切至五零一室阳光明媚的赵左右卧室。贴满动漫与篮球海报的房间里，身穿白色套头长袖衫的十六岁赵左右精神抖擞地从被窝里坐起身，张大嘴巴打了个酣畅淋漓的哈欠，舒展双臂伸了个大大的懒腰，挠了挠后脑勺。 赵左右随手拿起放在床头柜上的诺基亚直板手机，点开一条上午九点二十分刚收到的未读短信——发件人备注为“徐图图（一只坨坨）”。赵左右看着屏幕上的文字，嘴角不由自主地漾开明朗灿烂的笑容。；场内关键对白：赵了（内心独白）：“年轻的时候多好啊……想忘就能忘得掉。” ／ 荀未来（内心独白）：“小时候多好呀……困了就能睡得着。” ／ 赵左右：“今天初几来着？” ／ 徐图图（短信画外音）：“左右！学校旁边那家咖啡厅开业喽，中午一起去看看吗？”</w:t>
-      </w:r>
-    </w:p>
-    <w:p>
-      <w:pPr>
-        <w:spacing w:before="40" w:after="80" w:line="384" w:lineRule="auto"/>
-        <w:ind w:firstLine="400"/>
-        <w:jc w:val="left"/>
-      </w:pPr>
-      <w:r>
-        <w:rPr>
-          <w:rFonts w:ascii="Times New Roman" w:hAnsi="Times New Roman" w:eastAsia="宋体"/>
-          <w:b w:val="0"/>
-          <w:color w:val="141414"/>
-          <w:sz w:val="20"/>
-        </w:rPr>
-        <w:t>◆ EP09《人生失控》：【9-12　外/内　福慧家园五楼楼道·502室与三条鱼漫画屋 — 夜】：出场角色：刘美奕、赵了、赵左右、荀未来；空间调度与动作详情：深夜，黑色路虎越野车（黑A·6T534）停在福慧家园居民楼下的雪地旁。头戴姜黄色毛线帽、身穿宝蓝色连帽羽绒服的六十六岁赵了推门下车，抬头仰望了一眼五楼亮灯的窗户，呼出一团白气走进单元门。 五楼狭窄的水泥楼道内，赵了走上台阶，抬手敲响了对门五零一室的防盗门。身穿灰色开衫毛衣的母亲刘美奕拉开房门，客气地打招呼。 赵了往屋里望了一眼，温和地询问十六岁赵左右的动向。 刘美奕摇了摇头，脸上带着几分欣慰向老邻居解释。 赵了眉头微不可察地一蹙——在他原本的记忆里，高一的自己从未主动留校上过晚自习。他不动声色地追问了一句。；场内关键对白：刘美奕：“来了。赵先生。” ／ 赵了：“孩子回来了吗？” ／ 刘美奕：“呃，还没呢。他晚上给我打电话说要参加晚自习，还没回来呢。” ／ 赵了：“小赵怎么突然晚自习了呢？” ／ 刘美奕：“这个我不知道。不过孩子爱学习总是好事嘛。”</w:t>
-      </w:r>
-    </w:p>
-    <w:p>
-      <w:pPr>
-        <w:spacing w:before="40" w:after="80" w:line="384" w:lineRule="auto"/>
-        <w:ind w:firstLine="400"/>
-        <w:jc w:val="left"/>
-      </w:pPr>
-      <w:r>
-        <w:rPr>
-          <w:rFonts w:ascii="Times New Roman" w:hAnsi="Times New Roman" w:eastAsia="宋体"/>
-          <w:b w:val="0"/>
-          <w:color w:val="141414"/>
-          <w:sz w:val="20"/>
-        </w:rPr>
-        <w:t>◆ EP11《YOU WIN》：【11-1　外/内　福慧家园五号楼下与502室赵了家（客餐厅与书房） — 夜】：出场角色：赵了、荀未来（画外音）、荀未来、赵左右（电话监听音）；空间调度与动作详情：寒风凛冽的雪夜，身穿棕红色连帽羽绒大衣的四十一岁荀未来蹬着一辆老式自行车拐进福慧家园五号楼门前，利落地跳下车支起脚撑，气冲冲地快步跑进单元门。 五楼五零二室餐桌旁，满头银发、戴着细黑框老花镜的六十六岁赵了正穿着黑色毛衣坐在灯下，眯着眼低头按着一部老式诺基亚直板手机。门外突然响起急促的敲门声，赵了头也不抬地冲门口问了一句。 门外传来荀未来没好气的声音。 赵了放下手机，慢步走到玄关拉开房门。荀未来推门闯进屋里，反手带上门，一边快步走向客厅，一边把双肩包和棕红色羽绒大衣脱下来狠狠摔在沙发上，穿着深蓝色运动夹克一屁股坐到餐椅上，气得直翻白眼。 赵了神色淡定地走回餐桌旁，拿起桌上的玻璃水壶往玻璃杯里倒了一杯凉白开递过去，慢条斯理地揶揄他。；场内关键对白：赵了：“谁呀？” ／ 荀未来（画外音）：“我！” ／ 荀未来：“气死了，真的是快气死了！说那个小屁孩是赵左右，简直就是侮辱我！” ／ 赵了：“你有招你上，啊？反正我认输。” ／ 荀未来：“凉水？！”　【11-11　内　502室赵了家客厅与三条鱼漫画屋（里间与洗漱镜前） — 夜/晨】：出场角色：赵了、荀未来；空间调度与动作详情：夜晚的五零二室客厅内，身穿浅灰色羊羔绒开衫的六十六岁赵了正坐在沙发上把玩着紫砂茶壶。房门推开，身穿八中蓝白校服的四十一岁荀未来满脸疲惫地走了进来，抱起一只沙发抱枕仰头瘫靠在沙发背上，长长地叹了一口气。赵了转过头警惕地询问。 荀未来直起身子抱紧怀里的抱枕，摇了摇头。 赵了不解地看着他。 荀未来眼神黯然，低声吐出了一个令两人始料未及的沉重消息！赵了闻言大吃一惊：“啊？！” 荀未来低下头，回忆着当年高一历史里原本的假象与今天才揭开的残酷真相。；场内关键对白：赵了：“怎么，小赵被开除了？” ／ 荀未来：“被降为严重警告了，没事了。” ／ 赵了：“没事儿了一直叹什么气啊？” ／ 荀未来：“陈明退学了。” ／ 荀未来：“我记得高中有段时间，陈明的成绩急剧下滑，每天都在打瞌睡，当时所有的人都还在纳闷儿，还以为他早恋了。今天我才知道，原来他每天都偷偷地趁晚上，在戴主任的办公室打游戏。”</w:t>
-      </w:r>
-    </w:p>
-    <w:p>
-      <w:pPr>
-        <w:spacing w:before="40" w:after="80" w:line="384" w:lineRule="auto"/>
-        <w:ind w:firstLine="400"/>
-        <w:jc w:val="left"/>
-      </w:pPr>
-      <w:r>
-        <w:rPr>
-          <w:rFonts w:ascii="Times New Roman" w:hAnsi="Times New Roman" w:eastAsia="宋体"/>
-          <w:b w:val="0"/>
-          <w:color w:val="141414"/>
-          <w:sz w:val="20"/>
-        </w:rPr>
-        <w:t>◆ EP14《继承》：【14-3　内/外　502室赵了家·2058年人生无限有限公司与风雪电话亭 — 夜】：出场角色：赵了、赵左右、小雪（电话音）；空间调度与动作详情：夜晚的老居民楼五楼水泥楼梯间内，画面中央浮现本集片名：第 14 集 继承。 系着浅色格纹围巾、背着双肩包的十六岁赵左右一步步走上五楼台阶，正准备掏钥匙开五零一室的家门，对门五零二室的防盗门忽然打开，身穿灰色连帽卫衣的六十六岁赵了探出头来，笑眯眯地向他招手。 赵左右停下脚步，转过身礼貌地看向五零二室门口的老人。 赵了慈祥地笑了笑，指了指屋里发出邀请。 赵左右爽快地一口答应，迈步走向五零二室。；场内关键对白：赵了：“小赵啊，你过来一下。” ／ 赵左右：“怎么了赵爷爷？” ／ 赵了：“我买了新玩具，那说明书太复杂了，我看不懂，你过来帮我研究研究呗。” ／ 赵左右：“没问题。啥玩具啊？” ／ 赵了：“进来你就知道了。”</w:t>
-      </w:r>
-    </w:p>
-    <w:p>
-      <w:pPr>
-        <w:spacing w:before="40" w:after="80" w:line="384" w:lineRule="auto"/>
-        <w:ind w:firstLine="400"/>
-        <w:jc w:val="left"/>
-      </w:pPr>
-      <w:r>
-        <w:rPr>
-          <w:rFonts w:ascii="Times New Roman" w:hAnsi="Times New Roman" w:eastAsia="宋体"/>
-          <w:b w:val="0"/>
-          <w:color w:val="141414"/>
-          <w:sz w:val="20"/>
-        </w:rPr>
-        <w:t>◆ EP16《再见，老同学》：【16-4　外/内　长林八中校门口林荫道·502室赵了家与雪夜路虎车内 — 日/夜】：出场角色：赵左右、荀未来、罗爱文、徐图图、王一漫、赵左右/徐图图/罗爱文/王一漫、赵了；空间调度与动作详情：画面切回白天长林市第八中学校门口路边。收废品的大爷把荀未来整理出来的一大摞旧试卷和废书搬上三轮车，从兜里摸出一枚金黄的五毛钱硬币（印着荷花图案的五角硬币）递给荀未来；荀未来礼貌地道了声“谢谢啊”。旁边的赵左右和罗爱文看着那辆装得满满当当的三轮车直替荀哥抱不平。 罗爱文也愤愤不平地帮腔：“奸商，少说也得值五十呀！”荀未来却低头看着掌心里那枚五毛钱硬币，转过身温柔地递到了十六岁赵左右的面前——精准呼应了第四集雪夜里小赵请他吃的那块五毛钱车站小蛋糕！ 赵左右接过那枚带着体温的五毛钱硬币，眼眶微酸地握在手心里，抬头与荀未来定下明年的生日之约。 四十一岁的荀未来微笑着重重点头，说出了一句双关的永恒承诺。 一旁的罗爱文连忙凑上来指着自己追问。；场内关键对白：赵左右：“太坑了，这么多东西，就出五毛钱！” ／ 荀未来：“喏，你生日没有给你送蛋糕，你就拿着这个，在车站买一个那种五毛钱的小蛋糕许个愿，算我补给你的。” ／ 赵左右：“我生日都过多久了。反正你还在长林，明年生日，你来我家我们一起过！” ／ 荀未来：“嗯，明年我肯定在。以后啊，每年都在。说话算话。” ／ 罗爱文：“那我呢？我生日的时候你也一定会来的，对吧？”</w:t>
-      </w:r>
-    </w:p>
-    <w:p>
-      <w:pPr>
-        <w:spacing w:before="40" w:after="80" w:line="384" w:lineRule="auto"/>
-        <w:ind w:firstLine="400"/>
-        <w:jc w:val="left"/>
-      </w:pPr>
-      <w:r>
-        <w:rPr>
-          <w:rFonts w:ascii="Times New Roman" w:hAnsi="Times New Roman" w:eastAsia="宋体"/>
-          <w:b w:val="0"/>
-          <w:color w:val="141414"/>
-          <w:sz w:val="20"/>
-        </w:rPr>
-        <w:t>◆ EP17《不速之客》：【17-4　内/外　2058年人生无限有限公司·雪原古堡外·风雪电话亭与502室客厅 — 夜/日】：出场角色：林开颜（小雪）、林开颜（小雪）（内心独白）、荀未来、赵了；空间调度与动作详情：几乎在同一秒，公元2058年“人生（无限）有限公司”监控大厅内，刺目的猩红色警报灯疯狂旋转闪烁！全息大屏上弹出鲜红的【最高警报：正在召回｜已归档：黑金会员 赵左右】字样，机械女声响彻大厅：“最高警报，紧急召回程序启动！十、九、八、七……” 正在工位旁的实习生林开颜（小雪）吓得魂不附体，飞奔扑回电脑前，在倒计时数到“一”的千钧一发之际，一把抓起桌上的沉重胶带座，死死压卡在轨迹球鼠标的取消键上，强行物理中断了紧急召回程序！ 红光熄灭，大厅恢复白光。惊魂未定的小雪刚喘了一口气，桌面通讯器突然响起【来电人：母后】的提示音。小雪连忙平复呼吸接通电话，电话那头传来母亲温柔的关怀与劝她回老家小单位坐班的唠叨。 挂断母亲的电话后，小雪死死盯着屏幕上本已被她强制归档却又触发最高警报的“赵左右”档案，眼神由恐慌渐渐转为偏执与决绝！ 只见小雪在终端上输入自己的工号【58004 林开颜（实习生）】，毅然点击了【正在开启员工通道】，迈步走进了通往2008年的时空穿梭电梯！；场内关键对白：林开颜（小雪）：“不是吧？！最高警报连归档之后都能触发？！” ／ 林开颜（小雪）：“喂，妈，回了回了，你知道我不加班的嘛，我到点就走了。转正的事快了，说还有一个月就转正了，今天领导还夸我了！……妈，我锅烧糊了，先不说了啊，挂了！” ／ 林开颜（小雪）（内心独白）：“我明明一直都这么努力，我明明是这里最能干的人！联络点定位错不就是一时疏忽吗？难道能否定我的一切吗？不行，我绝对不能在阴沟里翻船，谁也不能阻止我转正！” ／ 荀未来：“快，踩油门！我不能让她看见我！” ／ 荀未来：“刚才余博士好像听到你耳机里的声音了，不知道紧急召回程序会不会启动？”　【17-5　内　街边家常面馆·502室监听暗房与客厅 — 日/夜】：出场角色：赵左右、刘美奕、徐图图、赵了；空间调度与动作详情：五零二室里屋的电脑前，六十六岁的赵了戴着耳机打开监听接收器，四十一岁的荀未来双手插兜站在旁边一起听；画面切至长林市街边一家贴着“宫保鸡丁 9元”海报的家常小面馆内，母亲刘美奕正与十六岁的赵左右、徐图图围坐在小桌旁吃面。 刘美奕放下筷子，端着面碗沉默了片刻，抬起头神色平静却认真地向两个孩子宣布了一个出人意料的决定！ 正在吃面的赵左右和徐图图同时愣住（“啊？为什么啊？好不容易试上了，为什么不去了？”）；五零二室监听电脑前的赵了和荀未来也惊愕地对视了一眼！面馆内，刘美奕轻轻叹了口气，道出了昨天在电影院的偶遇。 徐图图连忙出言安慰阿姨。 赵左右也连连点头说“对啊”；然而冰雪聪明的刘美奕却温和地笑了笑，说出了自己的猜测（监听室里的六十六岁赵了听到这里，愧疚而动容地低下了头）。；场内关键对白：赵左右：“妈，你怎么不吃啊？” ／ 刘美奕：“妈这段日子……和你们排练得很开心。但我琢磨了很久，还是决定……不去演这个电影了。” ／ 刘美奕：“昨天我在电影院碰到一位女演员，我还看过她的作品，演技非常好，既年轻又漂亮。她告诉我，因为这个电影的资方要塞人，所以她被换掉了。我才知道，我是那个要被塞的人。” ／ 徐图图：“不会吧阿姨，那资方非亲非故的，为什么要把你塞进去呢？选你肯定是因为你演得好，对吧左右？” ／ 刘美奕：“其实大概原因我已经猜到了，所以更不能去演这个角色了。”</w:t>
-      </w:r>
-    </w:p>
-    <w:p>
-      <w:pPr>
-        <w:spacing w:before="40" w:after="80" w:line="384" w:lineRule="auto"/>
-        <w:ind w:firstLine="400"/>
-        <w:jc w:val="left"/>
-      </w:pPr>
-      <w:r>
-        <w:rPr>
-          <w:rFonts w:ascii="Times New Roman" w:hAnsi="Times New Roman" w:eastAsia="宋体"/>
-          <w:b w:val="0"/>
-          <w:color w:val="141414"/>
-          <w:sz w:val="20"/>
-        </w:rPr>
-        <w:t>◆ EP18《一夜剧变》：【18-7　内　长林八中高一十班教室·五楼楼梯间·501室客厅与502室赵了家 — 日/夜】：出场角色：历史老师、戴娟、罗爱文、赵东来（屋内画外音）、刘美奕、赵东来、荀未来（内心独白）、赵了、荀未来、高尚；空间调度与动作详情：下午，高一十班教室内正在上历史课。历史女老师背对学生在黑板上书写“唐朝的荣衰与民族交融（突厥、回纥、靺鞨、吐蕃）”的板书，台下的赵左右、徐图图、王一漫等人正低头认真记笔记。突然，教室前排传来一阵断断续续的“嗡嗡、咔咔”小型马达与齿轮运转声！ 历史老师停下粉笔转过身：“什么声音？”全班同学茫然四顾；等老师转回身继续写字，那阵机械运转声又响了起来！历史老师放下粉笔径直走下讲台，停在第一排罗爱文的课桌前，伸手敲了敲桌面。 正在课桌膛里鼓捣发明的罗爱文心虚地抬起头，乖乖从桌膛里捧出一辆自己手工焊制的“太阳能电路板四驱小车”放到讲桌上。不料历史老师拿起小车端详了一眼，非但没有没收批评，反而温和地递还给他，为这位立志走技术路线的少年开了绿灯！ 罗爱文喜出望外（“真的啊？那太好了！”），在全班同学羡慕的目光中抱着零件兴冲冲地准备跑去技术教室；恰逢教导主任戴娟经过教室门口，笑着叫住了他。 罗爱文拍着胸脯自信满满地放出豪言，引得全班哄堂大笑，前排的赵左右也笑得合不拢嘴。；场内关键对白：历史老师：“罗爱文。” ／ 历史老师：“反正你也不参加普通高考，想做，去技术教室做吧。” ／ 戴娟：“你之前做的那些玩具，能在五月跳蚤市场卖钱不？给咱们班挣点班费。” ／ 罗爱文：“当然了！等我研究怎么把智控技术集成进去，这个少说能卖几十万呢！” ／ 罗爱文：“戴主任，我早就把我爸给我的信用卡还给他了！谢戴主任！”</w:t>
-      </w:r>
-    </w:p>
-    <w:p>
-      <w:pPr>
-        <w:spacing w:before="40" w:after="80" w:line="384" w:lineRule="auto"/>
-        <w:ind w:firstLine="400"/>
-        <w:jc w:val="left"/>
-      </w:pPr>
-      <w:r>
-        <w:rPr>
-          <w:rFonts w:ascii="Times New Roman" w:hAnsi="Times New Roman" w:eastAsia="宋体"/>
-          <w:b w:val="0"/>
-          <w:color w:val="141414"/>
-          <w:sz w:val="20"/>
-        </w:rPr>
-        <w:t>◆ EP19《仁》：【19-1　内　长林八中微机室与502室赵了家 — 日/夜】：出场角色：徐图图、王一漫、赵左右、赵了、荀未来、赵左右（门外画外音）；空间调度与动作详情：白天的长林市第八中学微机室内，十六岁的赵左右、徐图图与王一漫三人正围坐在电脑屏幕前，聚精会神地盯着【黍豆网】上的视频播放页面——视频标题写着《陪你吃饭·第一期｜作者：赵左右带你看》，画面里正是徐图图在食堂大口吃炸鸡饭的镜头。坐在中间的徐图图看着不断上涨的播放量，惊喜地捂住嘴感叹。 站在右侧的王一漫伸出手指了指屏幕下方的网友评论区（一条ID为“岁月的痕迹”的网友留言道：【画质太差，不然还能多吃一碗饭】）。 站在左侧的赵左右看着屏幕，有些无奈地摊了摊手解释。 同一时刻，五零二室赵了的家中，搬回来同住的四十一岁荀未来正坐在沙发上单手举着哑铃锻炼身体，嘴里大声数着“115、116、117……”。躺在单人床上吃零食的六十六岁赵了被吵得直皱眉，连忙抬手制止他。 荀未来放下哑铃转过头，满不在乎地回了一句：“你放心吧。”赵了靠在床头叹了口气。；场内关键对白：徐图图：“老天爷，没想到真有这么多人看我吃饭！” ／ 王一漫：“你看这儿，有人评论画质差，不然还能多吃碗饭呢。” ／ 赵左右：“赵爷爷的DV已经是最新的了。我们又不是电视台，哪有那么专业的设备啊。” ／ 赵了：“小点声，别让隔壁听见了！” ／ 赵了：“我一直躲着小赵呢，消息都没敢回。”　【19-4　内　502室赵了家客厅·501室赵左右卧室与暑假生活蒙太奇 — 夜/日】：出场角色：赵左右、赵了、荀未来、赵左右（内心独白）；空间调度与动作详情：半个小时后，五零二室赵了家的客厅茶几旁，十六岁的赵左右、四十一岁的荀未来与六十六岁的赵了——三个不同时代的“赵左右”第一次以邻居和朋友的名义围坐在一起吃着烤串！ 十六岁的赵左右一边吃串，一边不遗余力地向“赵爷爷”推销身旁的荀哥。 六十六岁的赵了看着一旁低头闷声吃肉串的荀未来，似笑非笑地端起老前辈的架子打官腔。 单纯的赵左右当了真，连忙凑到荀未来耳边用力推了推他的肩膀小声嘱咐：“听听、听听，赵爷爷还是很看重你的，你好好表现啊，知道不？”荀未来皮笑肉不笑地咬着后槽牙，对着赵了拱手说了一句。 吃完烤串，赵左右站起身穿上外套，开心地向两人挥手道别：“哎，以后咱仨就都是邻居了，要经常一起玩啊！明儿见！”；场内关键对白：赵左右：“赵爷爷，荀哥还是很厉害的，他不只会做生活助理！在生意上，荀哥肯定也能给您很多意想不到的好意见的。您知道吧，他做了一个《三人行》的杂志，在整个长林高中都是很火的！” ／ 赵了：“我知道，你跟小荀的关系很好，也是小荀让我不要告诉你这件事情的。他能力确实很强，但凡事不都得从基础做起啊，我还是要培养他的。” ／ 荀未来：“哼，谢谢赵先生，我一定会好好努力的。” ／ 赵了：“我不是刚跟你说过吗？不要让小赵知道你在这儿，你这倒好，领家里来了！估计小赵以后会经常来，不要哪一天你再说漏嘴了，让他知道咱俩的身份！以小赵的这个脾气啊，他肯定以后要帮咱们，他要出了岔子，蝴蝶效应，咱俩一块儿完蛋！” ／ 荀未来：“还不是因为你嚷嚷着要吃烧烤，你要不嘴馋我能露馅啊？！我说漏嘴？哼，你都默认是我说漏嘴了！老赵，这些个日子我算是看出来了，你打心底里就看不起我，看不起你自己的过去！不管我怎么想努力、想改变，你都站在未来的高处审判着我，觉得我是个卢瑟（Loser），是吧？！”　【19-5　内　502室赵了家客厅与501室赵东来餐厅 — 日/夜】：出场角色：荀未来、赵左右、赵了、刘美奕、赵东来；空间调度与动作详情：2008年8月的一个盛夏午后，身穿花衬衫大裤衩的十六岁赵左右怀里抱着一个大西瓜，与同样一身清凉夏装的四十一岁荀未来推门走进五零二室（“当当——！”）。躺在床边摇着蒲扇的六十六岁赵了嫌弃地吐槽：“哎哟，我说你们俩穿的啥，土得掉渣！”赵左右笑嘻嘻地抱着大西瓜转身出门：“天太热了，穿这多凉快啊！我先回家，让我妈把西瓜冰镇切一下！” 等赵左右一走，荀未来关上门，拉过小板凳坐到赵了对面，神色郑重地竖起两根手指。 赵了摇着蒲扇指了指自己的胸口：“我心脏不太好，听好消息。”荀未来压低声音公布了苦苦追查三个月的成果。 赵了惊喜地猛然坐直身子：“真的？！那坏消息呢？”荀未来无奈地一摊手。 赵了皱眉思索着要不要想办法搞本护照，荀未来直接抛出了自己筹划好的合规方案。；场内关键对白：荀未来：“一个好消息，一个坏消息。” ／ 荀未来：“好消息就是，经过我这几个月不懈的努力啊，终于海底捞针，打听到了余博士的消息！” ／ 荀未来：“坏消息就是，人家现在在鲁多维科群岛。甭管什么地方，反正咱俩是没有护照，国外哪儿都去不了。” ／ 荀未来：“办法我都替你想好了。给我一万五，包含机票费一万二，我找一个人给你飞到鲁多维科群岛去，去找余博士。到时候让她拿着笔记本电脑跟你视频通话，这不就成了吗？” ／ 荀未来：“不犯法的办法我都替你想过了，反正你爱听不听！我告诉你啊，这一个礼拜你要是想不出更好的办法来，又不听我的，我立马回2033年！就这样，拜拜！”　【19-7　内/外　501室客厅·市二院住院病房·日用品批发仓与502室暗室 — 日】：出场角色：赵左右、刘美奕、主治医生、赵东来、荀未来、林开颜（小雪）；空间调度与动作详情：知道父母刚下岗手头紧的荀未来急忙追进五零一室想要拦住赵左右，可赵左右已经冲着屋里的赵东来和刘美奕开了口！ 荀未来连忙拉住赵左右向刘美奕赔笑说“没事阿姨，我们有钱”。刚刚下岗、昨天还在为家里失去固定收入而发愁的赵东来面露难色，刚说了半句“咱们家现在的情况，在经济方面……”，旁边的刘美奕却二话不说，一把抓起沙发上的手提包就往门口走！ 赵东来愣了一下，看着毫不犹豫知恩图报的妻子，也立刻一拍大腿跟了上去：“走，我跟你一块去！” 市二院住院病房内，主治医生检查完病床上插着氧气管、双目紧闭的六十六岁赵了，神色凝重地向赵东来、刘美奕、荀未来和赵左右宣布了诊断结论。 刘美奕难过地捂住嘴哭了起来；刚刚下岗的赵东来轻轻揽住妻子的肩膀，凑到她耳边低声说了一句最爷们儿的话！；场内关键对白：赵左右：“爸，妈！借我点钱，有急用！赵爷爷在医院抢救呢，他平时只用现金，钱在保险柜里拿不出来，咱能不能先帮他把医药费给垫上？” ／ 刘美奕：“在哪家医院啊？走，妈跟你去交！” ／ 主治医生：“根据我们观察，病人已经完全脱离了生命危险，但是目前陷入了植物人的状态。什么时候能醒来完全无法预测，一般来说一到三个月是最佳的复苏时间，往后只能越来越难。如果不放弃治疗，按照医嘱在家照顾病人，也可以把病人接回去。” ／ 赵东来：“没事儿，别难过啊，这赵先生福大命大，说不定明天就醒过来了。钱的事你不用担心，我找那老哥几个借一下，没问题！” ／ 荀未来：“叔叔、阿姨，以前我是赵爷爷的生活助理，就把他接回家住去吧，以后就由我来照顾他。”</w:t>
-      </w:r>
-    </w:p>
-    <w:p>
-      <w:pPr>
-        <w:spacing w:before="40" w:after="80" w:line="384" w:lineRule="auto"/>
-        <w:ind w:firstLine="400"/>
-        <w:jc w:val="left"/>
-      </w:pPr>
-      <w:r>
-        <w:rPr>
-          <w:rFonts w:ascii="Times New Roman" w:hAnsi="Times New Roman" w:eastAsia="宋体"/>
-          <w:b w:val="0"/>
-          <w:color w:val="141414"/>
-          <w:sz w:val="20"/>
-        </w:rPr>
-        <w:t>◆ EP20《涉过夏天》：【20-1　内　502室秘密暗室与2058年人生无限有限公司高总办公室 — 日/夜】：出场角色：赵左右（内心独白）、系统广播（画外音）、高尚；空间调度与动作详情：五零二室昏暗的秘密暗室内，十六岁的赵左右瘫坐在地板上，右手死死扣着地面上那本《三人行》创刊号，双眼呆滞而惊恐地仰望着黑帘背后那整面记录着【左右（16岁）、荀（41岁·2035穿越·舒图之死！）、了（66岁·2033舒图去世·2058穿越阻止荀）】的三代命运时间线黑板！ 少年胸口剧烈起伏，大口大口地喘着粗气，颤抖着从地上站起身，一步步走到黑板前，伸出双手猛地按在那些触目惊心的粉笔字上，十七年来的世界观在这一刻彻底崩塌！ 就在十六岁的赵左右因揭开三代同体真相而产生剧烈精神海啸的同一刹那——公元2058年，“人生（无限）有限公司”总部走廊与监控大厅内，由于小雪此前设置的“停机维护”期限已过，刺目的猩红色警报灯骤然疯狂闪烁！冰冷的系统广播声响彻整座大楼： 身穿灰色西装、头挽发髻插着发簪的副总裁高尚（高总）快步走到办公室门前，刷下自己的副总裁工牌推门走入。他径直来到中央操作台前，调取了2008年客户“赵左右”档案的后台操作日志与监控回放——只见屏幕上赫然列出三行盗用他权限的操作记录：【申请重置联络点｜录入权限：副总裁高尚｜操作失败：权限不足】、【标记为归档｜录入权限：副总裁高尚｜操作成功】、【取消最高警报｜录入权限：副总裁高尚｜操作成功】！ 高尚死死盯着屏幕上的操作记录与监控画面里林开颜（小雪）鬼鬼祟祟的身影，缓缓摘下鼻梁上的金丝透明眼镜，抬手拔掉头顶的发簪，任由一头长发散落肩头。他双手捂了捂脸，再抬起头时，嘴角勾起一抹冰冷而玩味的笑意。；场内关键对白：赵左右（内心独白）：“设计好的……一切都是设计好的。我猜到了荀哥，但连赵爷爷，也是未来的我！” ／ 赵左右（内心独白）：“都是真的？不……是真的吗？哪些是真的？什么是真的？什么是我的选择？什么是我原本的人生？！什么才是……” ／ 系统广播（画外音）：“宏观监测系统，监测到2008年存在异常时空波动，请立刻排查！宏观监测系统，监测到2008年存在异常时空波动……” ／ 高尚：“真是个好大的惊喜啊。”</w:t>
-      </w:r>
-    </w:p>
-    <w:p>
-      <w:pPr>
-        <w:spacing w:before="40" w:after="80" w:line="384" w:lineRule="auto"/>
-        <w:ind w:firstLine="400"/>
-        <w:jc w:val="left"/>
-      </w:pPr>
-      <w:r>
-        <w:rPr>
-          <w:rFonts w:ascii="Times New Roman" w:hAnsi="Times New Roman" w:eastAsia="宋体"/>
-          <w:b w:val="0"/>
-          <w:color w:val="141414"/>
-          <w:sz w:val="20"/>
-        </w:rPr>
-        <w:t>◆ EP21《当雪落下》：【21-7　外/内　冬日长林八中覆雪操场·荒村破屋·返城SUV车内与502室安全屋 — 日】：出场角色：罗爱文、王一漫、徐图图、林开颜（小雪）、赵左右、赵了、荀未来；空间调度与动作详情：时光流转，画面浮现字幕：三个月后·冬。鹅毛大雪将长林八中的操场装点成一片银白世界。篮球架下，身穿浅蓝色毛绒大衣的徐图图与身穿棕色棉服的罗爱文正使劲滚着一个大雪球当雪人身体，身穿深色大衣的王一漫则蹲在一旁，强迫症发作似的双手捧着一颗小雪球不停揉搓。 王一漫头也不抬，极其执拗地盯着手里的雪球。 罗爱文冻得双手通红，龇牙咧嘴地甩着手向徐图图告饶。 徐图图嫌弃地推了他一把（“哎呀，真没用，一边待着吧，我来”），一抬头，瞥见身穿军绿色羊羔毛领棉服的小雪正躲在不远处的树后羡慕地偷看他们。徐图图立刻高高挥起戴着白手套的手，热情洋溢地招呼她！ 小雪愣了一下，指了指自己，在徐图图连声催促和罗爱文“慢点别摔着”的叮嘱中，踩着积雪小跑过来，却有些拘谨地不敢下手。；场内关键对白：罗爱文：“哎，一漫，你快别再揉那个头了，快过来帮我们把这个身体堆得再大点。” ／ 王一漫：“不行，我今天一定要把这颗球搓成一个正圆，不然我浑身难受。” ／ 罗爱文：“图图，不行了，我……我已经感觉不到我手存在了，你堆吧。” ／ 徐图图：“哎，小雪！小雪，快过来，快来快来！快来跟我们一起堆雪人啊！” ／ 林开颜（小雪）：“但是我从来没堆过雪人，不会搞砸了吧？”　【21-9　内　学校杂物间门前·502室卧室·地下旧物仓库黄色电话亭与2058高尚办公室 — 日】：出场角色：林开颜（小雪）、赵左右、荀未来、赵了、高尚（电话音）、高尚、门外神秘男声（画外音）；空间调度与动作详情：次日白天，长林八中堆满废旧课桌椅的杂物间铁栅栏门前。身穿白羽绒服内搭酒红格纹连帽卫衣的十六岁赵左右双手插兜靠门而立，按照三代人商定好的剧本，面沉似水地向小雪抛出了“赵爷爷已成植物人”的假消息！小雪惊得倒吸一口凉气。 赵左右冷冷地盯着她的眼睛，把责任一推到底，仔细观察着她的微表情。 小雪脸色煞白，嘴唇剧烈颤抖着追问。 赵左右故意用刺耳的反话试探她是不是巴不得赵爷爷永远闭嘴。 小雪眼圈泛红，难以置信地望着赵左右。；场内关键对白：林开颜（小雪）：“植物人？！” ／ 赵左右：“不都是你干的好事。引发了赵爷爷的心脏病并发症，后来问题越来越严重了，有一天突然就倒下了。这几个月，荀哥带着赵爷爷四处求医，都失败了。” ／ 林开颜（小雪）：“那他……再也醒不过来了？” ／ 赵左右：“是啊，如果你是想让他开不了口，那恭喜你啊，你的目的已经达到了。赵爷爷现在的样子，感觉死了反倒是一种解脱。” ／ 林开颜（小雪）：“你没骗我？”</w:t>
-      </w:r>
-    </w:p>
-    <w:p>
-      <w:pPr>
-        <w:spacing w:before="40" w:after="80" w:line="384" w:lineRule="auto"/>
-        <w:ind w:firstLine="400"/>
-        <w:jc w:val="left"/>
-      </w:pPr>
-      <w:r>
-        <w:rPr>
-          <w:rFonts w:ascii="Times New Roman" w:hAnsi="Times New Roman" w:eastAsia="宋体"/>
-          <w:b w:val="0"/>
-          <w:color w:val="141414"/>
-          <w:sz w:val="20"/>
-        </w:rPr>
-        <w:t>◆ EP22《背对背，肩并肩》：【22-1　内/外　502室安全屋客厅·五楼邻里走廊与行驶的路虎越野车内 — 日】：出场角色：易房宝中介、赵了、荀未来、刘美奕、赵左右；空间调度与动作详情：片头龙标与“朝也 CHAO YE FILM”厂牌隐去。公元2008年冬日，五零二室客厅内，头戴“EPOWER PRESENTS”黑色棒球帽、身穿黑色皮夹克配白衬衫黑领带的六十六岁赵了，正与身穿黑色正装大衣、手持合同文件夹的易房宝房产中介办理退租手续；身穿黑白格纹夹克内搭黑色高领毛衣的四十一岁荀未来站在一旁。 赵了毫不犹豫地从桌上拿起房屋钥匙递给中介，态度爽快而急切。 中介接过钥匙合上文件夹，礼貌地道别后转身离开。 赵了客气地应了声“谢谢”，一旁的荀未来看着空荡下来的屋子，有些恍惚地叹了一句。 老居民楼五楼水泥走廊里，五零一室门口贴着“创业年年好”的春联。身穿深蓝色开衫的刘美奕、身穿浅灰绞花毛衣的赵东来与身穿黑色针织开衫内搭白衬衫的十六岁赵左右正走出家门。刘美奕刚问了儿子一句“你确认了吗”，一抬头，正巧看见赵了与荀未来从对门五零二室走出来！；场内关键对白：易房宝中介：“赵叔。您没住够一年退租的话，按合同规定呢，是要收您一些违约金的。” ／ 赵了：“没问题，尽快就好，我们急着要走。钥匙给你。” ／ 易房宝中介：“那我就带新的住户来看房了。打扰了，麻烦了。” ／ 荀未来：“怎么这么突然呢？真要退租啊？” ／ 刘美奕：“哎你等会儿，赵先生这么好的人……你看。哎，赵先生！小荀？你怎么也在赵先生家里啊？”　【22-3　内/外　路虎车内·岁月路与24小时自助银行外·雪地废墟与502室客厅 — 日】：出场角色：赵了、赵左右、荀未来、被抢妇女（闪回）、赵左右（闪回）、徐家宝；空间调度与动作详情：路虎越野车内，副驾驶上的六十六岁赵了恍然大悟地回过头，向十六岁的赵左右道出了他们此前在第十集发现额头旧疤突然消失时的误会。 赵左右惊讶地瞪大眼睛。 荀未来握着方向盘，思绪瞬间回到了原本时空里2008年的今天—— 【闪回画面】2008年冬日的岁月路街头，一名戴着黑色毛线面罩的劫匪突然冲出，暴力抢夺了一名身穿浅粉色羽绒服、戴眼镜的中年妇女斜挎的紫色布包！妇女摔倒在地，绝望地哭喊着： 【闪回画面】刚下电车的十六岁赵左右（穿棕黄色羽绒服）见状，毫不犹豫地拔腿狂奔追赶劫匪，一边跑一边回头冲妇女大喊：；场内关键对白：赵了：“上次我俩发现疤痕不见了，以为是你小子心肠变坏了，后来没去做那件见义勇为的事情。原来是因为今天跟我们一起去卖车，才没有遇见岁月路上的那个劫匪。” ／ 赵左右：“劫匪？” ／ 荀未来：“那天下了电车之后，我就直接奔向了罗爱文家里的制造厂，结果我在路上看到——” ／ 被抢妇女（闪回）：“学费！我儿子的学费！” ／ 赵左右（闪回）：“阿姨你快报警！”　【22-5　内　2008高二（2）班夕阳教室·502室客厅与楼道·2058高尚办公室 — 日】：出场角色：徐图图、林开颜（小雪）、王一漫、赵了、荀未来（画外音）、赵了（画外音）、林开颜（小雪）（内心独白）、老年余博士（2058）、林开颜（小雪）（2058）、高尚（2058）；空间调度与动作详情：2008年冬日傍晚，暖黄色的夕阳洒满长林八中孔子雕像与高二（2）班教室。空荡的教室里，身穿校服外套内搭粉色连帽卫衣的小雪，正向身穿绿色毛衣的徐图图与身穿白色毛绒外套的王一漫道别。徐图图眼圈微红，不舍地拉着小雪的手。 小雪勉强挤出一丝微笑点了点头：“嗯，家里决定的。”王一漫关切地问：“马上就走吗？”徐图图鼻子一酸，细数着还没来得及一起实现的约定。 看着眼前两个真心待她的女孩，小雪眼眶泛红，发自肺腑地道出了这三个月在2008年收获的温暖。 王一漫望着窗外的夕阳，想起了半年前同样不告而别的转校生荀未来，轻声感叹。 想到一旦时空修正启动，徐图图和王一漫就会彻底忘记自己，小雪强忍着眼泪郑重许诺。；场内关键对白：徐图图：“你要转回原来的学校啊？” ／ 徐图图：“本来想着元旦晚会，我们三个能一起搞个配音的节目来着。总觉得我们还有很多事没一起做呢。” ／ 林开颜（小雪）：“和大家相处的这三个月，虽然也有焦虑的事情，但其实是我这几年最开心的一段日子了。我也不想就这么走了的。” ／ 王一漫：“我们班之前也有个转校生，本来以为我们可以一起毕业，或许未来有机会还能在一个城市。可是不到半年，他就转走了，之后再也没有见过了。或许人生就是这样的吧，来来去去，什么都是转瞬即逝的。” ／ 林开颜（小雪）：“就算什么也留不住，我也会永远记得你们的。”</w:t>
-      </w:r>
-    </w:p>
-    <w:p>
-      <w:pPr>
-        <w:spacing w:before="240" w:after="100" w:line="384" w:lineRule="auto"/>
-        <w:jc w:val="left"/>
-      </w:pPr>
-      <w:r>
-        <w:rPr>
-          <w:rFonts w:ascii="Arial" w:hAnsi="Arial" w:eastAsia="黑体"/>
-          <w:b/>
-          <w:color w:val="142850"/>
-          <w:sz w:val="26"/>
-        </w:rPr>
-        <w:t>第六章　本场景全剧关联场次完整剧情动作与台词交锋补遗实录</w:t>
-      </w:r>
-    </w:p>
-    <w:p>
-      <w:pPr>
-        <w:spacing w:before="40" w:after="100" w:line="384" w:lineRule="auto"/>
-        <w:ind w:firstLine="420"/>
-        <w:jc w:val="left"/>
-      </w:pPr>
-      <w:r>
-        <w:rPr>
-          <w:rFonts w:ascii="Times New Roman" w:hAnsi="Times New Roman" w:eastAsia="宋体"/>
-          <w:b w:val="0"/>
-          <w:color w:val="141414"/>
-          <w:sz w:val="21"/>
-        </w:rPr>
-        <w:t>以下完整收录该核心空间在《三人行》全24集文学剧本中承载的所有关键戏剧场次、人物走位调度与核心台词交锋（共检索锁定 27 个关联场次）：</w:t>
-      </w:r>
-    </w:p>
-    <w:tbl>
-      <w:tblPr>
-        <w:tblStyle w:val="TableGrid"/>
-        <w:tblW w:type="auto" w:w="0"/>
-        <w:jc w:val="center"/>
-        <w:tblLayout w:type="fixed"/>
-        <w:tblLook w:firstColumn="1" w:firstRow="1" w:lastColumn="0" w:lastRow="0" w:noHBand="0" w:noVBand="1" w:val="04A0"/>
-      </w:tblPr>
-      <w:tblGrid>
-        <w:gridCol w:w="5184"/>
-        <w:gridCol w:w="5184"/>
-      </w:tblGrid>
-      <w:tr>
-        <w:trPr>
-          <w:tblHeader/>
-          <w:cantSplit/>
-        </w:trPr>
-        <w:tc>
-          <w:tcPr>
-            <w:tcW w:type="dxa" w:w="3096"/>
-            <w:vAlign w:val="center"/>
-            <w:tcMar>
-              <w:top w:w="130" w:type="dxa"/>
-              <w:bottom w:w="130" w:type="dxa"/>
-              <w:left w:w="150" w:type="dxa"/>
-              <w:right w:w="150" w:type="dxa"/>
-            </w:tcMar>
-            <w:shd w:fill="1F3864"/>
-          </w:tcPr>
-          <w:p>
-            <w:pPr>
-              <w:spacing w:before="40" w:after="40" w:line="312" w:lineRule="auto"/>
-              <w:jc w:val="center"/>
-            </w:pPr>
-            <w:r/>
-            <w:r>
-              <w:rPr>
-                <w:rFonts w:ascii="Arial" w:hAnsi="Arial" w:eastAsia="黑体"/>
-                <w:b/>
-                <w:color w:val="FFFFFF"/>
-                <w:sz w:val="19"/>
-              </w:rPr>
-              <w:t>集数与场次景头</w:t>
-            </w:r>
-          </w:p>
-        </w:tc>
-        <w:tc>
-          <w:tcPr>
-            <w:tcW w:type="dxa" w:w="7272"/>
-            <w:vAlign w:val="center"/>
-            <w:tcMar>
-              <w:top w:w="130" w:type="dxa"/>
-              <w:bottom w:w="130" w:type="dxa"/>
-              <w:left w:w="150" w:type="dxa"/>
-              <w:right w:w="150" w:type="dxa"/>
-            </w:tcMar>
-            <w:shd w:fill="1F3864"/>
-          </w:tcPr>
-          <w:p>
-            <w:pPr>
-              <w:spacing w:before="40" w:after="40" w:line="312" w:lineRule="auto"/>
-              <w:jc w:val="center"/>
-            </w:pPr>
-            <w:r/>
-            <w:r>
-              <w:rPr>
-                <w:rFonts w:ascii="Arial" w:hAnsi="Arial" w:eastAsia="黑体"/>
-                <w:b/>
-                <w:color w:val="FFFFFF"/>
-                <w:sz w:val="19"/>
-              </w:rPr>
-              <w:t>本场景出场人物、空间动作调度与核心台词交锋实录</w:t>
-            </w:r>
-          </w:p>
-        </w:tc>
-      </w:tr>
-      <w:tr>
-        <w:trPr>
-          <w:cantSplit/>
-        </w:trPr>
-        <w:tc>
-          <w:tcPr>
-            <w:tcW w:type="dxa" w:w="3096"/>
-            <w:vAlign w:val="center"/>
-            <w:tcMar>
-              <w:top w:w="105" w:type="dxa"/>
-              <w:bottom w:w="105" w:type="dxa"/>
-              <w:left w:w="145" w:type="dxa"/>
-              <w:right w:w="145" w:type="dxa"/>
-            </w:tcMar>
-          </w:tcPr>
-          <w:p>
-            <w:pPr>
-              <w:spacing w:before="40" w:after="40" w:line="341" w:lineRule="auto"/>
-              <w:jc w:val="left"/>
-            </w:pPr>
-            <w:r/>
-            <w:r>
-              <w:rPr>
-                <w:rFonts w:ascii="Times New Roman" w:hAnsi="Times New Roman" w:eastAsia="宋体"/>
-                <w:b/>
-                <w:color w:val="191919"/>
-                <w:sz w:val="19"/>
-              </w:rPr>
-              <w:t>EP02</w:t>
-              <w:br/>
-              <w:t>2-4　内　赵左右家老居民楼·五楼楼梯间与502室（闪回） — 日/夜</w:t>
-            </w:r>
-          </w:p>
-        </w:tc>
-        <w:tc>
-          <w:tcPr>
-            <w:tcW w:type="dxa" w:w="7272"/>
-            <w:vAlign w:val="center"/>
-            <w:tcMar>
-              <w:top w:w="105" w:type="dxa"/>
-              <w:bottom w:w="105" w:type="dxa"/>
-              <w:left w:w="145" w:type="dxa"/>
-              <w:right w:w="145" w:type="dxa"/>
-            </w:tcMar>
-          </w:tcPr>
-          <w:p>
-            <w:pPr>
-              <w:spacing w:before="40" w:after="40" w:line="341" w:lineRule="auto"/>
-              <w:jc w:val="left"/>
-            </w:pPr>
-            <w:r/>
-            <w:r>
-              <w:rPr>
-                <w:rFonts w:ascii="Times New Roman" w:hAnsi="Times New Roman" w:eastAsia="宋体"/>
-                <w:b w:val="0"/>
-                <w:color w:val="191919"/>
-                <w:sz w:val="19"/>
-              </w:rPr>
-              <w:t>【出场人物】赵了、赵左右</w:t>
-              <w:br/>
-              <w:t>【空间动作与场面调度】【闪回·前一日五楼楼道】16岁的赵左右背着双肩书包顺着水泥楼梯走上五楼，站在自家501室绿色防盗门前掏钥匙。对门502室的防盗门“吱呀”一声推开，满头银发、身穿黑色针织毛衣内搭白衬衫的66岁赵了探身站在门口，温和地叫住了他。 赵左右背对着赵了浑身紧绷，头也不敢回地支吾推脱，捏着钥匙的手紧张得直抖，连捅了几下都没能把钥匙插进501室的锁孔里。 身后的赵了气定神闲地吐出两个字。 赵左右拧钥匙的动作骤然停住，缓缓转过头去——只见502室门口的赵了正微笑着举起左手，手里赫然捏着两张崭新的红色百元大钞。 赵了拿着手机快步走开。赵左右一个人失魂落魄地坐在水泥楼梯台阶上，两手各捏着一张百元大钞捂住眼睛，心里泛起阵阵嘀咕与懊悔。 片刻之后，赵了走回楼道，神色如常地将诺基亚手机交还给赵左右，转身走进502室关上了门。 【502室内·夜】昏暗幽静的房间里，66岁的赵了坐在床沿，双手展开一台沉甸甸的黑色诺基亚E90折叠全键盘手机。屏幕上幽蓝的指示灯闪烁，系统界面赫然显示着“黑鸽子V2.1远程监控系统”正在高速……</w:t>
-              <w:br/>
-              <w:t>【本场核心台词交锋】赵了：“孩子，手机借我用用。” ／ 赵左右：“没……没带。” ／ 赵了：“我租。” ／ 赵左右：“凶手会在下手之前采风，试探自己的猎物……真不该借给他的。”</w:t>
-            </w:r>
-          </w:p>
-        </w:tc>
-      </w:tr>
-      <w:tr>
-        <w:trPr>
-          <w:cantSplit/>
-        </w:trPr>
-        <w:tc>
-          <w:tcPr>
-            <w:tcW w:type="dxa" w:w="3096"/>
-            <w:vAlign w:val="center"/>
-            <w:tcMar>
-              <w:top w:w="105" w:type="dxa"/>
-              <w:bottom w:w="105" w:type="dxa"/>
-              <w:left w:w="145" w:type="dxa"/>
-              <w:right w:w="145" w:type="dxa"/>
-            </w:tcMar>
-            <w:shd w:fill="F7FAFC"/>
-          </w:tcPr>
-          <w:p>
-            <w:pPr>
-              <w:spacing w:before="40" w:after="40" w:line="341" w:lineRule="auto"/>
-              <w:jc w:val="left"/>
-            </w:pPr>
-            <w:r/>
-            <w:r>
-              <w:rPr>
-                <w:rFonts w:ascii="Times New Roman" w:hAnsi="Times New Roman" w:eastAsia="宋体"/>
-                <w:b/>
-                <w:color w:val="191919"/>
-                <w:sz w:val="19"/>
-              </w:rPr>
-              <w:t>EP03</w:t>
-              <w:br/>
-              <w:t>3-3　内　老居民楼502室·赵了房间与501室赵左右卧室（交叉剪辑与三分屏） — 夜</w:t>
-            </w:r>
-          </w:p>
-        </w:tc>
-        <w:tc>
-          <w:tcPr>
-            <w:tcW w:type="dxa" w:w="7272"/>
-            <w:vAlign w:val="center"/>
-            <w:tcMar>
-              <w:top w:w="105" w:type="dxa"/>
-              <w:bottom w:w="105" w:type="dxa"/>
-              <w:left w:w="145" w:type="dxa"/>
-              <w:right w:w="145" w:type="dxa"/>
-            </w:tcMar>
-            <w:shd w:fill="F7FAFC"/>
-          </w:tcPr>
-          <w:p>
-            <w:pPr>
-              <w:spacing w:before="40" w:after="40" w:line="341" w:lineRule="auto"/>
-              <w:jc w:val="left"/>
-            </w:pPr>
-            <w:r/>
-            <w:r>
-              <w:rPr>
-                <w:rFonts w:ascii="Times New Roman" w:hAnsi="Times New Roman" w:eastAsia="宋体"/>
-                <w:b w:val="0"/>
-                <w:color w:val="191919"/>
-                <w:sz w:val="19"/>
-              </w:rPr>
-              <w:t>【出场人物】系统电子女声、赵了、徐图图、赵左右</w:t>
-              <w:br/>
-              <w:t>【空间动作与场面调度】一墙之隔的对门502室房间内没有开顶灯，四周幽暗静谧。66岁的赵了身穿黑白复古几何印花开衫端坐在书桌前，面前的一台银色三星（SAMSUNG R55）笔记本电脑散发着冷冽的蓝白光晕。 赵了的笔记本屏幕上完整投射着对门501室赵左右台式电脑的实时远程桌面，屏幕最上方悬浮着一条醒目的深蓝色系统状态栏——“黑鸽子 V2.1 入侵监控中 ｜ 远程控制：关闭”。 赵了注视着屏幕上徐图图发来的邀请以及赵左右留在输入框里的那句“要不下次吧（”，苍老的眼底浮起一抹温和而笃定的笑意。他移动鼠标点击顶栏按钮将“远程控制”切换为“开启”，修长的手指按动退格键，将“要不下次吧（”逐字删空，随后替16岁的自己飞快敲下一行字并点击发送。 【交叉剪辑·徐图图卧室】守在IBM笔记本电脑前的徐图图听到提示音，看到屏幕跳出“狂野阳光：好呀，几点？”，原本失落的眼睛瞬间亮起璀璨的光彩，惊喜地捂住嘴，随即十指如飞地秒回过去。 【切回502室赵了房间】看着屏幕上跳出的欢快颜文字，赵了嘴角含笑点了点头。为了不让16岁的自己察觉异样，……</w:t>
-              <w:br/>
-              <w:t>【本场核心台词交锋】系统电子女声：“黑鸽子为您持续远程监控中。” ／ 赵了：“好呀，几点？” ／ 徐图图：“晚上五点半、不见不散 (/≧∇≦)/” ／ 赵左右：“我刚发过去了吗？” ／ 赵左右：“我喜欢徐图图！”</w:t>
-            </w:r>
-          </w:p>
-        </w:tc>
-      </w:tr>
-      <w:tr>
-        <w:trPr>
-          <w:cantSplit/>
-        </w:trPr>
-        <w:tc>
-          <w:tcPr>
-            <w:tcW w:type="dxa" w:w="3096"/>
-            <w:vAlign w:val="center"/>
-            <w:tcMar>
-              <w:top w:w="105" w:type="dxa"/>
-              <w:bottom w:w="105" w:type="dxa"/>
-              <w:left w:w="145" w:type="dxa"/>
-              <w:right w:w="145" w:type="dxa"/>
-            </w:tcMar>
-          </w:tcPr>
-          <w:p>
-            <w:pPr>
-              <w:spacing w:before="40" w:after="40" w:line="341" w:lineRule="auto"/>
-              <w:jc w:val="left"/>
-            </w:pPr>
-            <w:r/>
-            <w:r>
-              <w:rPr>
-                <w:rFonts w:ascii="Times New Roman" w:hAnsi="Times New Roman" w:eastAsia="宋体"/>
-                <w:b/>
-                <w:color w:val="191919"/>
-                <w:sz w:val="19"/>
-              </w:rPr>
-              <w:t>EP04</w:t>
-              <w:br/>
-              <w:t>4-14　内　福慧家园6栋五楼·501与502室门外楼梯间 — 日</w:t>
-            </w:r>
-          </w:p>
-        </w:tc>
-        <w:tc>
-          <w:tcPr>
-            <w:tcW w:type="dxa" w:w="7272"/>
-            <w:vAlign w:val="center"/>
-            <w:tcMar>
-              <w:top w:w="105" w:type="dxa"/>
-              <w:bottom w:w="105" w:type="dxa"/>
-              <w:left w:w="145" w:type="dxa"/>
-              <w:right w:w="145" w:type="dxa"/>
-            </w:tcMar>
-          </w:tcPr>
-          <w:p>
-            <w:pPr>
-              <w:spacing w:before="40" w:after="40" w:line="341" w:lineRule="auto"/>
-              <w:jc w:val="left"/>
-            </w:pPr>
-            <w:r/>
-            <w:r>
-              <w:rPr>
-                <w:rFonts w:ascii="Times New Roman" w:hAnsi="Times New Roman" w:eastAsia="宋体"/>
-                <w:b w:val="0"/>
-                <w:color w:val="191919"/>
-                <w:sz w:val="19"/>
-              </w:rPr>
-              <w:t>【出场人物】荀未来</w:t>
-              <w:br/>
-              <w:t>【空间动作与场面调度】2008年1月31日（周四）清晨。身穿卡其色厚羽绒服、戴着黑色毛线手套的41岁荀未来急匆匆爬上福慧家园6栋五楼的水泥楼梯间。 荀未来先凑到501室绿色防盗铁门前侧耳倾听，又转过身打量对门紧闭的502室房门，神色愈发凝重。 荀未来一咬牙，转身快步跑下楼梯。 切至：</w:t>
-              <w:br/>
-              <w:t>【本场核心台词交锋】荀未来：“没去麻辣烫店，也不在他家……难道是未来的我，预判了我的预判？！这姜真是越老越辣！不行，不能让他趁虚而入改变了赵左右的想法！”</w:t>
-            </w:r>
-          </w:p>
-        </w:tc>
-      </w:tr>
-      <w:tr>
-        <w:trPr>
-          <w:cantSplit/>
-        </w:trPr>
-        <w:tc>
-          <w:tcPr>
-            <w:tcW w:type="dxa" w:w="3096"/>
-            <w:vAlign w:val="center"/>
-            <w:tcMar>
-              <w:top w:w="105" w:type="dxa"/>
-              <w:bottom w:w="105" w:type="dxa"/>
-              <w:left w:w="145" w:type="dxa"/>
-              <w:right w:w="145" w:type="dxa"/>
-            </w:tcMar>
-            <w:shd w:fill="F7FAFC"/>
-          </w:tcPr>
-          <w:p>
-            <w:pPr>
-              <w:spacing w:before="40" w:after="40" w:line="341" w:lineRule="auto"/>
-              <w:jc w:val="left"/>
-            </w:pPr>
-            <w:r/>
-            <w:r>
-              <w:rPr>
-                <w:rFonts w:ascii="Times New Roman" w:hAnsi="Times New Roman" w:eastAsia="宋体"/>
-                <w:b/>
-                <w:color w:val="191919"/>
-                <w:sz w:val="19"/>
-              </w:rPr>
-              <w:t>EP05</w:t>
-              <w:br/>
-              <w:t>5-5　内　赵左右家楼道·501与502室门前 — 日</w:t>
-            </w:r>
-          </w:p>
-        </w:tc>
-        <w:tc>
-          <w:tcPr>
-            <w:tcW w:type="dxa" w:w="7272"/>
-            <w:vAlign w:val="center"/>
-            <w:tcMar>
-              <w:top w:w="105" w:type="dxa"/>
-              <w:bottom w:w="105" w:type="dxa"/>
-              <w:left w:w="145" w:type="dxa"/>
-              <w:right w:w="145" w:type="dxa"/>
-            </w:tcMar>
-            <w:shd w:fill="F7FAFC"/>
-          </w:tcPr>
-          <w:p>
-            <w:pPr>
-              <w:spacing w:before="40" w:after="40" w:line="341" w:lineRule="auto"/>
-              <w:jc w:val="left"/>
-            </w:pPr>
-            <w:r/>
-            <w:r>
-              <w:rPr>
-                <w:rFonts w:ascii="Times New Roman" w:hAnsi="Times New Roman" w:eastAsia="宋体"/>
-                <w:b w:val="0"/>
-                <w:color w:val="191919"/>
-                <w:sz w:val="19"/>
-              </w:rPr>
-              <w:t>【出场人物】赵了、刘美奕</w:t>
-              <w:br/>
-              <w:t>【空间动作与场面调度】五楼狭窄的水泥楼道内，头戴八角鸭舌帽、身穿棕色长款翻领呢大衣的六十六岁赵了双手交叠在腹前，略带歉意地微躬着身子站在五零一室门前；身穿黑白宽条纹高领毛衣的母亲刘美奕倚在门框旁，神色温和。 刘美奕露出理解的微笑，轻轻摇了摇头宽慰这位热心的老邻居。 刘美奕感激地频频点头，礼貌地向赵了致意。 赵了温和地点头目送刘美奕关门，眼神里满是跨越半个世纪的眷恋与克制。 切至：</w:t>
-              <w:br/>
-              <w:t>【本场核心台词交锋】赵了：“不好意思，我没能把小赵带回来。” ／ 刘美奕：“没关系，让他在漫画屋住几天也好。这个年纪嘛，正是交真朋友的时候。” ／ 赵了：“你放心，过年前，我一定再想办法劝他回家住。” ／ 刘美奕：“我自己找时间去漫画屋找他就行。真不好意思，我们家的事，让您费心了。”</w:t>
-            </w:r>
-          </w:p>
-        </w:tc>
-      </w:tr>
-      <w:tr>
-        <w:trPr>
-          <w:cantSplit/>
-        </w:trPr>
-        <w:tc>
-          <w:tcPr>
-            <w:tcW w:type="dxa" w:w="3096"/>
-            <w:vAlign w:val="center"/>
-            <w:tcMar>
-              <w:top w:w="105" w:type="dxa"/>
-              <w:bottom w:w="105" w:type="dxa"/>
-              <w:left w:w="145" w:type="dxa"/>
-              <w:right w:w="145" w:type="dxa"/>
-            </w:tcMar>
-          </w:tcPr>
-          <w:p>
-            <w:pPr>
-              <w:spacing w:before="40" w:after="40" w:line="341" w:lineRule="auto"/>
-              <w:jc w:val="left"/>
-            </w:pPr>
-            <w:r/>
-            <w:r>
-              <w:rPr>
-                <w:rFonts w:ascii="Times New Roman" w:hAnsi="Times New Roman" w:eastAsia="宋体"/>
-                <w:b/>
-                <w:color w:val="191919"/>
-                <w:sz w:val="19"/>
-              </w:rPr>
-              <w:t>EP05</w:t>
-              <w:br/>
-              <w:t>5-12　内　赵左右家楼道·501与502室门前 — 夜</w:t>
-            </w:r>
-          </w:p>
-        </w:tc>
-        <w:tc>
-          <w:tcPr>
-            <w:tcW w:type="dxa" w:w="7272"/>
-            <w:vAlign w:val="center"/>
-            <w:tcMar>
-              <w:top w:w="105" w:type="dxa"/>
-              <w:bottom w:w="105" w:type="dxa"/>
-              <w:left w:w="145" w:type="dxa"/>
-              <w:right w:w="145" w:type="dxa"/>
-            </w:tcMar>
-          </w:tcPr>
-          <w:p>
-            <w:pPr>
-              <w:spacing w:before="40" w:after="40" w:line="341" w:lineRule="auto"/>
-              <w:jc w:val="left"/>
-            </w:pPr>
-            <w:r/>
-            <w:r>
-              <w:rPr>
-                <w:rFonts w:ascii="Times New Roman" w:hAnsi="Times New Roman" w:eastAsia="宋体"/>
-                <w:b w:val="0"/>
-                <w:color w:val="191919"/>
-                <w:sz w:val="19"/>
-              </w:rPr>
-              <w:t>【出场人物】开锁师傅、赵了、巡警、赵东来</w:t>
-              <w:br/>
-              <w:t>【空间动作与场面调度】五楼五零二室门前，身穿深绿色棉衣的开锁师傅转动工具咔哒一声打开房门，起身收拾好工具包下楼。巡警 220103 站在门旁温和地叮嘱赵了。 赵了连连点头道谢，与巡警挥手互致新年祝福。 巡警转身下楼，正好与一手拎着黑色公文包、一手插兜走上楼梯的赵东来擦肩而过。赵东来停步回头目送警察下楼的背影，满脸疑惑；站在五零二室门前的赵了立刻满脸堆笑地迎上前去。 赵东来喝得满面红光，带着笑意比划着手势，拍了拍胸脯炫耀。 赵了顺势竖起大拇指迎合，感慨起自己年轻时的风光。 赵了忽然收敛笑容，垂下头重重叹了口气，脸上一副英雄迟暮的落寞与委屈。 赵了扶着门框，故作无奈地向赵东来倒起苦水。 赵东来听后眉头一蹙，借着酒劲把胸脯拍得啪啪响，热心地大包大揽下来。 赵了连连点头催促，赵东来拎着公文包转身快步下楼。赵了扶着门框探身朝楼梯下方高喊。 听着赵东来远去的脚步声，赵了缓缓直起身子，脸上的笑容渐渐敛去，眼神变得深沉而复杂。 切至：</w:t>
-              <w:br/>
-              <w:t>【本场核心台词交锋】开锁师傅：“哎哟，开了。好了，我走了。” ／ 赵了：“哎，谢谢，谢谢。” ／ 巡警：“您以后啊，一定多留心点。万一遇到什么需要帮助的情况啊，就来派出所找我们。” ／ 赵了：“好，谢谢警察同志。” ／ 巡警：“那就不打扰了。祝您新年快乐。”</w:t>
-            </w:r>
-          </w:p>
-        </w:tc>
-      </w:tr>
-      <w:tr>
-        <w:trPr>
-          <w:cantSplit/>
-        </w:trPr>
-        <w:tc>
-          <w:tcPr>
-            <w:tcW w:type="dxa" w:w="3096"/>
-            <w:vAlign w:val="center"/>
-            <w:tcMar>
-              <w:top w:w="105" w:type="dxa"/>
-              <w:bottom w:w="105" w:type="dxa"/>
-              <w:left w:w="145" w:type="dxa"/>
-              <w:right w:w="145" w:type="dxa"/>
-            </w:tcMar>
-            <w:shd w:fill="F7FAFC"/>
-          </w:tcPr>
-          <w:p>
-            <w:pPr>
-              <w:spacing w:before="40" w:after="40" w:line="341" w:lineRule="auto"/>
-              <w:jc w:val="left"/>
-            </w:pPr>
-            <w:r/>
-            <w:r>
-              <w:rPr>
-                <w:rFonts w:ascii="Times New Roman" w:hAnsi="Times New Roman" w:eastAsia="宋体"/>
-                <w:b/>
-                <w:color w:val="191919"/>
-                <w:sz w:val="19"/>
-              </w:rPr>
-              <w:t>EP05</w:t>
-              <w:br/>
-              <w:t>5-17　外/内　家属院·雪夜长椅与502室卧室 — 深夜</w:t>
-            </w:r>
-          </w:p>
-        </w:tc>
-        <w:tc>
-          <w:tcPr>
-            <w:tcW w:type="dxa" w:w="7272"/>
-            <w:vAlign w:val="center"/>
-            <w:tcMar>
-              <w:top w:w="105" w:type="dxa"/>
-              <w:bottom w:w="105" w:type="dxa"/>
-              <w:left w:w="145" w:type="dxa"/>
-              <w:right w:w="145" w:type="dxa"/>
-            </w:tcMar>
-            <w:shd w:fill="F7FAFC"/>
-          </w:tcPr>
-          <w:p>
-            <w:pPr>
-              <w:spacing w:before="40" w:after="40" w:line="341" w:lineRule="auto"/>
-              <w:jc w:val="left"/>
-            </w:pPr>
-            <w:r/>
-            <w:r>
-              <w:rPr>
-                <w:rFonts w:ascii="Times New Roman" w:hAnsi="Times New Roman" w:eastAsia="宋体"/>
-                <w:b w:val="0"/>
-                <w:color w:val="191919"/>
-                <w:sz w:val="19"/>
-              </w:rPr>
-              <w:t>【出场人物】赵东来、荀未来、赵左右、赵了</w:t>
-              <w:br/>
-              <w:t>【空间动作与场面调度】居民楼外的走廊长椅旁积着厚雪，昏黄的路灯下，赵东来与荀未来并肩倚坐在长椅上，手里各自握着绿罐雪花啤酒，不时仰头畅饮后长吁一口气，满脸疲态。 赵东来摆了摆手，转头看着身旁的荀未来认真强调。 不远处的台阶下方阴影里，寻来的赵左右听到上方的说话声停下脚步，仰起头望向长椅方向（画外音）。 长椅上，喝高了的赵东来神情落寞、眼眶泛红，一边拍着胸口比划手势，一边满面辛酸地仰靠在墙上吐露苦水。 站在台阶下阴影里的赵左右听到父亲那句“哎呦我是真没钱呀”，眼神微微一颤，眼底涌起一阵心疼与触动。然而紧接着，长椅上的荀未来神色从同情转为得意，伸手一把搭住赵东来的肩膀炫耀起来。 赵东来醉眼迷离地转过头，一脸茫然。 荀未来拍着大腿，眉飞色舞地向赵东来抖出实情。台阶下的赵左右如遭雷击，整个人僵在原地！ 赵东来恍然大悟地伸手指了指荀未来。 【闪回·街边图文打印店】荀未来站在电脑前，指着 Photoshop 屏幕里正在排版的《小知音文摘》杂志封面叮嘱女店员。 回到雪夜长椅，赵东来笑着拍打荀未来的大腿，竖起大拇指连声夸赞，……</w:t>
-              <w:br/>
-              <w:t>【本场核心台词交锋】赵东来：“鞠躬尽瘁你知道吗？我真的是鞠躬尽瘁呀，啊。” ／ 荀未来：“谁不是呢？想把最好的东西都给他。” ／ 赵东来：“谁不是啊，嗯？不不不不，咱两个不一样，那我是他爸，我要对他负责啊！” ／ 赵左右：“他们去哪儿了？应该没走远吧。” ／ 赵东来：“你知道孩子从小，吃喝拉撒、买衣服、看病、上学，哪都得花钱啊！哎哟我这压力是真大呀，他呢？他什么时候能够理解过我这个当爹的啊？你就说他想要那个手机，我能不想给他吗？哎呦我是真没钱呀！”</w:t>
-            </w:r>
-          </w:p>
-        </w:tc>
-      </w:tr>
-      <w:tr>
-        <w:trPr>
-          <w:cantSplit/>
-        </w:trPr>
-        <w:tc>
-          <w:tcPr>
-            <w:tcW w:type="dxa" w:w="3096"/>
-            <w:vAlign w:val="center"/>
-            <w:tcMar>
-              <w:top w:w="105" w:type="dxa"/>
-              <w:bottom w:w="105" w:type="dxa"/>
-              <w:left w:w="145" w:type="dxa"/>
-              <w:right w:w="145" w:type="dxa"/>
-            </w:tcMar>
-          </w:tcPr>
-          <w:p>
-            <w:pPr>
-              <w:spacing w:before="40" w:after="40" w:line="341" w:lineRule="auto"/>
-              <w:jc w:val="left"/>
-            </w:pPr>
-            <w:r/>
-            <w:r>
-              <w:rPr>
-                <w:rFonts w:ascii="Times New Roman" w:hAnsi="Times New Roman" w:eastAsia="宋体"/>
-                <w:b/>
-                <w:color w:val="191919"/>
-                <w:sz w:val="19"/>
-              </w:rPr>
-              <w:t>EP06</w:t>
-              <w:br/>
-              <w:t>6-12　内　赵左右家·餐厅与502室门前 — 夜</w:t>
-            </w:r>
-          </w:p>
-        </w:tc>
-        <w:tc>
-          <w:tcPr>
-            <w:tcW w:type="dxa" w:w="7272"/>
-            <w:vAlign w:val="center"/>
-            <w:tcMar>
-              <w:top w:w="105" w:type="dxa"/>
-              <w:bottom w:w="105" w:type="dxa"/>
-              <w:left w:w="145" w:type="dxa"/>
-              <w:right w:w="145" w:type="dxa"/>
-            </w:tcMar>
-          </w:tcPr>
-          <w:p>
-            <w:pPr>
-              <w:spacing w:before="40" w:after="40" w:line="341" w:lineRule="auto"/>
-              <w:jc w:val="left"/>
-            </w:pPr>
-            <w:r/>
-            <w:r>
-              <w:rPr>
-                <w:rFonts w:ascii="Times New Roman" w:hAnsi="Times New Roman" w:eastAsia="宋体"/>
-                <w:b w:val="0"/>
-                <w:color w:val="191919"/>
-                <w:sz w:val="19"/>
-              </w:rPr>
-              <w:t>【出场人物】赵左右、刘美奕、赵东来、赵了</w:t>
-              <w:br/>
-              <w:t>【空间动作与场面调度】除夕之夜，五零一室餐厅桌上摆满了丰盛的年夜饭（包括锅包肉与炸茄盒）。身穿浅蓝色毛衣的赵左右与身穿灰色针织衫的赵东来围坐桌旁互相夹菜，系着粉色围裙的刘美奕端着一个装满热菜的双层不锈钢饭盒从厨房走出来。 赵东来端起酒杯乐呵呵地招呼儿子碰杯，刘美奕将不锈钢饭盒递给赵左右。 赵左右接过饭盒，疑惑地眨了眨眼。 赵左右双手托着不锈钢饭盒走到对门五零二室门前敲了敲门。身穿卡其色厚羽绒服、面容憔悴的六十六岁赵了微开房门。赵左右神色真诚地将饭盒递到身前。 赵了眼中闪过一丝意外与触动，低声询问。 赵了目光下移落在温热的饭盒上，微微点头道谢，双手接过饭盒后立刻往后退了半步拉开距离，急促地把门合上。 赵左右隔着门叮嘱了一句，转身回到五零一室餐桌旁坐下，拿起筷子边吃边问母亲。 赵东来神情凝重地停下筷子，端起啤酒杯连连叹息。 刘美奕连忙笑着出声打断沉重的话题，端起酒杯招呼父子俩。一家三口共同举杯碰在一起。 切至：</w:t>
-              <w:br/>
-              <w:t>【本场核心台词交锋】赵左右：“妈，你别忙活了快来吃啊。” ／ 刘美奕：“哎，马上啊。” ／ 赵东来：“陪我喝一个，陪我喝一个。” ／ 赵左右：“这个这个。” ／ 刘美奕：“儿子，过来来，把这个饭盒啊，给赵了爷爷送过去。”</w:t>
-            </w:r>
-          </w:p>
-        </w:tc>
-      </w:tr>
-      <w:tr>
-        <w:trPr>
-          <w:cantSplit/>
-        </w:trPr>
-        <w:tc>
-          <w:tcPr>
-            <w:tcW w:type="dxa" w:w="3096"/>
-            <w:vAlign w:val="center"/>
-            <w:tcMar>
-              <w:top w:w="105" w:type="dxa"/>
-              <w:bottom w:w="105" w:type="dxa"/>
-              <w:left w:w="145" w:type="dxa"/>
-              <w:right w:w="145" w:type="dxa"/>
-            </w:tcMar>
-            <w:shd w:fill="F7FAFC"/>
-          </w:tcPr>
-          <w:p>
-            <w:pPr>
-              <w:spacing w:before="40" w:after="40" w:line="341" w:lineRule="auto"/>
-              <w:jc w:val="left"/>
-            </w:pPr>
-            <w:r/>
-            <w:r>
-              <w:rPr>
-                <w:rFonts w:ascii="Times New Roman" w:hAnsi="Times New Roman" w:eastAsia="宋体"/>
-                <w:b/>
-                <w:color w:val="191919"/>
-                <w:sz w:val="19"/>
-              </w:rPr>
-              <w:t>EP07</w:t>
-              <w:br/>
-              <w:t>7-2　内　赵了家·卧室 — 夜</w:t>
-            </w:r>
-          </w:p>
-        </w:tc>
-        <w:tc>
-          <w:tcPr>
-            <w:tcW w:type="dxa" w:w="7272"/>
-            <w:vAlign w:val="center"/>
-            <w:tcMar>
-              <w:top w:w="105" w:type="dxa"/>
-              <w:bottom w:w="105" w:type="dxa"/>
-              <w:left w:w="145" w:type="dxa"/>
-              <w:right w:w="145" w:type="dxa"/>
-            </w:tcMar>
-            <w:shd w:fill="F7FAFC"/>
-          </w:tcPr>
-          <w:p>
-            <w:pPr>
-              <w:spacing w:before="40" w:after="40" w:line="341" w:lineRule="auto"/>
-              <w:jc w:val="left"/>
-            </w:pPr>
-            <w:r/>
-            <w:r>
-              <w:rPr>
-                <w:rFonts w:ascii="Times New Roman" w:hAnsi="Times New Roman" w:eastAsia="宋体"/>
-                <w:b w:val="0"/>
-                <w:color w:val="191919"/>
-                <w:sz w:val="19"/>
-              </w:rPr>
-              <w:t>【出场人物】赵了</w:t>
-              <w:br/>
-              <w:t>【空间动作与场面调度】昏暗的五零二室卧室内，窗外寒风凛冽。满头白发、身穿黑底印花睡衣的六十六岁赵了猛地从噩梦中惊醒，右手死死捂住起伏剧烈的胸口大口喘息。 片刻后，赵了颤抖着伸手摸过枕边的老款诺基亚滑盖手机。屏幕亮起微光，壁纸上正是十六岁的赵左右与徐图图凑在一起灿烂微笑的自拍合影。赵了苍老的指腹轻轻摩挲着屏幕上的少女面庞，浑浊的眼底涌起滚烫的泪光。 切至：</w:t>
-              <w:br/>
-              <w:t>【本场核心台词交锋】赵了：“梦没有往下做……好像它也知道我不敢见你。但是……图图啊……我还能再见你一面，跟你说声再见吗？”</w:t>
-            </w:r>
-          </w:p>
-        </w:tc>
-      </w:tr>
-      <w:tr>
-        <w:trPr>
-          <w:cantSplit/>
-        </w:trPr>
-        <w:tc>
-          <w:tcPr>
-            <w:tcW w:type="dxa" w:w="3096"/>
-            <w:vAlign w:val="center"/>
-            <w:tcMar>
-              <w:top w:w="105" w:type="dxa"/>
-              <w:bottom w:w="105" w:type="dxa"/>
-              <w:left w:w="145" w:type="dxa"/>
-              <w:right w:w="145" w:type="dxa"/>
-            </w:tcMar>
-          </w:tcPr>
-          <w:p>
-            <w:pPr>
-              <w:spacing w:before="40" w:after="40" w:line="341" w:lineRule="auto"/>
-              <w:jc w:val="left"/>
-            </w:pPr>
-            <w:r/>
-            <w:r>
-              <w:rPr>
-                <w:rFonts w:ascii="Times New Roman" w:hAnsi="Times New Roman" w:eastAsia="宋体"/>
-                <w:b/>
-                <w:color w:val="191919"/>
-                <w:sz w:val="19"/>
-              </w:rPr>
-              <w:t>EP08</w:t>
-              <w:br/>
-              <w:t>8-4　内　502室赵了卧室·漫画屋里间与501室赵左右卧室（三代清晨交叉剪辑） — 晨</w:t>
-            </w:r>
-          </w:p>
-        </w:tc>
-        <w:tc>
-          <w:tcPr>
-            <w:tcW w:type="dxa" w:w="7272"/>
-            <w:vAlign w:val="center"/>
-            <w:tcMar>
-              <w:top w:w="105" w:type="dxa"/>
-              <w:bottom w:w="105" w:type="dxa"/>
-              <w:left w:w="145" w:type="dxa"/>
-              <w:right w:w="145" w:type="dxa"/>
-            </w:tcMar>
-          </w:tcPr>
-          <w:p>
-            <w:pPr>
-              <w:spacing w:before="40" w:after="40" w:line="341" w:lineRule="auto"/>
-              <w:jc w:val="left"/>
-            </w:pPr>
-            <w:r/>
-            <w:r>
-              <w:rPr>
-                <w:rFonts w:ascii="Times New Roman" w:hAnsi="Times New Roman" w:eastAsia="宋体"/>
-                <w:b w:val="0"/>
-                <w:color w:val="191919"/>
-                <w:sz w:val="19"/>
-              </w:rPr>
-              <w:t>【出场人物】赵了、荀未来、赵左右、徐图图</w:t>
-              <w:br/>
-              <w:t>【空间动作与场面调度】大年初二清晨，画面右下角浮现本集片名：第 8 集 时间的玩笑。 五零二室昏暗的卧室内，床头柜上散落着拆开的零食包装袋。六十六岁的赵了身穿黑色暗纹睡衣仰躺在格子棉被里，缓缓抬起右手摘下脸上的黑色睡眠眼罩，睁开浑浊而疲惫的双眼，望着天花板失神发呆。 镜头切至三条鱼漫画屋里间卧室，床头堆满了杂乱的旧漫画书。四十一岁的荀未来身穿白色长袖内衣侧卧在木板床上，眼下挂着浓重的黑眼圈，睁着空洞的双眼望着眼前的书堆彻夜未眠。 镜头切至五零一室阳光明媚的赵左右卧室。贴满动漫与篮球海报的房间里，身穿白色套头长袖衫的十六岁赵左右精神抖擞地从被窝里坐起身，张大嘴巴打了个酣畅淋漓的哈欠，舒展双臂伸了个大大的懒腰，挠了挠后脑勺。 赵左右随手拿起放在床头柜上的诺基亚直板手机，点开一条上午九点二十分刚收到的未读短信——发件人备注为“徐图图（一只坨坨）”。赵左右看着屏幕上的文字，嘴角不由自主地漾开明朗灿烂的笑容。 切至：</w:t>
-              <w:br/>
-              <w:t>【本场核心台词交锋】赵了：“年轻的时候多好啊……想忘就能忘得掉。” ／ 荀未来：“小时候多好呀……困了就能睡得着。” ／ 赵左右：“今天初几来着？” ／ 徐图图：“左右！学校旁边那家咖啡厅开业喽，中午一起去看看吗？”</w:t>
-            </w:r>
-          </w:p>
-        </w:tc>
-      </w:tr>
-      <w:tr>
-        <w:trPr>
-          <w:cantSplit/>
-        </w:trPr>
-        <w:tc>
-          <w:tcPr>
-            <w:tcW w:type="dxa" w:w="3096"/>
-            <w:vAlign w:val="center"/>
-            <w:tcMar>
-              <w:top w:w="105" w:type="dxa"/>
-              <w:bottom w:w="105" w:type="dxa"/>
-              <w:left w:w="145" w:type="dxa"/>
-              <w:right w:w="145" w:type="dxa"/>
-            </w:tcMar>
-            <w:shd w:fill="F7FAFC"/>
-          </w:tcPr>
-          <w:p>
-            <w:pPr>
-              <w:spacing w:before="40" w:after="40" w:line="341" w:lineRule="auto"/>
-              <w:jc w:val="left"/>
-            </w:pPr>
-            <w:r/>
-            <w:r>
-              <w:rPr>
-                <w:rFonts w:ascii="Times New Roman" w:hAnsi="Times New Roman" w:eastAsia="宋体"/>
-                <w:b/>
-                <w:color w:val="191919"/>
-                <w:sz w:val="19"/>
-              </w:rPr>
-              <w:t>EP09</w:t>
-              <w:br/>
-              <w:t>9-12　外/内　福慧家园五楼楼道·502室与三条鱼漫画屋 — 夜</w:t>
-            </w:r>
-          </w:p>
-        </w:tc>
-        <w:tc>
-          <w:tcPr>
-            <w:tcW w:type="dxa" w:w="7272"/>
-            <w:vAlign w:val="center"/>
-            <w:tcMar>
-              <w:top w:w="105" w:type="dxa"/>
-              <w:bottom w:w="105" w:type="dxa"/>
-              <w:left w:w="145" w:type="dxa"/>
-              <w:right w:w="145" w:type="dxa"/>
-            </w:tcMar>
-            <w:shd w:fill="F7FAFC"/>
-          </w:tcPr>
-          <w:p>
-            <w:pPr>
-              <w:spacing w:before="40" w:after="40" w:line="341" w:lineRule="auto"/>
-              <w:jc w:val="left"/>
-            </w:pPr>
-            <w:r/>
-            <w:r>
-              <w:rPr>
-                <w:rFonts w:ascii="Times New Roman" w:hAnsi="Times New Roman" w:eastAsia="宋体"/>
-                <w:b w:val="0"/>
-                <w:color w:val="191919"/>
-                <w:sz w:val="19"/>
-              </w:rPr>
-              <w:t>【出场人物】刘美奕、赵了、赵左右、荀未来</w:t>
-              <w:br/>
-              <w:t>【空间动作与场面调度】深夜，黑色路虎越野车（黑A·6T534）停在福慧家园居民楼下的雪地旁。头戴姜黄色毛线帽、身穿宝蓝色连帽羽绒服的六十六岁赵了推门下车，抬头仰望了一眼五楼亮灯的窗户，呼出一团白气走进单元门。 五楼狭窄的水泥楼道内，赵了走上台阶，抬手敲响了对门五零一室的防盗门。身穿灰色开衫毛衣的母亲刘美奕拉开房门，客气地打招呼。 赵了往屋里望了一眼，温和地询问十六岁赵左右的动向。 刘美奕摇了摇头，脸上带着几分欣慰向老邻居解释。 赵了眉头微不可察地一蹙——在他原本的记忆里，高一的自己从未主动留校上过晚自习。他不动声色地追问了一句。 刘美奕笑着摆了摆手。 正说着，楼梯下方传来稳健的脚步声——只见身穿黑色连帽羽绒服的十六岁赵左右怀里紧紧抱着一大摞厚厚的复习教材与练习册，迈步走上五楼平台，礼貌地向赵了和母亲问好。 刘美奕心疼地连忙迎上去接过儿子手里的书，热情地招呼儿子进屋吃宵夜，并回头向赵了道晚安。 赵了温和地应了一声“哎”，目送五零一室的防盗门咔哒关上。楼道里只剩下赵了独自一人，他神色凝重地掏出钥匙打开五零二室的房……</w:t>
-              <w:br/>
-              <w:t>【本场核心台词交锋】刘美奕：“来了。赵先生。” ／ 赵了：“孩子回来了吗？” ／ 刘美奕：“呃，还没呢。他晚上给我打电话说要参加晚自习，还没回来呢。” ／ 赵了：“小赵怎么突然晚自习了呢？” ／ 刘美奕：“这个我不知道。不过孩子爱学习总是好事嘛。”</w:t>
-            </w:r>
-          </w:p>
-        </w:tc>
-      </w:tr>
-      <w:tr>
-        <w:trPr>
-          <w:cantSplit/>
-        </w:trPr>
-        <w:tc>
-          <w:tcPr>
-            <w:tcW w:type="dxa" w:w="3096"/>
-            <w:vAlign w:val="center"/>
-            <w:tcMar>
-              <w:top w:w="105" w:type="dxa"/>
-              <w:bottom w:w="105" w:type="dxa"/>
-              <w:left w:w="145" w:type="dxa"/>
-              <w:right w:w="145" w:type="dxa"/>
-            </w:tcMar>
-          </w:tcPr>
-          <w:p>
-            <w:pPr>
-              <w:spacing w:before="40" w:after="40" w:line="341" w:lineRule="auto"/>
-              <w:jc w:val="left"/>
-            </w:pPr>
-            <w:r/>
-            <w:r>
-              <w:rPr>
-                <w:rFonts w:ascii="Times New Roman" w:hAnsi="Times New Roman" w:eastAsia="宋体"/>
-                <w:b/>
-                <w:color w:val="191919"/>
-                <w:sz w:val="19"/>
-              </w:rPr>
-              <w:t>EP11</w:t>
-              <w:br/>
-              <w:t>11-1　外/内　福慧家园五号楼下与502室赵了家（客餐厅与书房） — 夜</w:t>
-            </w:r>
-          </w:p>
-        </w:tc>
-        <w:tc>
-          <w:tcPr>
-            <w:tcW w:type="dxa" w:w="7272"/>
-            <w:vAlign w:val="center"/>
-            <w:tcMar>
-              <w:top w:w="105" w:type="dxa"/>
-              <w:bottom w:w="105" w:type="dxa"/>
-              <w:left w:w="145" w:type="dxa"/>
-              <w:right w:w="145" w:type="dxa"/>
-            </w:tcMar>
-          </w:tcPr>
-          <w:p>
-            <w:pPr>
-              <w:spacing w:before="40" w:after="40" w:line="341" w:lineRule="auto"/>
-              <w:jc w:val="left"/>
-            </w:pPr>
-            <w:r/>
-            <w:r>
-              <w:rPr>
-                <w:rFonts w:ascii="Times New Roman" w:hAnsi="Times New Roman" w:eastAsia="宋体"/>
-                <w:b w:val="0"/>
-                <w:color w:val="191919"/>
-                <w:sz w:val="19"/>
-              </w:rPr>
-              <w:t>【出场人物】赵了、荀未来、赵左右</w:t>
-              <w:br/>
-              <w:t>【空间动作与场面调度】寒风凛冽的雪夜，身穿棕红色连帽羽绒大衣的四十一岁荀未来蹬着一辆老式自行车拐进福慧家园五号楼门前，利落地跳下车支起脚撑，气冲冲地快步跑进单元门。 五楼五零二室餐桌旁，满头银发、戴着细黑框老花镜的六十六岁赵了正穿着黑色毛衣坐在灯下，眯着眼低头按着一部老式诺基亚直板手机。门外突然响起急促的敲门声，赵了头也不抬地冲门口问了一句。 门外传来荀未来没好气的声音。 赵了放下手机，慢步走到玄关拉开房门。荀未来推门闯进屋里，反手带上门，一边快步走向客厅，一边把双肩包和棕红色羽绒大衣脱下来狠狠摔在沙发上，穿着深蓝色运动夹克一屁股坐到餐椅上，气得直翻白眼。 赵了神色淡定地走回餐桌旁，拿起桌上的玻璃水壶往玻璃杯里倒了一杯凉白开递过去，慢条斯理地揶揄他。 正在气头上的荀未来抓起玻璃杯仰头猛灌了一大口，瞬间被冰得龇牙咧嘴，“咚”地把水杯拍在桌面上。 赵了慈祥而略带调侃地呵呵笑了起来，指了指荀未来。 荀未来被噎得一滞，撇着嘴阴阳怪气地反击，探身指向赵了手里的诺基亚手机。 赵了收敛起笑容，用手指点了点诺基亚手机屏幕，正……</w:t>
-              <w:br/>
-              <w:t>【本场核心台词交锋】赵了：“谁呀？” ／ 荀未来：“我！” ／ 荀未来：“气死了，真的是快气死了！说那个小屁孩是赵左右，简直就是侮辱我！” ／ 赵了：“你有招你上，啊？反正我认输。” ／ 荀未来：“凉水？！”</w:t>
-            </w:r>
-          </w:p>
-        </w:tc>
-      </w:tr>
-      <w:tr>
-        <w:trPr>
-          <w:cantSplit/>
-        </w:trPr>
-        <w:tc>
-          <w:tcPr>
-            <w:tcW w:type="dxa" w:w="3096"/>
-            <w:vAlign w:val="center"/>
-            <w:tcMar>
-              <w:top w:w="105" w:type="dxa"/>
-              <w:bottom w:w="105" w:type="dxa"/>
-              <w:left w:w="145" w:type="dxa"/>
-              <w:right w:w="145" w:type="dxa"/>
-            </w:tcMar>
-            <w:shd w:fill="F7FAFC"/>
-          </w:tcPr>
-          <w:p>
-            <w:pPr>
-              <w:spacing w:before="40" w:after="40" w:line="341" w:lineRule="auto"/>
-              <w:jc w:val="left"/>
-            </w:pPr>
-            <w:r/>
-            <w:r>
-              <w:rPr>
-                <w:rFonts w:ascii="Times New Roman" w:hAnsi="Times New Roman" w:eastAsia="宋体"/>
-                <w:b/>
-                <w:color w:val="191919"/>
-                <w:sz w:val="19"/>
-              </w:rPr>
-              <w:t>EP11</w:t>
-              <w:br/>
-              <w:t>11-11　内　502室赵了家客厅与三条鱼漫画屋（里间与洗漱镜前） — 夜/晨</w:t>
-            </w:r>
-          </w:p>
-        </w:tc>
-        <w:tc>
-          <w:tcPr>
-            <w:tcW w:type="dxa" w:w="7272"/>
-            <w:vAlign w:val="center"/>
-            <w:tcMar>
-              <w:top w:w="105" w:type="dxa"/>
-              <w:bottom w:w="105" w:type="dxa"/>
-              <w:left w:w="145" w:type="dxa"/>
-              <w:right w:w="145" w:type="dxa"/>
-            </w:tcMar>
-            <w:shd w:fill="F7FAFC"/>
-          </w:tcPr>
-          <w:p>
-            <w:pPr>
-              <w:spacing w:before="40" w:after="40" w:line="341" w:lineRule="auto"/>
-              <w:jc w:val="left"/>
-            </w:pPr>
-            <w:r/>
-            <w:r>
-              <w:rPr>
-                <w:rFonts w:ascii="Times New Roman" w:hAnsi="Times New Roman" w:eastAsia="宋体"/>
-                <w:b w:val="0"/>
-                <w:color w:val="191919"/>
-                <w:sz w:val="19"/>
-              </w:rPr>
-              <w:t>【出场人物】赵了、荀未来</w:t>
-              <w:br/>
-              <w:t>【空间动作与场面调度】夜晚的五零二室客厅内，身穿浅灰色羊羔绒开衫的六十六岁赵了正坐在沙发上把玩着紫砂茶壶。房门推开，身穿八中蓝白校服的四十一岁荀未来满脸疲惫地走了进来，抱起一只沙发抱枕仰头瘫靠在沙发背上，长长地叹了一口气。赵了转过头警惕地询问。 荀未来直起身子抱紧怀里的抱枕，摇了摇头。 赵了不解地看着他。 荀未来眼神黯然，低声吐出了一个令两人始料未及的沉重消息！赵了闻言大吃一惊：“啊？！” 荀未来低下头，回忆着当年高一历史里原本的假象与今天才揭开的残酷真相。 赵了伸手追问。 荀未来苦笑了一声反问。 赵了瞬间想通了前因后果，恍然大悟地点了点头。 荀未来神情复杂而感动地补充道。 赵了眉头紧锁，凝重地低下头思索着蝴蝶效应的连锁扩散。 荀未来眼中忽然闪过一丝侥幸与期盼，探身看向赵了。 赵了摇了摇头，不敢给出乐观的定论，摆手把话题拉回两人自己身上。 荀未来闻言立刻伸出手去拨赵了额前的白发想要看疤痕，被赵了没好气地一把拍开！ 赵了白了他一眼。 荀未来自己抬手掀起左侧刘海摸了摸依旧光洁平滑的额头，泄气地往沙发上一瘫。 赵了……</w:t>
-              <w:br/>
-              <w:t>【本场核心台词交锋】赵了：“怎么，小赵被开除了？” ／ 荀未来：“被降为严重警告了，没事了。” ／ 赵了：“没事儿了一直叹什么气啊？” ／ 荀未来：“陈明退学了。” ／ 荀未来：“我记得高中有段时间，陈明的成绩急剧下滑，每天都在打瞌睡，当时所有的人都还在纳闷儿，还以为他早恋了。今天我才知道，原来他每天都偷偷地趁晚上，在戴主任的办公室打游戏。”</w:t>
-            </w:r>
-          </w:p>
-        </w:tc>
-      </w:tr>
-      <w:tr>
-        <w:trPr>
-          <w:cantSplit/>
-        </w:trPr>
-        <w:tc>
-          <w:tcPr>
-            <w:tcW w:type="dxa" w:w="3096"/>
-            <w:vAlign w:val="center"/>
-            <w:tcMar>
-              <w:top w:w="105" w:type="dxa"/>
-              <w:bottom w:w="105" w:type="dxa"/>
-              <w:left w:w="145" w:type="dxa"/>
-              <w:right w:w="145" w:type="dxa"/>
-            </w:tcMar>
-          </w:tcPr>
-          <w:p>
-            <w:pPr>
-              <w:spacing w:before="40" w:after="40" w:line="341" w:lineRule="auto"/>
-              <w:jc w:val="left"/>
-            </w:pPr>
-            <w:r/>
-            <w:r>
-              <w:rPr>
-                <w:rFonts w:ascii="Times New Roman" w:hAnsi="Times New Roman" w:eastAsia="宋体"/>
-                <w:b/>
-                <w:color w:val="191919"/>
-                <w:sz w:val="19"/>
-              </w:rPr>
-              <w:t>EP14</w:t>
-              <w:br/>
-              <w:t>14-3　内/外　502室赵了家·2058年人生无限有限公司与风雪电话亭 — 夜</w:t>
-            </w:r>
-          </w:p>
-        </w:tc>
-        <w:tc>
-          <w:tcPr>
-            <w:tcW w:type="dxa" w:w="7272"/>
-            <w:vAlign w:val="center"/>
-            <w:tcMar>
-              <w:top w:w="105" w:type="dxa"/>
-              <w:bottom w:w="105" w:type="dxa"/>
-              <w:left w:w="145" w:type="dxa"/>
-              <w:right w:w="145" w:type="dxa"/>
-            </w:tcMar>
-          </w:tcPr>
-          <w:p>
-            <w:pPr>
-              <w:spacing w:before="40" w:after="40" w:line="341" w:lineRule="auto"/>
-              <w:jc w:val="left"/>
-            </w:pPr>
-            <w:r/>
-            <w:r>
-              <w:rPr>
-                <w:rFonts w:ascii="Times New Roman" w:hAnsi="Times New Roman" w:eastAsia="宋体"/>
-                <w:b w:val="0"/>
-                <w:color w:val="191919"/>
-                <w:sz w:val="19"/>
-              </w:rPr>
-              <w:t>【出场人物】赵了、赵左右、小雪</w:t>
-              <w:br/>
-              <w:t>【空间动作与场面调度】夜晚的老居民楼五楼水泥楼梯间内，画面中央浮现本集片名：第 14 集 继承。 系着浅色格纹围巾、背着双肩包的十六岁赵左右一步步走上五楼台阶，正准备掏钥匙开五零一室的家门，对门五零二室的防盗门忽然打开，身穿灰色连帽卫衣的六十六岁赵了探出头来，笑眯眯地向他招手。 赵左右停下脚步，转过身礼貌地看向五零二室门口的老人。 赵了慈祥地笑了笑，指了指屋里发出邀请。 赵左右爽快地一口答应，迈步走向五零二室。 赵了侧身让少年进屋，顺手关上了防盗门。 第一次踏进五零二室客厅的十六岁赵左右环顾四周——只见屋里不仅布置得复古雅致，角落里竟然还摆着一台大屏幕街机游戏机和老式显像管电视！赵左右惊喜地张开双臂惊呼，一把甩下书包扑到街机前，双手飞快地拍打着摇杆和按键玩了起来。 赵了笑吟吟地站在街机旁看着少年过瘾，随后走到餐桌前，指了指桌上的黑色包装盒与一台崭新的银灰色索尼手持摄像机（SONY Handycam），将赵左右叫到桌边。 赵左右恋恋不舍地离开游戏机走到餐桌旁，好奇地拿起那台精致的便携式摄像机端详。 六十六岁的赵……</w:t>
-              <w:br/>
-              <w:t>【本场核心台词交锋】赵了：“小赵啊，你过来一下。” ／ 赵左右：“怎么了赵爷爷？” ／ 赵了：“我买了新玩具，那说明书太复杂了，我看不懂，你过来帮我研究研究呗。” ／ 赵左右：“没问题。啥玩具啊？” ／ 赵了：“进来你就知道了。”</w:t>
-            </w:r>
-          </w:p>
-        </w:tc>
-      </w:tr>
-      <w:tr>
-        <w:trPr>
-          <w:cantSplit/>
-        </w:trPr>
-        <w:tc>
-          <w:tcPr>
-            <w:tcW w:type="dxa" w:w="3096"/>
-            <w:vAlign w:val="center"/>
-            <w:tcMar>
-              <w:top w:w="105" w:type="dxa"/>
-              <w:bottom w:w="105" w:type="dxa"/>
-              <w:left w:w="145" w:type="dxa"/>
-              <w:right w:w="145" w:type="dxa"/>
-            </w:tcMar>
-            <w:shd w:fill="F7FAFC"/>
-          </w:tcPr>
-          <w:p>
-            <w:pPr>
-              <w:spacing w:before="40" w:after="40" w:line="341" w:lineRule="auto"/>
-              <w:jc w:val="left"/>
-            </w:pPr>
-            <w:r/>
-            <w:r>
-              <w:rPr>
-                <w:rFonts w:ascii="Times New Roman" w:hAnsi="Times New Roman" w:eastAsia="宋体"/>
-                <w:b/>
-                <w:color w:val="191919"/>
-                <w:sz w:val="19"/>
-              </w:rPr>
-              <w:t>EP16</w:t>
-              <w:br/>
-              <w:t>16-4　外/内　长林八中校门口林荫道·502室赵了家与雪夜路虎车内 — 日/夜</w:t>
-            </w:r>
-          </w:p>
-        </w:tc>
-        <w:tc>
-          <w:tcPr>
-            <w:tcW w:type="dxa" w:w="7272"/>
-            <w:vAlign w:val="center"/>
-            <w:tcMar>
-              <w:top w:w="105" w:type="dxa"/>
-              <w:bottom w:w="105" w:type="dxa"/>
-              <w:left w:w="145" w:type="dxa"/>
-              <w:right w:w="145" w:type="dxa"/>
-            </w:tcMar>
-            <w:shd w:fill="F7FAFC"/>
-          </w:tcPr>
-          <w:p>
-            <w:pPr>
-              <w:spacing w:before="40" w:after="40" w:line="341" w:lineRule="auto"/>
-              <w:jc w:val="left"/>
-            </w:pPr>
-            <w:r/>
-            <w:r>
-              <w:rPr>
-                <w:rFonts w:ascii="Times New Roman" w:hAnsi="Times New Roman" w:eastAsia="宋体"/>
-                <w:b w:val="0"/>
-                <w:color w:val="191919"/>
-                <w:sz w:val="19"/>
-              </w:rPr>
-              <w:t>【出场人物】赵左右、荀未来、罗爱文、徐图图、王一漫、赵左右/徐图图/罗爱文/王一漫、赵了</w:t>
-              <w:br/>
-              <w:t>【空间动作与场面调度】画面切回白天长林市第八中学校门口路边。收废品的大爷把荀未来整理出来的一大摞旧试卷和废书搬上三轮车，从兜里摸出一枚金黄的五毛钱硬币（印着荷花图案的五角硬币）递给荀未来；荀未来礼貌地道了声“谢谢啊”。旁边的赵左右和罗爱文看着那辆装得满满当当的三轮车直替荀哥抱不平。 罗爱文也愤愤不平地帮腔：“奸商，少说也得值五十呀！”荀未来却低头看着掌心里那枚五毛钱硬币，转过身温柔地递到了十六岁赵左右的面前——精准呼应了第四集雪夜里小赵请他吃的那块五毛钱车站小蛋糕！ 赵左右接过那枚带着体温的五毛钱硬币，眼眶微酸地握在手心里，抬头与荀未来定下明年的生日之约。 四十一岁的荀未来微笑着重重点头，说出了一句双关的永恒承诺。 一旁的罗爱文连忙凑上来指着自己追问。 荀未来笑着拍了拍罗爱文的肩膀：“嗯，左右在，我肯定也在。”赵左右紧接着好奇地反问荀哥的生日。 和赵左右同一天生日的荀未来笑着打了个太极，与两个少年拉钩约定。 赵左右笑着搂住罗爱文的肩膀，提起了远方的陈明。 就在这时，八中校门口方向突然传来一声清脆焦急的呼喊——……</w:t>
-              <w:br/>
-              <w:t>【本场核心台词交锋】赵左右：“太坑了，这么多东西，就出五毛钱！” ／ 荀未来：“喏，你生日没有给你送蛋糕，你就拿着这个，在车站买一个那种五毛钱的小蛋糕许个愿，算我补给你的。” ／ 赵左右：“我生日都过多久了。反正你还在长林，明年生日，你来我家我们一起过！” ／ 荀未来：“嗯，明年我肯定在。以后啊，每年都在。说话算话。” ／ 罗爱文：“那我呢？我生日的时候你也一定会来的，对吧？”</w:t>
-            </w:r>
-          </w:p>
-        </w:tc>
-      </w:tr>
-      <w:tr>
-        <w:trPr>
-          <w:cantSplit/>
-        </w:trPr>
-        <w:tc>
-          <w:tcPr>
-            <w:tcW w:type="dxa" w:w="3096"/>
-            <w:vAlign w:val="center"/>
-            <w:tcMar>
-              <w:top w:w="105" w:type="dxa"/>
-              <w:bottom w:w="105" w:type="dxa"/>
-              <w:left w:w="145" w:type="dxa"/>
-              <w:right w:w="145" w:type="dxa"/>
-            </w:tcMar>
-          </w:tcPr>
-          <w:p>
-            <w:pPr>
-              <w:spacing w:before="40" w:after="40" w:line="341" w:lineRule="auto"/>
-              <w:jc w:val="left"/>
-            </w:pPr>
-            <w:r/>
-            <w:r>
-              <w:rPr>
-                <w:rFonts w:ascii="Times New Roman" w:hAnsi="Times New Roman" w:eastAsia="宋体"/>
-                <w:b/>
-                <w:color w:val="191919"/>
-                <w:sz w:val="19"/>
-              </w:rPr>
-              <w:t>EP17</w:t>
-              <w:br/>
-              <w:t>17-4　内/外　2058年人生无限有限公司·雪原古堡外·风雪电话亭与502室客厅 — 夜/日</w:t>
-            </w:r>
-          </w:p>
-        </w:tc>
-        <w:tc>
-          <w:tcPr>
-            <w:tcW w:type="dxa" w:w="7272"/>
-            <w:vAlign w:val="center"/>
-            <w:tcMar>
-              <w:top w:w="105" w:type="dxa"/>
-              <w:bottom w:w="105" w:type="dxa"/>
-              <w:left w:w="145" w:type="dxa"/>
-              <w:right w:w="145" w:type="dxa"/>
-            </w:tcMar>
-          </w:tcPr>
-          <w:p>
-            <w:pPr>
-              <w:spacing w:before="40" w:after="40" w:line="341" w:lineRule="auto"/>
-              <w:jc w:val="left"/>
-            </w:pPr>
-            <w:r/>
-            <w:r>
-              <w:rPr>
-                <w:rFonts w:ascii="Times New Roman" w:hAnsi="Times New Roman" w:eastAsia="宋体"/>
-                <w:b w:val="0"/>
-                <w:color w:val="191919"/>
-                <w:sz w:val="19"/>
-              </w:rPr>
-              <w:t>【出场人物】林开颜、荀未来、赵了</w:t>
-              <w:br/>
-              <w:t>【空间动作与场面调度】几乎在同一秒，公元2058年“人生（无限）有限公司”监控大厅内，刺目的猩红色警报灯疯狂旋转闪烁！全息大屏上弹出鲜红的【最高警报：正在召回｜已归档：黑金会员 赵左右】字样，机械女声响彻大厅：“最高警报，紧急召回程序启动！十、九、八、七……” 正在工位旁的实习生林开颜（小雪）吓得魂不附体，飞奔扑回电脑前，在倒计时数到“一”的千钧一发之际，一把抓起桌上的沉重胶带座，死死压卡在轨迹球鼠标的取消键上，强行物理中断了紧急召回程序！ 红光熄灭，大厅恢复白光。惊魂未定的小雪刚喘了一口气，桌面通讯器突然响起【来电人：母后】的提示音。小雪连忙平复呼吸接通电话，电话那头传来母亲温柔的关怀与劝她回老家小单位坐班的唠叨。 挂断母亲的电话后，小雪死死盯着屏幕上本已被她强制归档却又触发最高警报的“赵左右”档案，眼神由恐慌渐渐转为偏执与决绝！ 只见小雪在终端上输入自己的工号【58004 林开颜（实习生）】，毅然点击了【正在开启员工通道】，迈步走进了通往2008年的时空穿梭电梯！ 与此同时，2008年林海雪原的古堡别墅外……</w:t>
-              <w:br/>
-              <w:t>【本场核心台词交锋】林开颜：“不是吧？！最高警报连归档之后都能触发？！” ／ 林开颜：“喂，妈，回了回了，你知道我不加班的嘛，我到点就走了。转正的事快了，说还有一个月就转正了，今天领导还夸我了！……妈，我锅烧糊了，先不说了啊，挂了！” ／ 林开颜：“我明明一直都这么努力，我明明是这里最能干的人！联络点定位错不就是一时疏忽吗？难道能否定我的一切吗？不行，我绝对不能在阴沟里翻船，谁也不能阻止我转正！” ／ 荀未来：“快，踩油门！我不能让她看见我！” ／ 荀未来：“刚才余博士好像听到你耳机里的声音了，不知道紧急召回程序会不会启动？”</w:t>
-            </w:r>
-          </w:p>
-        </w:tc>
-      </w:tr>
-      <w:tr>
-        <w:trPr>
-          <w:cantSplit/>
-        </w:trPr>
-        <w:tc>
-          <w:tcPr>
-            <w:tcW w:type="dxa" w:w="3096"/>
-            <w:vAlign w:val="center"/>
-            <w:tcMar>
-              <w:top w:w="105" w:type="dxa"/>
-              <w:bottom w:w="105" w:type="dxa"/>
-              <w:left w:w="145" w:type="dxa"/>
-              <w:right w:w="145" w:type="dxa"/>
-            </w:tcMar>
-            <w:shd w:fill="F7FAFC"/>
-          </w:tcPr>
-          <w:p>
-            <w:pPr>
-              <w:spacing w:before="40" w:after="40" w:line="341" w:lineRule="auto"/>
-              <w:jc w:val="left"/>
-            </w:pPr>
-            <w:r/>
-            <w:r>
-              <w:rPr>
-                <w:rFonts w:ascii="Times New Roman" w:hAnsi="Times New Roman" w:eastAsia="宋体"/>
-                <w:b/>
-                <w:color w:val="191919"/>
-                <w:sz w:val="19"/>
-              </w:rPr>
-              <w:t>EP17</w:t>
-              <w:br/>
-              <w:t>17-5　内　街边家常面馆·502室监听暗房与客厅 — 日/夜</w:t>
-            </w:r>
-          </w:p>
-        </w:tc>
-        <w:tc>
-          <w:tcPr>
-            <w:tcW w:type="dxa" w:w="7272"/>
-            <w:vAlign w:val="center"/>
-            <w:tcMar>
-              <w:top w:w="105" w:type="dxa"/>
-              <w:bottom w:w="105" w:type="dxa"/>
-              <w:left w:w="145" w:type="dxa"/>
-              <w:right w:w="145" w:type="dxa"/>
-            </w:tcMar>
-            <w:shd w:fill="F7FAFC"/>
-          </w:tcPr>
-          <w:p>
-            <w:pPr>
-              <w:spacing w:before="40" w:after="40" w:line="341" w:lineRule="auto"/>
-              <w:jc w:val="left"/>
-            </w:pPr>
-            <w:r/>
-            <w:r>
-              <w:rPr>
-                <w:rFonts w:ascii="Times New Roman" w:hAnsi="Times New Roman" w:eastAsia="宋体"/>
-                <w:b w:val="0"/>
-                <w:color w:val="191919"/>
-                <w:sz w:val="19"/>
-              </w:rPr>
-              <w:t>【出场人物】赵左右、刘美奕、徐图图、赵了</w:t>
-              <w:br/>
-              <w:t>【空间动作与场面调度】五零二室里屋的电脑前，六十六岁的赵了戴着耳机打开监听接收器，四十一岁的荀未来双手插兜站在旁边一起听；画面切至长林市街边一家贴着“宫保鸡丁 9元”海报的家常小面馆内，母亲刘美奕正与十六岁的赵左右、徐图图围坐在小桌旁吃面。 刘美奕放下筷子，端着面碗沉默了片刻，抬起头神色平静却认真地向两个孩子宣布了一个出人意料的决定！ 正在吃面的赵左右和徐图图同时愣住（“啊？为什么啊？好不容易试上了，为什么不去了？”）；五零二室监听电脑前的赵了和荀未来也惊愕地对视了一眼！面馆内，刘美奕轻轻叹了口气，道出了昨天在电影院的偶遇。 徐图图连忙出言安慰阿姨。 赵左右也连连点头说“对啊”；然而冰雪聪明的刘美奕却温和地笑了笑，说出了自己的猜测（监听室里的六十六岁赵了听到这里，愧疚而动容地低下了头）。 赵左右焦急地追问：“可你好不容易才找回当年的感觉，难道又要半途而废了吗？”刘美奕看着心疼自己的儿子，脸上绽开一抹无比踏实而灿烂的笑容！ 当晚，五零二室门外响起礼貌的敲门声。六十六岁的赵了拉开门，只见背着挎包的母亲刘美奕正微笑……</w:t>
-              <w:br/>
-              <w:t>【本场核心台词交锋】赵左右：“妈，你怎么不吃啊？” ／ 刘美奕：“妈这段日子……和你们排练得很开心。但我琢磨了很久，还是决定……不去演这个电影了。” ／ 刘美奕：“昨天我在电影院碰到一位女演员，我还看过她的作品，演技非常好，既年轻又漂亮。她告诉我，因为这个电影的资方要塞人，所以她被换掉了。我才知道，我是那个要被塞的人。” ／ 徐图图：“不会吧阿姨，那资方非亲非故的，为什么要把你塞进去呢？选你肯定是因为你演得好，对吧左右？” ／ 刘美奕：“其实大概原因我已经猜到了，所以更不能去演这个角色了。”</w:t>
-            </w:r>
-          </w:p>
-        </w:tc>
-      </w:tr>
-      <w:tr>
-        <w:trPr>
-          <w:cantSplit/>
-        </w:trPr>
-        <w:tc>
-          <w:tcPr>
-            <w:tcW w:type="dxa" w:w="3096"/>
-            <w:vAlign w:val="center"/>
-            <w:tcMar>
-              <w:top w:w="105" w:type="dxa"/>
-              <w:bottom w:w="105" w:type="dxa"/>
-              <w:left w:w="145" w:type="dxa"/>
-              <w:right w:w="145" w:type="dxa"/>
-            </w:tcMar>
-          </w:tcPr>
-          <w:p>
-            <w:pPr>
-              <w:spacing w:before="40" w:after="40" w:line="341" w:lineRule="auto"/>
-              <w:jc w:val="left"/>
-            </w:pPr>
-            <w:r/>
-            <w:r>
-              <w:rPr>
-                <w:rFonts w:ascii="Times New Roman" w:hAnsi="Times New Roman" w:eastAsia="宋体"/>
-                <w:b/>
-                <w:color w:val="191919"/>
-                <w:sz w:val="19"/>
-              </w:rPr>
-              <w:t>EP18</w:t>
-              <w:br/>
-              <w:t>18-7　内　长林八中高一十班教室·五楼楼梯间·501室客厅与502室赵了家 — 日/夜</w:t>
-            </w:r>
-          </w:p>
-        </w:tc>
-        <w:tc>
-          <w:tcPr>
-            <w:tcW w:type="dxa" w:w="7272"/>
-            <w:vAlign w:val="center"/>
-            <w:tcMar>
-              <w:top w:w="105" w:type="dxa"/>
-              <w:bottom w:w="105" w:type="dxa"/>
-              <w:left w:w="145" w:type="dxa"/>
-              <w:right w:w="145" w:type="dxa"/>
-            </w:tcMar>
-          </w:tcPr>
-          <w:p>
-            <w:pPr>
-              <w:spacing w:before="40" w:after="40" w:line="341" w:lineRule="auto"/>
-              <w:jc w:val="left"/>
-            </w:pPr>
-            <w:r/>
-            <w:r>
-              <w:rPr>
-                <w:rFonts w:ascii="Times New Roman" w:hAnsi="Times New Roman" w:eastAsia="宋体"/>
-                <w:b w:val="0"/>
-                <w:color w:val="191919"/>
-                <w:sz w:val="19"/>
-              </w:rPr>
-              <w:t>【出场人物】历史老师、戴娟、罗爱文、赵东来、刘美奕、荀未来、赵了、高尚</w:t>
-              <w:br/>
-              <w:t>【空间动作与场面调度】下午，高一十班教室内正在上历史课。历史女老师背对学生在黑板上书写“唐朝的荣衰与民族交融（突厥、回纥、靺鞨、吐蕃）”的板书，台下的赵左右、徐图图、王一漫等人正低头认真记笔记。突然，教室前排传来一阵断断续续的“嗡嗡、咔咔”小型马达与齿轮运转声！ 历史老师停下粉笔转过身：“什么声音？”全班同学茫然四顾；等老师转回身继续写字，那阵机械运转声又响了起来！历史老师放下粉笔径直走下讲台，停在第一排罗爱文的课桌前，伸手敲了敲桌面。 正在课桌膛里鼓捣发明的罗爱文心虚地抬起头，乖乖从桌膛里捧出一辆自己手工焊制的“太阳能电路板四驱小车”放到讲桌上。不料历史老师拿起小车端详了一眼，非但没有没收批评，反而温和地递还给他，为这位立志走技术路线的少年开了绿灯！ 罗爱文喜出望外（“真的啊？那太好了！”），在全班同学羡慕的目光中抱着零件兴冲冲地准备跑去技术教室；恰逢教导主任戴娟经过教室门口，笑着叫住了他。 罗爱文拍着胸脯自信满满地放出豪言，引得全班哄堂大笑，前排的赵左右也笑得合不拢嘴。 戴娟笑盈盈地打趣他：“行，到时候把……</w:t>
-              <w:br/>
-              <w:t>【本场核心台词交锋】历史老师：“罗爱文。” ／ 历史老师：“反正你也不参加普通高考，想做，去技术教室做吧。” ／ 戴娟：“你之前做的那些玩具，能在五月跳蚤市场卖钱不？给咱们班挣点班费。” ／ 罗爱文：“当然了！等我研究怎么把智控技术集成进去，这个少说能卖几十万呢！” ／ 罗爱文：“戴主任，我早就把我爸给我的信用卡还给他了！谢戴主任！”</w:t>
-            </w:r>
-          </w:p>
-        </w:tc>
-      </w:tr>
-      <w:tr>
-        <w:trPr>
-          <w:cantSplit/>
-        </w:trPr>
-        <w:tc>
-          <w:tcPr>
-            <w:tcW w:type="dxa" w:w="3096"/>
-            <w:vAlign w:val="center"/>
-            <w:tcMar>
-              <w:top w:w="105" w:type="dxa"/>
-              <w:bottom w:w="105" w:type="dxa"/>
-              <w:left w:w="145" w:type="dxa"/>
-              <w:right w:w="145" w:type="dxa"/>
-            </w:tcMar>
-            <w:shd w:fill="F7FAFC"/>
-          </w:tcPr>
-          <w:p>
-            <w:pPr>
-              <w:spacing w:before="40" w:after="40" w:line="341" w:lineRule="auto"/>
-              <w:jc w:val="left"/>
-            </w:pPr>
-            <w:r/>
-            <w:r>
-              <w:rPr>
-                <w:rFonts w:ascii="Times New Roman" w:hAnsi="Times New Roman" w:eastAsia="宋体"/>
-                <w:b/>
-                <w:color w:val="191919"/>
-                <w:sz w:val="19"/>
-              </w:rPr>
-              <w:t>EP19</w:t>
-              <w:br/>
-              <w:t>19-1　内　长林八中微机室与502室赵了家 — 日/夜</w:t>
-            </w:r>
-          </w:p>
-        </w:tc>
-        <w:tc>
-          <w:tcPr>
-            <w:tcW w:type="dxa" w:w="7272"/>
-            <w:vAlign w:val="center"/>
-            <w:tcMar>
-              <w:top w:w="105" w:type="dxa"/>
-              <w:bottom w:w="105" w:type="dxa"/>
-              <w:left w:w="145" w:type="dxa"/>
-              <w:right w:w="145" w:type="dxa"/>
-            </w:tcMar>
-            <w:shd w:fill="F7FAFC"/>
-          </w:tcPr>
-          <w:p>
-            <w:pPr>
-              <w:spacing w:before="40" w:after="40" w:line="341" w:lineRule="auto"/>
-              <w:jc w:val="left"/>
-            </w:pPr>
-            <w:r/>
-            <w:r>
-              <w:rPr>
-                <w:rFonts w:ascii="Times New Roman" w:hAnsi="Times New Roman" w:eastAsia="宋体"/>
-                <w:b w:val="0"/>
-                <w:color w:val="191919"/>
-                <w:sz w:val="19"/>
-              </w:rPr>
-              <w:t>【出场人物】徐图图、王一漫、赵左右、赵了、荀未来</w:t>
-              <w:br/>
-              <w:t>【空间动作与场面调度】白天的长林市第八中学微机室内，十六岁的赵左右、徐图图与王一漫三人正围坐在电脑屏幕前，聚精会神地盯着【黍豆网】上的视频播放页面——视频标题写着《陪你吃饭·第一期｜作者：赵左右带你看》，画面里正是徐图图在食堂大口吃炸鸡饭的镜头。坐在中间的徐图图看着不断上涨的播放量，惊喜地捂住嘴感叹。 站在右侧的王一漫伸出手指了指屏幕下方的网友评论区（一条ID为“岁月的痕迹”的网友留言道：【画质太差，不然还能多吃一碗饭】）。 站在左侧的赵左右看着屏幕，有些无奈地摊了摊手解释。 同一时刻，五零二室赵了的家中，搬回来同住的四十一岁荀未来正坐在沙发上单手举着哑铃锻炼身体，嘴里大声数着“115、116、117……”。躺在单人床上吃零食的六十六岁赵了被吵得直皱眉，连忙抬手制止他。 荀未来放下哑铃转过头，满不在乎地回了一句：“你放心吧。”赵了靠在床头叹了口气。 荀未来刚重新拿起哑铃，门外走廊突然传来了敲门声！荀未来神色一紧，立刻轻手轻脚地走到防盗门边，透过猫眼往外观察——只见对门五零一室门口，父亲赵东来正敲门回家，母亲刘……</w:t>
-              <w:br/>
-              <w:t>【本场核心台词交锋】徐图图：“老天爷，没想到真有这么多人看我吃饭！” ／ 王一漫：“你看这儿，有人评论画质差，不然还能多吃碗饭呢。” ／ 赵左右：“赵爷爷的DV已经是最新的了。我们又不是电视台，哪有那么专业的设备啊。” ／ 赵了：“小点声，别让隔壁听见了！” ／ 赵了：“我一直躲着小赵呢，消息都没敢回。”</w:t>
-            </w:r>
-          </w:p>
-        </w:tc>
-      </w:tr>
-      <w:tr>
-        <w:trPr>
-          <w:cantSplit/>
-        </w:trPr>
-        <w:tc>
-          <w:tcPr>
-            <w:tcW w:type="dxa" w:w="3096"/>
-            <w:vAlign w:val="center"/>
-            <w:tcMar>
-              <w:top w:w="105" w:type="dxa"/>
-              <w:bottom w:w="105" w:type="dxa"/>
-              <w:left w:w="145" w:type="dxa"/>
-              <w:right w:w="145" w:type="dxa"/>
-            </w:tcMar>
-          </w:tcPr>
-          <w:p>
-            <w:pPr>
-              <w:spacing w:before="40" w:after="40" w:line="341" w:lineRule="auto"/>
-              <w:jc w:val="left"/>
-            </w:pPr>
-            <w:r/>
-            <w:r>
-              <w:rPr>
-                <w:rFonts w:ascii="Times New Roman" w:hAnsi="Times New Roman" w:eastAsia="宋体"/>
-                <w:b/>
-                <w:color w:val="191919"/>
-                <w:sz w:val="19"/>
-              </w:rPr>
-              <w:t>EP19</w:t>
-              <w:br/>
-              <w:t>19-4　内　502室赵了家客厅·501室赵左右卧室与暑假生活蒙太奇 — 夜/日</w:t>
-            </w:r>
-          </w:p>
-        </w:tc>
-        <w:tc>
-          <w:tcPr>
-            <w:tcW w:type="dxa" w:w="7272"/>
-            <w:vAlign w:val="center"/>
-            <w:tcMar>
-              <w:top w:w="105" w:type="dxa"/>
-              <w:bottom w:w="105" w:type="dxa"/>
-              <w:left w:w="145" w:type="dxa"/>
-              <w:right w:w="145" w:type="dxa"/>
-            </w:tcMar>
-          </w:tcPr>
-          <w:p>
-            <w:pPr>
-              <w:spacing w:before="40" w:after="40" w:line="341" w:lineRule="auto"/>
-              <w:jc w:val="left"/>
-            </w:pPr>
-            <w:r/>
-            <w:r>
-              <w:rPr>
-                <w:rFonts w:ascii="Times New Roman" w:hAnsi="Times New Roman" w:eastAsia="宋体"/>
-                <w:b w:val="0"/>
-                <w:color w:val="191919"/>
-                <w:sz w:val="19"/>
-              </w:rPr>
-              <w:t>【出场人物】赵左右、赵了、荀未来</w:t>
-              <w:br/>
-              <w:t>【空间动作与场面调度】半个小时后，五零二室赵了家的客厅茶几旁，十六岁的赵左右、四十一岁的荀未来与六十六岁的赵了——三个不同时代的“赵左右”第一次以邻居和朋友的名义围坐在一起吃着烤串！ 十六岁的赵左右一边吃串，一边不遗余力地向“赵爷爷”推销身旁的荀哥。 六十六岁的赵了看着一旁低头闷声吃肉串的荀未来，似笑非笑地端起老前辈的架子打官腔。 单纯的赵左右当了真，连忙凑到荀未来耳边用力推了推他的肩膀小声嘱咐：“听听、听听，赵爷爷还是很看重你的，你好好表现啊，知道不？”荀未来皮笑肉不笑地咬着后槽牙，对着赵了拱手说了一句。 吃完烤串，赵左右站起身穿上外套，开心地向两人挥手道别：“哎，以后咱仨就都是邻居了，要经常一起玩啊！明儿见！” 防盗门刚一关上，六十六岁的赵了立刻收起笑容，转过身严肃地数落荀未来。 积压了一整晚委屈的四十一岁荀未来终于彻底爆发了！他猛地站起身，指着沙发上的六十六岁自己，红着眼眶吼出了心底最深的不甘与痛楚！ 赵了抱臂靠在沙发上沉默不语。荀未来发出一声自嘲的冷笑，快步走到玄关抓起红色羽绒服，又折回茶几顺走一罐啤……</w:t>
-              <w:br/>
-              <w:t>【本场核心台词交锋】赵左右：“赵爷爷，荀哥还是很厉害的，他不只会做生活助理！在生意上，荀哥肯定也能给您很多意想不到的好意见的。您知道吧，他做了一个《三人行》的杂志，在整个长林高中都是很火的！” ／ 赵了：“我知道，你跟小荀的关系很好，也是小荀让我不要告诉你这件事情的。他能力确实很强，但凡事不都得从基础做起啊，我还是要培养他的。” ／ 荀未来：“哼，谢谢赵先生，我一定会好好努力的。” ／ 赵了：“我不是刚跟你说过吗？不要让小赵知道你在这儿，你这倒好，领家里来了！估计小赵以后会经常来，不要哪一天你再说漏嘴了，让他知道咱俩的身份！以小赵的这个脾气啊，他肯定以后要帮咱们，他要出了岔子，蝴蝶效应，咱俩一块儿完蛋！” ／ 荀未来：“还不是因为你嚷嚷着要吃烧烤，你要不嘴馋我能露馅啊？！我说漏嘴？哼，你都默认是我说漏嘴了！老赵，这些个日子我算是看出来了，你打心底里就看不起我，看不起你自己的过去！不管我怎么想努力、想改变，你都站在未来的高处审判着我，觉得我是个卢瑟（Loser），是吧？！”</w:t>
-            </w:r>
-          </w:p>
-        </w:tc>
-      </w:tr>
-      <w:tr>
-        <w:trPr>
-          <w:cantSplit/>
-        </w:trPr>
-        <w:tc>
-          <w:tcPr>
-            <w:tcW w:type="dxa" w:w="3096"/>
-            <w:vAlign w:val="center"/>
-            <w:tcMar>
-              <w:top w:w="105" w:type="dxa"/>
-              <w:bottom w:w="105" w:type="dxa"/>
-              <w:left w:w="145" w:type="dxa"/>
-              <w:right w:w="145" w:type="dxa"/>
-            </w:tcMar>
-            <w:shd w:fill="F7FAFC"/>
-          </w:tcPr>
-          <w:p>
-            <w:pPr>
-              <w:spacing w:before="40" w:after="40" w:line="341" w:lineRule="auto"/>
-              <w:jc w:val="left"/>
-            </w:pPr>
-            <w:r/>
-            <w:r>
-              <w:rPr>
-                <w:rFonts w:ascii="Times New Roman" w:hAnsi="Times New Roman" w:eastAsia="宋体"/>
-                <w:b/>
-                <w:color w:val="191919"/>
-                <w:sz w:val="19"/>
-              </w:rPr>
-              <w:t>EP19</w:t>
-              <w:br/>
-              <w:t>19-5　内　502室赵了家客厅与501室赵东来餐厅 — 日/夜</w:t>
-            </w:r>
-          </w:p>
-        </w:tc>
-        <w:tc>
-          <w:tcPr>
-            <w:tcW w:type="dxa" w:w="7272"/>
-            <w:vAlign w:val="center"/>
-            <w:tcMar>
-              <w:top w:w="105" w:type="dxa"/>
-              <w:bottom w:w="105" w:type="dxa"/>
-              <w:left w:w="145" w:type="dxa"/>
-              <w:right w:w="145" w:type="dxa"/>
-            </w:tcMar>
-            <w:shd w:fill="F7FAFC"/>
-          </w:tcPr>
-          <w:p>
-            <w:pPr>
-              <w:spacing w:before="40" w:after="40" w:line="341" w:lineRule="auto"/>
-              <w:jc w:val="left"/>
-            </w:pPr>
-            <w:r/>
-            <w:r>
-              <w:rPr>
-                <w:rFonts w:ascii="Times New Roman" w:hAnsi="Times New Roman" w:eastAsia="宋体"/>
-                <w:b w:val="0"/>
-                <w:color w:val="191919"/>
-                <w:sz w:val="19"/>
-              </w:rPr>
-              <w:t>【出场人物】荀未来、赵左右、赵了、刘美奕、赵东来</w:t>
-              <w:br/>
-              <w:t>【空间动作与场面调度】2008年8月的一个盛夏午后，身穿花衬衫大裤衩的十六岁赵左右怀里抱着一个大西瓜，与同样一身清凉夏装的四十一岁荀未来推门走进五零二室（“当当——！”）。躺在床边摇着蒲扇的六十六岁赵了嫌弃地吐槽：“哎哟，我说你们俩穿的啥，土得掉渣！”赵左右笑嘻嘻地抱着大西瓜转身出门：“天太热了，穿这多凉快啊！我先回家，让我妈把西瓜冰镇切一下！” 等赵左右一走，荀未来关上门，拉过小板凳坐到赵了对面，神色郑重地竖起两根手指。 赵了摇着蒲扇指了指自己的胸口：“我心脏不太好，听好消息。”荀未来压低声音公布了苦苦追查三个月的成果。 赵了惊喜地猛然坐直身子：“真的？！那坏消息呢？”荀未来无奈地一摊手。 赵了皱眉思索着要不要想办法搞本护照，荀未来直接抛出了自己筹划好的合规方案。 生性多疑谨慎的赵了沉默了半晌，还是有些犹豫（“难道就没有其他的办法？我再想一想”）。荀未来顿时火了，猛地站起身下达了最后通牒！ 片刻后，十六岁的赵左右端着一大盘切好的冰镇西瓜走进五零二室。三人围坐在茶几旁一边喝着“宏宝莱”汽水一边大口吃西瓜。赵左……</w:t>
-              <w:br/>
-              <w:t>【本场核心台词交锋】荀未来：“一个好消息，一个坏消息。” ／ 荀未来：“好消息就是，经过我这几个月不懈的努力啊，终于海底捞针，打听到了余博士的消息！” ／ 荀未来：“坏消息就是，人家现在在鲁多维科群岛。甭管什么地方，反正咱俩是没有护照，国外哪儿都去不了。” ／ 荀未来：“办法我都替你想好了。给我一万五，包含机票费一万二，我找一个人给你飞到鲁多维科群岛去，去找余博士。到时候让她拿着笔记本电脑跟你视频通话，这不就成了吗？” ／ 荀未来：“不犯法的办法我都替你想过了，反正你爱听不听！我告诉你啊，这一个礼拜你要是想不出更好的办法来，又不听我的，我立马回2033年！就这样，拜拜！”</w:t>
-            </w:r>
-          </w:p>
-        </w:tc>
-      </w:tr>
-      <w:tr>
-        <w:trPr>
-          <w:cantSplit/>
-        </w:trPr>
-        <w:tc>
-          <w:tcPr>
-            <w:tcW w:type="dxa" w:w="3096"/>
-            <w:vAlign w:val="center"/>
-            <w:tcMar>
-              <w:top w:w="105" w:type="dxa"/>
-              <w:bottom w:w="105" w:type="dxa"/>
-              <w:left w:w="145" w:type="dxa"/>
-              <w:right w:w="145" w:type="dxa"/>
-            </w:tcMar>
-          </w:tcPr>
-          <w:p>
-            <w:pPr>
-              <w:spacing w:before="40" w:after="40" w:line="341" w:lineRule="auto"/>
-              <w:jc w:val="left"/>
-            </w:pPr>
-            <w:r/>
-            <w:r>
-              <w:rPr>
-                <w:rFonts w:ascii="Times New Roman" w:hAnsi="Times New Roman" w:eastAsia="宋体"/>
-                <w:b/>
-                <w:color w:val="191919"/>
-                <w:sz w:val="19"/>
-              </w:rPr>
-              <w:t>EP19</w:t>
-              <w:br/>
-              <w:t>19-7　内/外　501室客厅·市二院住院病房·日用品批发仓与502室暗室 — 日</w:t>
-            </w:r>
-          </w:p>
-        </w:tc>
-        <w:tc>
-          <w:tcPr>
-            <w:tcW w:type="dxa" w:w="7272"/>
-            <w:vAlign w:val="center"/>
-            <w:tcMar>
-              <w:top w:w="105" w:type="dxa"/>
-              <w:bottom w:w="105" w:type="dxa"/>
-              <w:left w:w="145" w:type="dxa"/>
-              <w:right w:w="145" w:type="dxa"/>
-            </w:tcMar>
-          </w:tcPr>
-          <w:p>
-            <w:pPr>
-              <w:spacing w:before="40" w:after="40" w:line="341" w:lineRule="auto"/>
-              <w:jc w:val="left"/>
-            </w:pPr>
-            <w:r/>
-            <w:r>
-              <w:rPr>
-                <w:rFonts w:ascii="Times New Roman" w:hAnsi="Times New Roman" w:eastAsia="宋体"/>
-                <w:b w:val="0"/>
-                <w:color w:val="191919"/>
-                <w:sz w:val="19"/>
-              </w:rPr>
-              <w:t>【出场人物】赵左右、刘美奕、主治医生、赵东来、荀未来、林开颜</w:t>
-              <w:br/>
-              <w:t>【空间动作与场面调度】知道父母刚下岗手头紧的荀未来急忙追进五零一室想要拦住赵左右，可赵左右已经冲着屋里的赵东来和刘美奕开了口！ 荀未来连忙拉住赵左右向刘美奕赔笑说“没事阿姨，我们有钱”。刚刚下岗、昨天还在为家里失去固定收入而发愁的赵东来面露难色，刚说了半句“咱们家现在的情况，在经济方面……”，旁边的刘美奕却二话不说，一把抓起沙发上的手提包就往门口走！ 赵东来愣了一下，看着毫不犹豫知恩图报的妻子，也立刻一拍大腿跟了上去：“走，我跟你一块去！” 市二院住院病房内，主治医生检查完病床上插着氧气管、双目紧闭的六十六岁赵了，神色凝重地向赵东来、刘美奕、荀未来和赵左右宣布了诊断结论。 刘美奕难过地捂住嘴哭了起来；刚刚下岗的赵东来轻轻揽住妻子的肩膀，凑到她耳边低声说了一句最爷们儿的话！ 蹲在病床边的四十一岁荀未来凝视着变成植物人的六十六岁自己，脑海中忽然闪回2033年妻子舒图在电话里的最后留言（“只要你说不离婚，我一定会陪你一起走下去的……”）。荀未来深吸一口气站起身，向父母赵东来和刘美奕主动揽下了照料赵了的重任。 十六岁……</w:t>
-              <w:br/>
-              <w:t>【本场核心台词交锋】赵左右：“爸，妈！借我点钱，有急用！赵爷爷在医院抢救呢，他平时只用现金，钱在保险柜里拿不出来，咱能不能先帮他把医药费给垫上？” ／ 刘美奕：“在哪家医院啊？走，妈跟你去交！” ／ 主治医生：“根据我们观察，病人已经完全脱离了生命危险，但是目前陷入了植物人的状态。什么时候能醒来完全无法预测，一般来说一到三个月是最佳的复苏时间，往后只能越来越难。如果不放弃治疗，按照医嘱在家照顾病人，也可以把病人接回去。” ／ 赵东来：“没事儿，别难过啊，这赵先生福大命大，说不定明天就醒过来了。钱的事你不用担心，我找那老哥几个借一下，没问题！” ／ 荀未来：“叔叔、阿姨，以前我是赵爷爷的生活助理，就把他接回家住去吧，以后就由我来照顾他。”</w:t>
-            </w:r>
-          </w:p>
-        </w:tc>
-      </w:tr>
-      <w:tr>
-        <w:trPr>
-          <w:cantSplit/>
-        </w:trPr>
-        <w:tc>
-          <w:tcPr>
-            <w:tcW w:type="dxa" w:w="3096"/>
-            <w:vAlign w:val="center"/>
-            <w:tcMar>
-              <w:top w:w="105" w:type="dxa"/>
-              <w:bottom w:w="105" w:type="dxa"/>
-              <w:left w:w="145" w:type="dxa"/>
-              <w:right w:w="145" w:type="dxa"/>
-            </w:tcMar>
-            <w:shd w:fill="F7FAFC"/>
-          </w:tcPr>
-          <w:p>
-            <w:pPr>
-              <w:spacing w:before="40" w:after="40" w:line="341" w:lineRule="auto"/>
-              <w:jc w:val="left"/>
-            </w:pPr>
-            <w:r/>
-            <w:r>
-              <w:rPr>
-                <w:rFonts w:ascii="Times New Roman" w:hAnsi="Times New Roman" w:eastAsia="宋体"/>
-                <w:b/>
-                <w:color w:val="191919"/>
-                <w:sz w:val="19"/>
-              </w:rPr>
-              <w:t>EP20</w:t>
-              <w:br/>
-              <w:t>20-1　内　502室秘密暗室与2058年人生无限有限公司高总办公室 — 日/夜</w:t>
-            </w:r>
-          </w:p>
-        </w:tc>
-        <w:tc>
-          <w:tcPr>
-            <w:tcW w:type="dxa" w:w="7272"/>
-            <w:vAlign w:val="center"/>
-            <w:tcMar>
-              <w:top w:w="105" w:type="dxa"/>
-              <w:bottom w:w="105" w:type="dxa"/>
-              <w:left w:w="145" w:type="dxa"/>
-              <w:right w:w="145" w:type="dxa"/>
-            </w:tcMar>
-            <w:shd w:fill="F7FAFC"/>
-          </w:tcPr>
-          <w:p>
-            <w:pPr>
-              <w:spacing w:before="40" w:after="40" w:line="341" w:lineRule="auto"/>
-              <w:jc w:val="left"/>
-            </w:pPr>
-            <w:r/>
-            <w:r>
-              <w:rPr>
-                <w:rFonts w:ascii="Times New Roman" w:hAnsi="Times New Roman" w:eastAsia="宋体"/>
-                <w:b w:val="0"/>
-                <w:color w:val="191919"/>
-                <w:sz w:val="19"/>
-              </w:rPr>
-              <w:t>【出场人物】赵左右、系统广播、高尚</w:t>
-              <w:br/>
-              <w:t>【空间动作与场面调度】五零二室昏暗的秘密暗室内，十六岁的赵左右瘫坐在地板上，右手死死扣着地面上那本《三人行》创刊号，双眼呆滞而惊恐地仰望着黑帘背后那整面记录着【左右（16岁）、荀（41岁·2035穿越·舒图之死！）、了（66岁·2033舒图去世·2058穿越阻止荀）】的三代命运时间线黑板！ 少年胸口剧烈起伏，大口大口地喘着粗气，颤抖着从地上站起身，一步步走到黑板前，伸出双手猛地按在那些触目惊心的粉笔字上，十七年来的世界观在这一刻彻底崩塌！ 就在十六岁的赵左右因揭开三代同体真相而产生剧烈精神海啸的同一刹那——公元2058年，“人生（无限）有限公司”总部走廊与监控大厅内，由于小雪此前设置的“停机维护”期限已过，刺目的猩红色警报灯骤然疯狂闪烁！冰冷的系统广播声响彻整座大楼： 身穿灰色西装、头挽发髻插着发簪的副总裁高尚（高总）快步走到办公室门前，刷下自己的副总裁工牌推门走入。他径直来到中央操作台前，调取了2008年客户“赵左右”档案的后台操作日志与监控回放——只见屏幕上赫然列出三行盗用他权限的操作记录：【申请重置联络……</w:t>
-              <w:br/>
-              <w:t>【本场核心台词交锋】赵左右：“设计好的……一切都是设计好的。我猜到了荀哥，但连赵爷爷，也是未来的我！” ／ 赵左右：“都是真的？不……是真的吗？哪些是真的？什么是真的？什么是我的选择？什么是我原本的人生？！什么才是……” ／ 系统广播：“宏观监测系统，监测到2008年存在异常时空波动，请立刻排查！宏观监测系统，监测到2008年存在异常时空波动……” ／ 高尚：“真是个好大的惊喜啊。”</w:t>
-            </w:r>
-          </w:p>
-        </w:tc>
-      </w:tr>
-      <w:tr>
-        <w:trPr>
-          <w:cantSplit/>
-        </w:trPr>
-        <w:tc>
-          <w:tcPr>
-            <w:tcW w:type="dxa" w:w="3096"/>
-            <w:vAlign w:val="center"/>
-            <w:tcMar>
-              <w:top w:w="105" w:type="dxa"/>
-              <w:bottom w:w="105" w:type="dxa"/>
-              <w:left w:w="145" w:type="dxa"/>
-              <w:right w:w="145" w:type="dxa"/>
-            </w:tcMar>
-          </w:tcPr>
-          <w:p>
-            <w:pPr>
-              <w:spacing w:before="40" w:after="40" w:line="341" w:lineRule="auto"/>
-              <w:jc w:val="left"/>
-            </w:pPr>
-            <w:r/>
-            <w:r>
-              <w:rPr>
-                <w:rFonts w:ascii="Times New Roman" w:hAnsi="Times New Roman" w:eastAsia="宋体"/>
-                <w:b/>
-                <w:color w:val="191919"/>
-                <w:sz w:val="19"/>
-              </w:rPr>
-              <w:t>EP21</w:t>
-              <w:br/>
-              <w:t>21-7　外/内　冬日长林八中覆雪操场·荒村破屋·返城SUV车内与502室安全屋 — 日</w:t>
-            </w:r>
-          </w:p>
-        </w:tc>
-        <w:tc>
-          <w:tcPr>
-            <w:tcW w:type="dxa" w:w="7272"/>
-            <w:vAlign w:val="center"/>
-            <w:tcMar>
-              <w:top w:w="105" w:type="dxa"/>
-              <w:bottom w:w="105" w:type="dxa"/>
-              <w:left w:w="145" w:type="dxa"/>
-              <w:right w:w="145" w:type="dxa"/>
-            </w:tcMar>
-          </w:tcPr>
-          <w:p>
-            <w:pPr>
-              <w:spacing w:before="40" w:after="40" w:line="341" w:lineRule="auto"/>
-              <w:jc w:val="left"/>
-            </w:pPr>
-            <w:r/>
-            <w:r>
-              <w:rPr>
-                <w:rFonts w:ascii="Times New Roman" w:hAnsi="Times New Roman" w:eastAsia="宋体"/>
-                <w:b w:val="0"/>
-                <w:color w:val="191919"/>
-                <w:sz w:val="19"/>
-              </w:rPr>
-              <w:t>【出场人物】罗爱文、王一漫、徐图图、林开颜、赵左右、赵了、荀未来</w:t>
-              <w:br/>
-              <w:t>【空间动作与场面调度】时光流转，画面浮现字幕：三个月后·冬。鹅毛大雪将长林八中的操场装点成一片银白世界。篮球架下，身穿浅蓝色毛绒大衣的徐图图与身穿棕色棉服的罗爱文正使劲滚着一个大雪球当雪人身体，身穿深色大衣的王一漫则蹲在一旁，强迫症发作似的双手捧着一颗小雪球不停揉搓。 王一漫头也不抬，极其执拗地盯着手里的雪球。 罗爱文冻得双手通红，龇牙咧嘴地甩着手向徐图图告饶。 徐图图嫌弃地推了他一把（“哎呀，真没用，一边待着吧，我来”），一抬头，瞥见身穿军绿色羊羔毛领棉服的小雪正躲在不远处的树后羡慕地偷看他们。徐图图立刻高高挥起戴着白手套的手，热情洋溢地招呼她！ 小雪愣了一下，指了指自己，在徐图图连声催促和罗爱文“慢点别摔着”的叮嘱中，踩着积雪小跑过来，却有些拘谨地不敢下手。 徐图图拉过小雪的手按在雪人肚子上，手把手地教她拍雪塑形，笑容比冬日暖阳还要明媚。 冰凉的雪花沾在掌心，小雪笨拙地拍打着雪人，镜片后的眼睛渐渐弯成了月牙。 这时，王一漫双手托起那颗被打磨得光滑无比的雪球头，献宝似地举到三人面前。 罗爱文与徐图图异口同声……</w:t>
-              <w:br/>
-              <w:t>【本场核心台词交锋】罗爱文：“哎，一漫，你快别再揉那个头了，快过来帮我们把这个身体堆得再大点。” ／ 王一漫：“不行，我今天一定要把这颗球搓成一个正圆，不然我浑身难受。” ／ 罗爱文：“图图，不行了，我……我已经感觉不到我手存在了，你堆吧。” ／ 徐图图：“哎，小雪！小雪，快过来，快来快来！快来跟我们一起堆雪人啊！” ／ 林开颜：“但是我从来没堆过雪人，不会搞砸了吧？”</w:t>
-            </w:r>
-          </w:p>
-        </w:tc>
-      </w:tr>
-      <w:tr>
-        <w:trPr>
-          <w:cantSplit/>
-        </w:trPr>
-        <w:tc>
-          <w:tcPr>
-            <w:tcW w:type="dxa" w:w="3096"/>
-            <w:vAlign w:val="center"/>
-            <w:tcMar>
-              <w:top w:w="105" w:type="dxa"/>
-              <w:bottom w:w="105" w:type="dxa"/>
-              <w:left w:w="145" w:type="dxa"/>
-              <w:right w:w="145" w:type="dxa"/>
-            </w:tcMar>
-            <w:shd w:fill="F7FAFC"/>
-          </w:tcPr>
-          <w:p>
-            <w:pPr>
-              <w:spacing w:before="40" w:after="40" w:line="341" w:lineRule="auto"/>
-              <w:jc w:val="left"/>
-            </w:pPr>
-            <w:r/>
-            <w:r>
-              <w:rPr>
-                <w:rFonts w:ascii="Times New Roman" w:hAnsi="Times New Roman" w:eastAsia="宋体"/>
-                <w:b/>
-                <w:color w:val="191919"/>
-                <w:sz w:val="19"/>
-              </w:rPr>
-              <w:t>EP21</w:t>
-              <w:br/>
-              <w:t>21-9　内　学校杂物间门前·502室卧室·地下旧物仓库黄色电话亭与2058高尚办公室 — 日</w:t>
-            </w:r>
-          </w:p>
-        </w:tc>
-        <w:tc>
-          <w:tcPr>
-            <w:tcW w:type="dxa" w:w="7272"/>
-            <w:vAlign w:val="center"/>
-            <w:tcMar>
-              <w:top w:w="105" w:type="dxa"/>
-              <w:bottom w:w="105" w:type="dxa"/>
-              <w:left w:w="145" w:type="dxa"/>
-              <w:right w:w="145" w:type="dxa"/>
-            </w:tcMar>
-            <w:shd w:fill="F7FAFC"/>
-          </w:tcPr>
-          <w:p>
-            <w:pPr>
-              <w:spacing w:before="40" w:after="40" w:line="341" w:lineRule="auto"/>
-              <w:jc w:val="left"/>
-            </w:pPr>
-            <w:r/>
-            <w:r>
-              <w:rPr>
-                <w:rFonts w:ascii="Times New Roman" w:hAnsi="Times New Roman" w:eastAsia="宋体"/>
-                <w:b w:val="0"/>
-                <w:color w:val="191919"/>
-                <w:sz w:val="19"/>
-              </w:rPr>
-              <w:t>【出场人物】林开颜、赵左右、荀未来、赵了、高尚、门外神秘男声</w:t>
-              <w:br/>
-              <w:t>【空间动作与场面调度】次日白天，长林八中堆满废旧课桌椅的杂物间铁栅栏门前。身穿白羽绒服内搭酒红格纹连帽卫衣的十六岁赵左右双手插兜靠门而立，按照三代人商定好的剧本，面沉似水地向小雪抛出了“赵爷爷已成植物人”的假消息！小雪惊得倒吸一口凉气。 赵左右冷冷地盯着她的眼睛，把责任一推到底，仔细观察着她的微表情。 小雪脸色煞白，嘴唇剧烈颤抖着追问。 赵左右故意用刺耳的反话试探她是不是巴不得赵爷爷永远闭嘴。 小雪眼圈泛红，难以置信地望着赵左右。 赵左右冷哼一声，转身便往楼下走。 十几分钟后，赵左右领着忐忑不安的小雪走上老居民楼五楼，掏出钥匙打开五零二室大门走进卧室。只见六十六岁的赵了鼻孔插着吸氧管、双目紧闭地“昏迷”在床上；身穿深墨绿色拉链毛衣的四十一岁荀未来守在床边，一见小雪进门便猛地站起身怒目而视！ 看着病榻上毫无生气的老人，小雪没有半点灭口成功的庆幸，反而愧疚得深深低下头。 荀未来冷哼一声，故意下逐客令试探她的底牌。 谁知小雪非但没有顺水推舟离开，反而急切地抬起头，主动提出带赵爷爷回2058年救治，并愿意掏出自己微薄……</w:t>
-              <w:br/>
-              <w:t>【本场核心台词交锋】林开颜：“植物人？！” ／ 赵左右：“不都是你干的好事。引发了赵爷爷的心脏病并发症，后来问题越来越严重了，有一天突然就倒下了。这几个月，荀哥带着赵爷爷四处求医，都失败了。” ／ 林开颜：“那他……再也醒不过来了？” ／ 赵左右：“是啊，如果你是想让他开不了口，那恭喜你啊，你的目的已经达到了。赵爷爷现在的样子，感觉死了反倒是一种解脱。” ／ 林开颜：“你没骗我？”</w:t>
-            </w:r>
-          </w:p>
-        </w:tc>
-      </w:tr>
-      <w:tr>
-        <w:trPr>
-          <w:cantSplit/>
-        </w:trPr>
-        <w:tc>
-          <w:tcPr>
-            <w:tcW w:type="dxa" w:w="3096"/>
-            <w:vAlign w:val="center"/>
-            <w:tcMar>
-              <w:top w:w="105" w:type="dxa"/>
-              <w:bottom w:w="105" w:type="dxa"/>
-              <w:left w:w="145" w:type="dxa"/>
-              <w:right w:w="145" w:type="dxa"/>
-            </w:tcMar>
-          </w:tcPr>
-          <w:p>
-            <w:pPr>
-              <w:spacing w:before="40" w:after="40" w:line="341" w:lineRule="auto"/>
-              <w:jc w:val="left"/>
-            </w:pPr>
-            <w:r/>
-            <w:r>
-              <w:rPr>
-                <w:rFonts w:ascii="Times New Roman" w:hAnsi="Times New Roman" w:eastAsia="宋体"/>
-                <w:b/>
-                <w:color w:val="191919"/>
-                <w:sz w:val="19"/>
-              </w:rPr>
-              <w:t>EP22</w:t>
-              <w:br/>
-              <w:t>22-1　内/外　502室安全屋客厅·五楼邻里走廊与行驶的路虎越野车内 — 日</w:t>
-            </w:r>
-          </w:p>
-        </w:tc>
-        <w:tc>
-          <w:tcPr>
-            <w:tcW w:type="dxa" w:w="7272"/>
-            <w:vAlign w:val="center"/>
-            <w:tcMar>
-              <w:top w:w="105" w:type="dxa"/>
-              <w:bottom w:w="105" w:type="dxa"/>
-              <w:left w:w="145" w:type="dxa"/>
-              <w:right w:w="145" w:type="dxa"/>
-            </w:tcMar>
-          </w:tcPr>
-          <w:p>
-            <w:pPr>
-              <w:spacing w:before="40" w:after="40" w:line="341" w:lineRule="auto"/>
-              <w:jc w:val="left"/>
-            </w:pPr>
-            <w:r/>
-            <w:r>
-              <w:rPr>
-                <w:rFonts w:ascii="Times New Roman" w:hAnsi="Times New Roman" w:eastAsia="宋体"/>
-                <w:b w:val="0"/>
-                <w:color w:val="191919"/>
-                <w:sz w:val="19"/>
-              </w:rPr>
-              <w:t>【出场人物】易房宝中介、赵了、荀未来、刘美奕、赵左右</w:t>
-              <w:br/>
-              <w:t>【空间动作与场面调度】片头龙标与“朝也 CHAO YE FILM”厂牌隐去。公元2008年冬日，五零二室客厅内，头戴“EPOWER PRESENTS”黑色棒球帽、身穿黑色皮夹克配白衬衫黑领带的六十六岁赵了，正与身穿黑色正装大衣、手持合同文件夹的易房宝房产中介办理退租手续；身穿黑白格纹夹克内搭黑色高领毛衣的四十一岁荀未来站在一旁。 赵了毫不犹豫地从桌上拿起房屋钥匙递给中介，态度爽快而急切。 中介接过钥匙合上文件夹，礼貌地道别后转身离开。 赵了客气地应了声“谢谢”，一旁的荀未来看着空荡下来的屋子，有些恍惚地叹了一句。 老居民楼五楼水泥走廊里，五零一室门口贴着“创业年年好”的春联。身穿深蓝色开衫的刘美奕、身穿浅灰绞花毛衣的赵东来与身穿黑色针织开衫内搭白衬衫的十六岁赵左右正走出家门。刘美奕刚问了儿子一句“你确认了吗”，一抬头，正巧看见赵了与荀未来从对门五零二室走出来！ 荀未来笑着走上前，熟练地用早就编好的理由向母亲解释。 刘美奕恍然点头，又满怀不舍地看向赵了。 十六岁的赵左右在旁笑着替两个未来的自己打圆场。 赵了温和……</w:t>
-              <w:br/>
-              <w:t>【本场核心台词交锋】易房宝中介：“赵叔。您没住够一年退租的话，按合同规定呢，是要收您一些违约金的。” ／ 赵了：“没问题，尽快就好，我们急着要走。钥匙给你。” ／ 易房宝中介：“那我就带新的住户来看房了。打扰了，麻烦了。” ／ 荀未来：“怎么这么突然呢？真要退租啊？” ／ 刘美奕：“哎你等会儿，赵先生这么好的人……你看。哎，赵先生！小荀？你怎么也在赵先生家里啊？”</w:t>
-            </w:r>
-          </w:p>
-        </w:tc>
-      </w:tr>
-      <w:tr>
-        <w:trPr>
-          <w:cantSplit/>
-        </w:trPr>
-        <w:tc>
-          <w:tcPr>
-            <w:tcW w:type="dxa" w:w="3096"/>
-            <w:vAlign w:val="center"/>
-            <w:tcMar>
-              <w:top w:w="105" w:type="dxa"/>
-              <w:bottom w:w="105" w:type="dxa"/>
-              <w:left w:w="145" w:type="dxa"/>
-              <w:right w:w="145" w:type="dxa"/>
-            </w:tcMar>
-            <w:shd w:fill="F7FAFC"/>
-          </w:tcPr>
-          <w:p>
-            <w:pPr>
-              <w:spacing w:before="40" w:after="40" w:line="341" w:lineRule="auto"/>
-              <w:jc w:val="left"/>
-            </w:pPr>
-            <w:r/>
-            <w:r>
-              <w:rPr>
-                <w:rFonts w:ascii="Times New Roman" w:hAnsi="Times New Roman" w:eastAsia="宋体"/>
-                <w:b/>
-                <w:color w:val="191919"/>
-                <w:sz w:val="19"/>
-              </w:rPr>
-              <w:t>EP22</w:t>
-              <w:br/>
-              <w:t>22-3　内/外　路虎车内·岁月路与24小时自助银行外·雪地废墟与502室客厅 — 日</w:t>
-            </w:r>
-          </w:p>
-        </w:tc>
-        <w:tc>
-          <w:tcPr>
-            <w:tcW w:type="dxa" w:w="7272"/>
-            <w:vAlign w:val="center"/>
-            <w:tcMar>
-              <w:top w:w="105" w:type="dxa"/>
-              <w:bottom w:w="105" w:type="dxa"/>
-              <w:left w:w="145" w:type="dxa"/>
-              <w:right w:w="145" w:type="dxa"/>
-            </w:tcMar>
-            <w:shd w:fill="F7FAFC"/>
-          </w:tcPr>
-          <w:p>
-            <w:pPr>
-              <w:spacing w:before="40" w:after="40" w:line="341" w:lineRule="auto"/>
-              <w:jc w:val="left"/>
-            </w:pPr>
-            <w:r/>
-            <w:r>
-              <w:rPr>
-                <w:rFonts w:ascii="Times New Roman" w:hAnsi="Times New Roman" w:eastAsia="宋体"/>
-                <w:b w:val="0"/>
-                <w:color w:val="191919"/>
-                <w:sz w:val="19"/>
-              </w:rPr>
-              <w:t>【出场人物】赵了、赵左右、荀未来、被抢妇女、徐家宝</w:t>
-              <w:br/>
-              <w:t>【空间动作与场面调度】路虎越野车内，副驾驶上的六十六岁赵了恍然大悟地回过头，向十六岁的赵左右道出了他们此前在第十集发现额头旧疤突然消失时的误会。 赵左右惊讶地瞪大眼睛。 荀未来握着方向盘，思绪瞬间回到了原本时空里2008年的今天—— 【闪回画面】2008年冬日的岁月路街头，一名戴着黑色毛线面罩的劫匪突然冲出，暴力抢夺了一名身穿浅粉色羽绒服、戴眼镜的中年妇女斜挎的紫色布包！妇女摔倒在地，绝望地哭喊着： 【闪回画面】刚下电车的十六岁赵左右（穿棕黄色羽绒服）见状，毫不犹豫地拔腿狂奔追赶劫匪，一边跑一边回头冲妇女大喊： 【闪回画面】少年赵左右一路紧追劫匪冲进积雪覆盖的施工废墟，怒吼着“站住！别动！”飞身将劫匪扑倒在雪地里死死压住！穷凶极恶的劫匪困兽犹斗，反手从兜里掏出一把锋利的美工刀，狠狠一刀划在十六岁赵左右的左额角上！鲜血瞬间涌出，劫匪趁机挣脱逃跑，少年捂着流血的左额角跌坐在雪地里大口喘息…… 回到现实的车厢内，十六岁的赵左右听得心惊肉跳，急忙追问后续。 荀未来平静地讲述了当年那面见义勇为锦旗的来历。 十六岁的赵左……</w:t>
-              <w:br/>
-              <w:t>【本场核心台词交锋】赵了：“上次我俩发现疤痕不见了，以为是你小子心肠变坏了，后来没去做那件见义勇为的事情。原来是因为今天跟我们一起去卖车，才没有遇见岁月路上的那个劫匪。” ／ 赵左右：“劫匪？” ／ 荀未来：“那天下了电车之后，我就直接奔向了罗爱文家里的制造厂，结果我在路上看到——” ／ 被抢妇女：“学费！我儿子的学费！” ／ 赵左右：“阿姨你快报警！”</w:t>
-            </w:r>
-          </w:p>
-        </w:tc>
-      </w:tr>
-      <w:tr>
-        <w:trPr>
-          <w:cantSplit/>
-        </w:trPr>
-        <w:tc>
-          <w:tcPr>
-            <w:tcW w:type="dxa" w:w="3096"/>
-            <w:vAlign w:val="center"/>
-            <w:tcMar>
-              <w:top w:w="105" w:type="dxa"/>
-              <w:bottom w:w="105" w:type="dxa"/>
-              <w:left w:w="145" w:type="dxa"/>
-              <w:right w:w="145" w:type="dxa"/>
-            </w:tcMar>
-          </w:tcPr>
-          <w:p>
-            <w:pPr>
-              <w:spacing w:before="40" w:after="40" w:line="341" w:lineRule="auto"/>
-              <w:jc w:val="left"/>
-            </w:pPr>
-            <w:r/>
-            <w:r>
-              <w:rPr>
-                <w:rFonts w:ascii="Times New Roman" w:hAnsi="Times New Roman" w:eastAsia="宋体"/>
-                <w:b/>
-                <w:color w:val="191919"/>
-                <w:sz w:val="19"/>
-              </w:rPr>
-              <w:t>EP22</w:t>
-              <w:br/>
-              <w:t>22-5　内　2008高二（2）班夕阳教室·502室客厅与楼道·2058高尚办公室 — 日</w:t>
-            </w:r>
-          </w:p>
-        </w:tc>
-        <w:tc>
-          <w:tcPr>
-            <w:tcW w:type="dxa" w:w="7272"/>
-            <w:vAlign w:val="center"/>
-            <w:tcMar>
-              <w:top w:w="105" w:type="dxa"/>
-              <w:bottom w:w="105" w:type="dxa"/>
-              <w:left w:w="145" w:type="dxa"/>
-              <w:right w:w="145" w:type="dxa"/>
-            </w:tcMar>
-          </w:tcPr>
-          <w:p>
-            <w:pPr>
-              <w:spacing w:before="40" w:after="40" w:line="341" w:lineRule="auto"/>
-              <w:jc w:val="left"/>
-            </w:pPr>
-            <w:r/>
-            <w:r>
-              <w:rPr>
-                <w:rFonts w:ascii="Times New Roman" w:hAnsi="Times New Roman" w:eastAsia="宋体"/>
-                <w:b w:val="0"/>
-                <w:color w:val="191919"/>
-                <w:sz w:val="19"/>
-              </w:rPr>
-              <w:t>【出场人物】徐图图、林开颜、王一漫、赵了、荀未来、老年余博士、高尚</w:t>
-              <w:br/>
-              <w:t>【空间动作与场面调度】2008年冬日傍晚，暖黄色的夕阳洒满长林八中孔子雕像与高二（2）班教室。空荡的教室里，身穿校服外套内搭粉色连帽卫衣的小雪，正向身穿绿色毛衣的徐图图与身穿白色毛绒外套的王一漫道别。徐图图眼圈微红，不舍地拉着小雪的手。 小雪勉强挤出一丝微笑点了点头：“嗯，家里决定的。”王一漫关切地问：“马上就走吗？”徐图图鼻子一酸，细数着还没来得及一起实现的约定。 看着眼前两个真心待她的女孩，小雪眼眶泛红，发自肺腑地道出了这三个月在2008年收获的温暖。 王一漫望着窗外的夕阳，想起了半年前同样不告而别的转校生荀未来，轻声感叹。 想到一旦时空修正启动，徐图图和王一漫就会彻底忘记自己，小雪强忍着眼泪郑重许诺。 徐图图终于忍不住哭了出来，抹着眼泪嗔怪她。 小雪含泪用力点头，突然想起徐图图教她的颜文字，转身跑上讲台拿起粉笔，在黑板上刷刷画下了三个并排的可爱颜文字头像！ 徐图图与王一漫破涕为笑，并肩看着黑板上的三个颜文字点头称赞：“还不错。” 离开学校后，小雪来到五零二室。搬家工人正把最后的纸箱搬出门，手里各捧着一杯……</w:t>
-              <w:br/>
-              <w:t>【本场核心台词交锋】徐图图：“你要转回原来的学校啊？” ／ 徐图图：“本来想着元旦晚会，我们三个能一起搞个配音的节目来着。总觉得我们还有很多事没一起做呢。” ／ 林开颜：“和大家相处的这三个月，虽然也有焦虑的事情，但其实是我这几年最开心的一段日子了。我也不想就这么走了的。” ／ 王一漫：“我们班之前也有个转校生，本来以为我们可以一起毕业，或许未来有机会还能在一个城市。可是不到半年，他就转走了，之后再也没有见过了。或许人生就是这样的吧，来来去去，什么都是转瞬即逝的。” ／ 林开颜：“就算什么也留不住，我也会永远记得你们的。”</w:t>
-            </w:r>
-          </w:p>
-        </w:tc>
-      </w:tr>
-    </w:tbl>
     <w:sectPr>
       <w:pgSz w:w="12240" w:h="15840"/>
       <w:pgMar w:top="1080" w:right="936" w:bottom="1080" w:left="936" w:header="720" w:footer="720" w:gutter="0"/>

--- a/01_《三人行》全24集全流程标杆成品库/06_核心场景一景一档/场景04_502室神秘老人安全屋（复古街机玄关·客厅沙发·000000电子保险箱·黑帘跨时空线索暗室·老式卧室）.docx
+++ b/01_《三人行》全24集全流程标杆成品库/06_核心场景一景一档/场景04_502室神秘老人安全屋（复古街机玄关·客厅沙发·000000电子保险箱·黑帘跨时空线索暗室·老式卧室）.docx
@@ -1331,7 +1331,7 @@
           <w:color w:val="141414"/>
           <w:sz w:val="21"/>
         </w:rPr>
-        <w:t>EP12荀未来搬入502室与赵了同住，502门口留下手撕老黄历启发小赵；EP14赵了在502室陪小赵打街机并将索尼DV送给小赵；EP19小雪潜入502室用高浓度过敏毒针将赵了刺成植物人，16岁赵左右用钥匙进入502室拉开黑帘，看到整墙线索彻底洞悉三代同体真相。</w:t>
+        <w:t>EP12漫画屋拆迁后荀未来搬入502室与赵了同住；EP14赵了在502室陪小赵打街机并将索尼DV送给小赵；EP19小雪潜入502室用高浓度过敏毒针将赵了刺成植物人，16岁赵左右用钥匙进入502室拉开黑帘，看到整墙线索彻底洞悉三代同体真相。</w:t>
       </w:r>
     </w:p>
     <w:p>

--- a/01_《三人行》全24集全流程标杆成品库/06_核心场景一景一档/场景04_502室神秘老人安全屋（复古街机玄关·客厅沙发·000000电子保险箱·黑帘跨时空线索暗室·老式卧室）.docx
+++ b/01_《三人行》全24集全流程标杆成品库/06_核心场景一景一档/场景04_502室神秘老人安全屋（复古街机玄关·客厅沙发·000000电子保险箱·黑帘跨时空线索暗室·老式卧室）.docx
@@ -786,7 +786,7 @@
           <w:color w:val="141414"/>
           <w:sz w:val="21"/>
         </w:rPr>
-        <w:t>502室最具悬疑震撼力的核心子空间，是位于客厅内侧、由一整幅厚重纯黑色绒布落地帘完全遮蔽的【跨时空线索暗室】。一旦一把拉开黑色布帘（如EP01片尾赵了建档、EP19第19-7场16岁赵左右冲进暗室），一面横贯整堵墙的巨型深色软木线索板便赫然呈现：墙上用鲜红色的毛线与图钉密密麻麻串联起1998、2008、2033、2035、2058五个纪元的拓扑网络——上面贴着16岁赵左右、41岁荀未来、66岁赵了三人的正脸照片与左额月牙疤比对图，贴着少女徐图图与41岁亡妻舒图的车祸剪报，贴着陈明1990—2033的墓碑信息，以及用红笔醒目圈出的“阻止选文科/阻止舒图改名/电话亭拆迁日期”等核心批注！</w:t>
+        <w:t>502室最具悬疑震撼力的核心子空间，是位于客厅内侧、由一整幅厚重纯黑色绒布落地帘完全遮蔽的【跨时空线索暗室】。一旦一把拉开黑色布帘（如EP01片尾赵了建档、EP1916岁赵左右冲进暗室），一面横贯整堵墙的巨型深色软木线索板便赫然呈现：墙上用鲜红色的毛线与图钉密密麻麻串联起1998、2008、2033、2035、2058五个纪元的拓扑网络——上面贴着16岁赵左右、41岁荀未来、66岁赵了三人的正脸照片与左额月牙疤比对图，贴着少女徐图图与41岁亡妻舒图的车祸剪报，贴着陈明1990—2033的墓碑信息，以及用红笔醒目圈出的“阻止选文科/阻止舒图改名/电话亭拆迁日期”等核心批注！</w:t>
       </w:r>
     </w:p>
     <w:p>
@@ -1143,7 +1143,7 @@
               <w:t>纯黑遮光落地布帘、整墙软木线索板、红色毛线因果网、三代照片与车祸剪报</w:t>
               <w:br/>
               <w:br/>
-              <w:t>【镜头轴线与动线功能】采用推轨主观镜头配合黑帘拉开的光影骤变：承载EP01第1-44场第三重穿越者身份揭晓，以及EP19结尾16岁赵左右一把拉开黑帘、在推近特写中彻底洞悉“三代同体与舒图必死”全剧最大真相</w:t>
+              <w:t>【镜头轴线与动线功能】采用推轨主观镜头配合黑帘拉开的光影骤变：承载EP01第三重穿越者身份揭晓，以及EP19结尾16岁赵左右一把拉开黑帘、在推近特写中彻底洞悉“三代同体与舒图必死”全剧最大真相</w:t>
             </w:r>
           </w:p>
         </w:tc>

--- a/01_《三人行》全24集全流程标杆成品库/06_核心场景一景一档/场景04_502室神秘老人安全屋（复古街机玄关·客厅沙发·000000电子保险箱·黑帘跨时空线索暗室·老式卧室）.docx
+++ b/01_《三人行》全24集全流程标杆成品库/06_核心场景一景一档/场景04_502室神秘老人安全屋（复古街机玄关·客厅沙发·000000电子保险箱·黑帘跨时空线索暗室·老式卧室）.docx
@@ -124,9 +124,7 @@
         </w:tc>
       </w:tr>
       <w:tr>
-        <w:trPr>
-          <w:cantSplit/>
-        </w:trPr>
+        <w:trPr/>
         <w:tc>
           <w:tcPr>
             <w:tcW w:type="dxa" w:w="2592"/>
@@ -185,9 +183,7 @@
         </w:tc>
       </w:tr>
       <w:tr>
-        <w:trPr>
-          <w:cantSplit/>
-        </w:trPr>
+        <w:trPr/>
         <w:tc>
           <w:tcPr>
             <w:tcW w:type="dxa" w:w="2592"/>
@@ -248,9 +244,7 @@
         </w:tc>
       </w:tr>
       <w:tr>
-        <w:trPr>
-          <w:cantSplit/>
-        </w:trPr>
+        <w:trPr/>
         <w:tc>
           <w:tcPr>
             <w:tcW w:type="dxa" w:w="2592"/>
@@ -309,9 +303,7 @@
         </w:tc>
       </w:tr>
       <w:tr>
-        <w:trPr>
-          <w:cantSplit/>
-        </w:trPr>
+        <w:trPr/>
         <w:tc>
           <w:tcPr>
             <w:tcW w:type="dxa" w:w="2592"/>
@@ -372,9 +364,7 @@
         </w:tc>
       </w:tr>
       <w:tr>
-        <w:trPr>
-          <w:cantSplit/>
-        </w:trPr>
+        <w:trPr/>
         <w:tc>
           <w:tcPr>
             <w:tcW w:type="dxa" w:w="2592"/>
@@ -433,9 +423,7 @@
         </w:tc>
       </w:tr>
       <w:tr>
-        <w:trPr>
-          <w:cantSplit/>
-        </w:trPr>
+        <w:trPr/>
         <w:tc>
           <w:tcPr>
             <w:tcW w:type="dxa" w:w="2592"/>
@@ -496,9 +484,7 @@
         </w:tc>
       </w:tr>
       <w:tr>
-        <w:trPr>
-          <w:cantSplit/>
-        </w:trPr>
+        <w:trPr/>
         <w:tc>
           <w:tcPr>
             <w:tcW w:type="dxa" w:w="2592"/>
@@ -557,9 +543,7 @@
         </w:tc>
       </w:tr>
       <w:tr>
-        <w:trPr>
-          <w:cantSplit/>
-        </w:trPr>
+        <w:trPr/>
         <w:tc>
           <w:tcPr>
             <w:tcW w:type="dxa" w:w="2592"/>
@@ -620,9 +604,7 @@
         </w:tc>
       </w:tr>
       <w:tr>
-        <w:trPr>
-          <w:cantSplit/>
-        </w:trPr>
+        <w:trPr/>
         <w:tc>
           <w:tcPr>
             <w:tcW w:type="dxa" w:w="2592"/>
@@ -881,9 +863,7 @@
         </w:tc>
       </w:tr>
       <w:tr>
-        <w:trPr>
-          <w:cantSplit/>
-        </w:trPr>
+        <w:trPr/>
         <w:tc>
           <w:tcPr>
             <w:tcW w:type="dxa" w:w="2664"/>
@@ -947,9 +927,7 @@
         </w:tc>
       </w:tr>
       <w:tr>
-        <w:trPr>
-          <w:cantSplit/>
-        </w:trPr>
+        <w:trPr/>
         <w:tc>
           <w:tcPr>
             <w:tcW w:type="dxa" w:w="2664"/>
@@ -1015,9 +993,7 @@
         </w:tc>
       </w:tr>
       <w:tr>
-        <w:trPr>
-          <w:cantSplit/>
-        </w:trPr>
+        <w:trPr/>
         <w:tc>
           <w:tcPr>
             <w:tcW w:type="dxa" w:w="2664"/>
@@ -1081,9 +1057,7 @@
         </w:tc>
       </w:tr>
       <w:tr>
-        <w:trPr>
-          <w:cantSplit/>
-        </w:trPr>
+        <w:trPr/>
         <w:tc>
           <w:tcPr>
             <w:tcW w:type="dxa" w:w="2664"/>

--- a/01_《三人行》全24集全流程标杆成品库/06_核心场景一景一档/场景04_502室神秘老人安全屋（复古街机玄关·客厅沙发·000000电子保险箱·黑帘跨时空线索暗室·老式卧室）.docx
+++ b/01_《三人行》全24集全流程标杆成品库/06_核心场景一景一档/场景04_502室神秘老人安全屋（复古街机玄关·客厅沙发·000000电子保险箱·黑帘跨时空线索暗室·老式卧室）.docx
@@ -44,7 +44,7 @@
           <w:color w:val="192D55"/>
           <w:sz w:val="25"/>
         </w:rPr>
-        <w:t>第一章　场景核心工程参数与视觉美学总卡</w:t>
+        <w:t>第一章　场景核心工程参数与视听美学总卡</w:t>
       </w:r>
     </w:p>
     <w:tbl>
@@ -66,7 +66,7 @@
         </w:trPr>
         <w:tc>
           <w:tcPr>
-            <w:tcW w:type="dxa" w:w="2592"/>
+            <w:tcW w:type="dxa" w:w="2664"/>
             <w:vAlign w:val="center"/>
             <w:tcMar>
               <w:top w:w="130" w:type="dxa"/>
@@ -89,13 +89,13 @@
                 <w:color w:val="FFFFFF"/>
                 <w:sz w:val="19"/>
               </w:rPr>
-              <w:t>工程与美学设定维度</w:t>
+              <w:t>场景工程设定维度</w:t>
             </w:r>
           </w:p>
         </w:tc>
         <w:tc>
           <w:tcPr>
-            <w:tcW w:type="dxa" w:w="7776"/>
+            <w:tcW w:type="dxa" w:w="7704"/>
             <w:vAlign w:val="center"/>
             <w:tcMar>
               <w:top w:w="130" w:type="dxa"/>
@@ -118,16 +118,15 @@
                 <w:color w:val="FFFFFF"/>
                 <w:sz w:val="19"/>
               </w:rPr>
-              <w:t>全剧标准定稿设定参数</w:t>
+              <w:t>全剧标准定稿设定内容</w:t>
             </w:r>
           </w:p>
         </w:tc>
       </w:tr>
       <w:tr>
-        <w:trPr/>
         <w:tc>
           <w:tcPr>
-            <w:tcW w:type="dxa" w:w="2592"/>
+            <w:tcW w:type="dxa" w:w="2664"/>
             <w:vAlign w:val="center"/>
             <w:tcMar>
               <w:top w:w="105" w:type="dxa"/>
@@ -155,7 +154,7 @@
         </w:tc>
         <w:tc>
           <w:tcPr>
-            <w:tcW w:type="dxa" w:w="7776"/>
+            <w:tcW w:type="dxa" w:w="7704"/>
             <w:vAlign w:val="center"/>
             <w:tcMar>
               <w:top w:w="105" w:type="dxa"/>
@@ -183,10 +182,9 @@
         </w:tc>
       </w:tr>
       <w:tr>
-        <w:trPr/>
         <w:tc>
           <w:tcPr>
-            <w:tcW w:type="dxa" w:w="2592"/>
+            <w:tcW w:type="dxa" w:w="2664"/>
             <w:vAlign w:val="center"/>
             <w:tcMar>
               <w:top w:w="105" w:type="dxa"/>
@@ -215,7 +213,7 @@
         </w:tc>
         <w:tc>
           <w:tcPr>
-            <w:tcW w:type="dxa" w:w="7776"/>
+            <w:tcW w:type="dxa" w:w="7704"/>
             <w:vAlign w:val="center"/>
             <w:tcMar>
               <w:top w:w="105" w:type="dxa"/>
@@ -244,10 +242,9 @@
         </w:tc>
       </w:tr>
       <w:tr>
-        <w:trPr/>
         <w:tc>
           <w:tcPr>
-            <w:tcW w:type="dxa" w:w="2592"/>
+            <w:tcW w:type="dxa" w:w="2664"/>
             <w:vAlign w:val="center"/>
             <w:tcMar>
               <w:top w:w="105" w:type="dxa"/>
@@ -275,7 +272,7 @@
         </w:tc>
         <w:tc>
           <w:tcPr>
-            <w:tcW w:type="dxa" w:w="7776"/>
+            <w:tcW w:type="dxa" w:w="7704"/>
             <w:vAlign w:val="center"/>
             <w:tcMar>
               <w:top w:w="105" w:type="dxa"/>
@@ -303,10 +300,9 @@
         </w:tc>
       </w:tr>
       <w:tr>
-        <w:trPr/>
         <w:tc>
           <w:tcPr>
-            <w:tcW w:type="dxa" w:w="2592"/>
+            <w:tcW w:type="dxa" w:w="2664"/>
             <w:vAlign w:val="center"/>
             <w:tcMar>
               <w:top w:w="105" w:type="dxa"/>
@@ -335,7 +331,7 @@
         </w:tc>
         <w:tc>
           <w:tcPr>
-            <w:tcW w:type="dxa" w:w="7776"/>
+            <w:tcW w:type="dxa" w:w="7704"/>
             <w:vAlign w:val="center"/>
             <w:tcMar>
               <w:top w:w="105" w:type="dxa"/>
@@ -364,10 +360,9 @@
         </w:tc>
       </w:tr>
       <w:tr>
-        <w:trPr/>
         <w:tc>
           <w:tcPr>
-            <w:tcW w:type="dxa" w:w="2592"/>
+            <w:tcW w:type="dxa" w:w="2664"/>
             <w:vAlign w:val="center"/>
             <w:tcMar>
               <w:top w:w="105" w:type="dxa"/>
@@ -395,7 +390,7 @@
         </w:tc>
         <w:tc>
           <w:tcPr>
-            <w:tcW w:type="dxa" w:w="7776"/>
+            <w:tcW w:type="dxa" w:w="7704"/>
             <w:vAlign w:val="center"/>
             <w:tcMar>
               <w:top w:w="105" w:type="dxa"/>
@@ -423,10 +418,9 @@
         </w:tc>
       </w:tr>
       <w:tr>
-        <w:trPr/>
         <w:tc>
           <w:tcPr>
-            <w:tcW w:type="dxa" w:w="2592"/>
+            <w:tcW w:type="dxa" w:w="2664"/>
             <w:vAlign w:val="center"/>
             <w:tcMar>
               <w:top w:w="105" w:type="dxa"/>
@@ -455,7 +449,7 @@
         </w:tc>
         <w:tc>
           <w:tcPr>
-            <w:tcW w:type="dxa" w:w="7776"/>
+            <w:tcW w:type="dxa" w:w="7704"/>
             <w:vAlign w:val="center"/>
             <w:tcMar>
               <w:top w:w="105" w:type="dxa"/>
@@ -484,10 +478,9 @@
         </w:tc>
       </w:tr>
       <w:tr>
-        <w:trPr/>
         <w:tc>
           <w:tcPr>
-            <w:tcW w:type="dxa" w:w="2592"/>
+            <w:tcW w:type="dxa" w:w="2664"/>
             <w:vAlign w:val="center"/>
             <w:tcMar>
               <w:top w:w="105" w:type="dxa"/>
@@ -515,7 +508,7 @@
         </w:tc>
         <w:tc>
           <w:tcPr>
-            <w:tcW w:type="dxa" w:w="7776"/>
+            <w:tcW w:type="dxa" w:w="7704"/>
             <w:vAlign w:val="center"/>
             <w:tcMar>
               <w:top w:w="105" w:type="dxa"/>
@@ -543,10 +536,9 @@
         </w:tc>
       </w:tr>
       <w:tr>
-        <w:trPr/>
         <w:tc>
           <w:tcPr>
-            <w:tcW w:type="dxa" w:w="2592"/>
+            <w:tcW w:type="dxa" w:w="2664"/>
             <w:vAlign w:val="center"/>
             <w:tcMar>
               <w:top w:w="105" w:type="dxa"/>
@@ -575,7 +567,7 @@
         </w:tc>
         <w:tc>
           <w:tcPr>
-            <w:tcW w:type="dxa" w:w="7776"/>
+            <w:tcW w:type="dxa" w:w="7704"/>
             <w:vAlign w:val="center"/>
             <w:tcMar>
               <w:top w:w="105" w:type="dxa"/>
@@ -604,10 +596,9 @@
         </w:tc>
       </w:tr>
       <w:tr>
-        <w:trPr/>
         <w:tc>
           <w:tcPr>
-            <w:tcW w:type="dxa" w:w="2592"/>
+            <w:tcW w:type="dxa" w:w="2664"/>
             <w:vAlign w:val="center"/>
             <w:tcMar>
               <w:top w:w="105" w:type="dxa"/>
@@ -635,7 +626,7 @@
         </w:tc>
         <w:tc>
           <w:tcPr>
-            <w:tcW w:type="dxa" w:w="7776"/>
+            <w:tcW w:type="dxa" w:w="7704"/>
             <w:vAlign w:val="center"/>
             <w:tcMar>
               <w:top w:w="105" w:type="dxa"/>
@@ -675,7 +666,7 @@
           <w:color w:val="192D55"/>
           <w:sz w:val="25"/>
         </w:rPr>
-        <w:t>第二章　场景整体空间全貌、建筑结构与陈设细节全景详述</w:t>
+        <w:t>第二章　建筑空间格局、子区域拓扑、美术陈设与光影色温全景细描</w:t>
       </w:r>
     </w:p>
     <w:p>
@@ -773,17 +764,17 @@
     </w:p>
     <w:p>
       <w:pPr>
-        <w:spacing w:before="240" w:after="80" w:line="384" w:lineRule="auto"/>
+        <w:spacing w:before="160" w:after="80" w:line="384" w:lineRule="auto"/>
         <w:jc w:val="left"/>
       </w:pPr>
       <w:r>
         <w:rPr>
           <w:rFonts w:ascii="Arial" w:hAnsi="Arial" w:eastAsia="黑体"/>
           <w:b/>
-          <w:color w:val="192D55"/>
-          <w:sz w:val="25"/>
+          <w:color w:val="141414"/>
+          <w:sz w:val="22"/>
         </w:rPr>
-        <w:t>第三章　子空间功能分区、平面拓扑关系与多视角镜头动线全解</w:t>
+        <w:t>（四）子空间分区、标志性道具锚点与摄影机轴线调度总表</w:t>
       </w:r>
     </w:p>
     <w:tbl>
@@ -795,8 +786,9 @@
         <w:tblLook w:firstColumn="1" w:firstRow="1" w:lastColumn="0" w:lastRow="0" w:noHBand="0" w:noVBand="1" w:val="04A0"/>
       </w:tblPr>
       <w:tblGrid>
-        <w:gridCol w:w="5184"/>
-        <w:gridCol w:w="5184"/>
+        <w:gridCol w:w="3456"/>
+        <w:gridCol w:w="3456"/>
+        <w:gridCol w:w="3456"/>
       </w:tblGrid>
       <w:tr>
         <w:trPr>
@@ -805,7 +797,7 @@
         </w:trPr>
         <w:tc>
           <w:tcPr>
-            <w:tcW w:type="dxa" w:w="2664"/>
+            <w:tcW w:type="dxa" w:w="2376"/>
             <w:vAlign w:val="center"/>
             <w:tcMar>
               <w:top w:w="130" w:type="dxa"/>
@@ -828,13 +820,13 @@
                 <w:color w:val="FFFFFF"/>
                 <w:sz w:val="19"/>
               </w:rPr>
-              <w:t>子空间分区与方位坐标</w:t>
+              <w:t>子空间功能分区</w:t>
             </w:r>
           </w:p>
         </w:tc>
         <w:tc>
           <w:tcPr>
-            <w:tcW w:type="dxa" w:w="7704"/>
+            <w:tcW w:type="dxa" w:w="3384"/>
             <w:vAlign w:val="center"/>
             <w:tcMar>
               <w:top w:w="130" w:type="dxa"/>
@@ -857,16 +849,44 @@
                 <w:color w:val="FFFFFF"/>
                 <w:sz w:val="19"/>
               </w:rPr>
-              <w:t>标志性陈设道具、机位轴线与人物进出动线详解</w:t>
+              <w:t>标志性美术陈设与道具锚点</w:t>
+            </w:r>
+          </w:p>
+        </w:tc>
+        <w:tc>
+          <w:tcPr>
+            <w:tcW w:type="dxa" w:w="4608"/>
+            <w:vAlign w:val="center"/>
+            <w:tcMar>
+              <w:top w:w="130" w:type="dxa"/>
+              <w:bottom w:w="130" w:type="dxa"/>
+              <w:left w:w="150" w:type="dxa"/>
+              <w:right w:w="150" w:type="dxa"/>
+            </w:tcMar>
+            <w:shd w:fill="1F3864"/>
+          </w:tcPr>
+          <w:p>
+            <w:pPr>
+              <w:spacing w:before="40" w:after="40" w:line="312" w:lineRule="auto"/>
+              <w:jc w:val="center"/>
+            </w:pPr>
+            <w:r/>
+            <w:r>
+              <w:rPr>
+                <w:rFonts w:ascii="Arial" w:hAnsi="Arial" w:eastAsia="黑体"/>
+                <w:b/>
+                <w:color w:val="FFFFFF"/>
+                <w:sz w:val="19"/>
+              </w:rPr>
+              <w:t>镜头轴线设计与场面调度功能</w:t>
             </w:r>
           </w:p>
         </w:tc>
       </w:tr>
       <w:tr>
-        <w:trPr/>
         <w:tc>
           <w:tcPr>
-            <w:tcW w:type="dxa" w:w="2664"/>
+            <w:tcW w:type="dxa" w:w="2376"/>
             <w:vAlign w:val="center"/>
             <w:tcMar>
               <w:top w:w="105" w:type="dxa"/>
@@ -894,7 +914,7 @@
         </w:tc>
         <w:tc>
           <w:tcPr>
-            <w:tcW w:type="dxa" w:w="7704"/>
+            <w:tcW w:type="dxa" w:w="3384"/>
             <w:vAlign w:val="center"/>
             <w:tcMar>
               <w:top w:w="105" w:type="dxa"/>
@@ -916,21 +936,43 @@
                 <w:color w:val="191919"/>
                 <w:sz w:val="19"/>
               </w:rPr>
-              <w:t>【标志性美术陈设与道具锚点】</w:t>
-              <w:br/>
               <w:t>502防盗门、《街头霸王》立式街机台、衣帽钩（挂赵了黑礼帽与红黑格纹围巾）</w:t>
-              <w:br/>
-              <w:br/>
+            </w:r>
+          </w:p>
+        </w:tc>
+        <w:tc>
+          <w:tcPr>
+            <w:tcW w:type="dxa" w:w="4608"/>
+            <w:vAlign w:val="center"/>
+            <w:tcMar>
+              <w:top w:w="105" w:type="dxa"/>
+              <w:bottom w:w="105" w:type="dxa"/>
+              <w:left w:w="145" w:type="dxa"/>
+              <w:right w:w="145" w:type="dxa"/>
+            </w:tcMar>
+          </w:tcPr>
+          <w:p>
+            <w:pPr>
+              <w:spacing w:before="40" w:after="40" w:line="341" w:lineRule="auto"/>
+              <w:jc w:val="left"/>
+            </w:pPr>
+            <w:r/>
+            <w:r>
+              <w:rPr>
+                <w:rFonts w:ascii="Times New Roman" w:hAnsi="Times New Roman" w:eastAsia="宋体"/>
+                <w:b w:val="0"/>
+                <w:color w:val="191919"/>
+                <w:sz w:val="19"/>
+              </w:rPr>
               <w:t>【镜头轴线与动线功能】入户门猫眼与门缝构成对501室及楼道的窥视机位（EP02噩梦偷窥、EP22小雪门外偷听老年余博士对话）；街机台承载三代同体童心未泯的互动（EP14送DV、EP19暑假对战）</w:t>
             </w:r>
           </w:p>
         </w:tc>
       </w:tr>
       <w:tr>
-        <w:trPr/>
         <w:tc>
           <w:tcPr>
-            <w:tcW w:type="dxa" w:w="2664"/>
+            <w:tcW w:type="dxa" w:w="2376"/>
             <w:vAlign w:val="center"/>
             <w:tcMar>
               <w:top w:w="105" w:type="dxa"/>
@@ -959,7 +1001,7 @@
         </w:tc>
         <w:tc>
           <w:tcPr>
-            <w:tcW w:type="dxa" w:w="7704"/>
+            <w:tcW w:type="dxa" w:w="3384"/>
             <w:vAlign w:val="center"/>
             <w:tcMar>
               <w:top w:w="105" w:type="dxa"/>
@@ -982,21 +1024,44 @@
                 <w:color w:val="191919"/>
                 <w:sz w:val="19"/>
               </w:rPr>
-              <w:t>【标志性美术陈设与道具锚点】</w:t>
-              <w:br/>
               <w:t>深棕真皮沙发、实木茶几、嵌入式电子密码保险箱（密码000000）</w:t>
-              <w:br/>
-              <w:br/>
+            </w:r>
+          </w:p>
+        </w:tc>
+        <w:tc>
+          <w:tcPr>
+            <w:tcW w:type="dxa" w:w="4608"/>
+            <w:vAlign w:val="center"/>
+            <w:tcMar>
+              <w:top w:w="105" w:type="dxa"/>
+              <w:bottom w:w="105" w:type="dxa"/>
+              <w:left w:w="145" w:type="dxa"/>
+              <w:right w:w="145" w:type="dxa"/>
+            </w:tcMar>
+            <w:shd w:fill="F7FAFC"/>
+          </w:tcPr>
+          <w:p>
+            <w:pPr>
+              <w:spacing w:before="40" w:after="40" w:line="341" w:lineRule="auto"/>
+              <w:jc w:val="left"/>
+            </w:pPr>
+            <w:r/>
+            <w:r>
+              <w:rPr>
+                <w:rFonts w:ascii="Times New Roman" w:hAnsi="Times New Roman" w:eastAsia="宋体"/>
+                <w:b w:val="0"/>
+                <w:color w:val="191919"/>
+                <w:sz w:val="19"/>
+              </w:rPr>
               <w:t>【镜头轴线与动线功能】承载中老两代“废物同盟”密谋（EP09–12）、EP19小雪潜入用毒针刺倒赵了、EP21赵了用六个零打开保险箱许下“我们三个共同面对”承诺、EP22押回劫匪徐家宝坐沙发录制身份证认罪DV、EP22老年余博士现身摊牌</w:t>
             </w:r>
           </w:p>
         </w:tc>
       </w:tr>
       <w:tr>
-        <w:trPr/>
         <w:tc>
           <w:tcPr>
-            <w:tcW w:type="dxa" w:w="2664"/>
+            <w:tcW w:type="dxa" w:w="2376"/>
             <w:vAlign w:val="center"/>
             <w:tcMar>
               <w:top w:w="105" w:type="dxa"/>
@@ -1024,7 +1089,7 @@
         </w:tc>
         <w:tc>
           <w:tcPr>
-            <w:tcW w:type="dxa" w:w="7704"/>
+            <w:tcW w:type="dxa" w:w="3384"/>
             <w:vAlign w:val="center"/>
             <w:tcMar>
               <w:top w:w="105" w:type="dxa"/>
@@ -1046,21 +1111,43 @@
                 <w:color w:val="191919"/>
                 <w:sz w:val="19"/>
               </w:rPr>
-              <w:t>【标志性美术陈设与道具锚点】</w:t>
-              <w:br/>
               <w:t>实木大床、刘美奕送的绿白格旧棉被、晨光书桌与黑鸽子监控电脑</w:t>
-              <w:br/>
-              <w:br/>
+            </w:r>
+          </w:p>
+        </w:tc>
+        <w:tc>
+          <w:tcPr>
+            <w:tcW w:type="dxa" w:w="4608"/>
+            <w:vAlign w:val="center"/>
+            <w:tcMar>
+              <w:top w:w="105" w:type="dxa"/>
+              <w:bottom w:w="105" w:type="dxa"/>
+              <w:left w:w="145" w:type="dxa"/>
+              <w:right w:w="145" w:type="dxa"/>
+            </w:tcMar>
+          </w:tcPr>
+          <w:p>
+            <w:pPr>
+              <w:spacing w:before="40" w:after="40" w:line="341" w:lineRule="auto"/>
+              <w:jc w:val="left"/>
+            </w:pPr>
+            <w:r/>
+            <w:r>
+              <w:rPr>
+                <w:rFonts w:ascii="Times New Roman" w:hAnsi="Times New Roman" w:eastAsia="宋体"/>
+                <w:b w:val="0"/>
+                <w:color w:val="191919"/>
+                <w:sz w:val="19"/>
+              </w:rPr>
               <w:t>【镜头轴线与动线功能】承载EP01片尾赵了摘帽露左额月牙疤念出“苟未来”、EP03远程代回徐图图QQ、EP21赵了躺在床上假装植物人配合荀未来与小赵试探小雪真心</w:t>
             </w:r>
           </w:p>
         </w:tc>
       </w:tr>
       <w:tr>
-        <w:trPr/>
         <w:tc>
           <w:tcPr>
-            <w:tcW w:type="dxa" w:w="2664"/>
+            <w:tcW w:type="dxa" w:w="2376"/>
             <w:vAlign w:val="center"/>
             <w:tcMar>
               <w:top w:w="105" w:type="dxa"/>
@@ -1089,7 +1176,7 @@
         </w:tc>
         <w:tc>
           <w:tcPr>
-            <w:tcW w:type="dxa" w:w="7704"/>
+            <w:tcW w:type="dxa" w:w="3384"/>
             <w:vAlign w:val="center"/>
             <w:tcMar>
               <w:top w:w="105" w:type="dxa"/>
@@ -1112,11 +1199,35 @@
                 <w:color w:val="191919"/>
                 <w:sz w:val="19"/>
               </w:rPr>
-              <w:t>【标志性美术陈设与道具锚点】</w:t>
-              <w:br/>
               <w:t>纯黑遮光落地布帘、整墙软木线索板、红色毛线因果网、三代照片与车祸剪报</w:t>
-              <w:br/>
-              <w:br/>
+            </w:r>
+          </w:p>
+        </w:tc>
+        <w:tc>
+          <w:tcPr>
+            <w:tcW w:type="dxa" w:w="4608"/>
+            <w:vAlign w:val="center"/>
+            <w:tcMar>
+              <w:top w:w="105" w:type="dxa"/>
+              <w:bottom w:w="105" w:type="dxa"/>
+              <w:left w:w="145" w:type="dxa"/>
+              <w:right w:w="145" w:type="dxa"/>
+            </w:tcMar>
+            <w:shd w:fill="F7FAFC"/>
+          </w:tcPr>
+          <w:p>
+            <w:pPr>
+              <w:spacing w:before="40" w:after="40" w:line="341" w:lineRule="auto"/>
+              <w:jc w:val="left"/>
+            </w:pPr>
+            <w:r/>
+            <w:r>
+              <w:rPr>
+                <w:rFonts w:ascii="Times New Roman" w:hAnsi="Times New Roman" w:eastAsia="宋体"/>
+                <w:b w:val="0"/>
+                <w:color w:val="191919"/>
+                <w:sz w:val="19"/>
+              </w:rPr>
               <w:t>【镜头轴线与动线功能】采用推轨主观镜头配合黑帘拉开的光影骤变：承载EP01第三重穿越者身份揭晓，以及EP19结尾16岁赵左右一把拉开黑帘、在推近特写中彻底洞悉“三代同体与舒图必死”全剧最大真相</w:t>
             </w:r>
           </w:p>
@@ -1135,7 +1246,7 @@
           <w:color w:val="192D55"/>
           <w:sz w:val="25"/>
         </w:rPr>
-        <w:t>第四章　跨时期/三篇章视觉演变、光影色温体系与视听调度深度解析</w:t>
+        <w:t>第三章　空间心理隐喻与三篇章（白昼·黄昏·黑夜）光影叙事演进</w:t>
       </w:r>
     </w:p>
     <w:p>
@@ -1243,7 +1354,7 @@
           <w:color w:val="192D55"/>
           <w:sz w:val="25"/>
         </w:rPr>
-        <w:t>第五章　全剧发生于本场景的核心戏剧事件与名场面完整纪实</w:t>
+        <w:t>第四章　本场景在全剧24集中的核心戏剧事件、场面调度与名场面完整纪实</w:t>
       </w:r>
     </w:p>
     <w:p>
